--- a/Project AIS.docx
+++ b/Project AIS.docx
@@ -2436,7 +2436,33 @@
           <w:rFonts w:eastAsia="Times New Roman"/>
           <w:lang w:eastAsia="en-GB"/>
         </w:rPr>
-        <w:t>9</w:t>
+        <w:t xml:space="preserve">9. GITHUB Repo: </w:t>
+      </w:r>
+      <w:hyperlink r:id="rId6" w:history="1">
+        <w:r>
+          <w:rPr>
+            <w:rStyle w:val="Hyperlink"/>
+            <w:rFonts w:eastAsia="Times New Roman"/>
+            <w:lang w:eastAsia="en-GB"/>
+          </w:rPr>
+          <w:t>https://github.com/kondajji/projectais/</w:t>
+        </w:r>
+      </w:hyperlink>
+    </w:p>
+    <w:p>
+      <w:pPr>
+        <w:pStyle w:val="Heading2"/>
+        <w:rPr>
+          <w:rFonts w:eastAsia="Times New Roman"/>
+          <w:lang w:eastAsia="en-GB"/>
+        </w:rPr>
+      </w:pPr>
+      <w:r>
+        <w:rPr>
+          <w:rFonts w:eastAsia="Times New Roman"/>
+          <w:lang w:eastAsia="en-GB"/>
+        </w:rPr>
+        <w:t>10</w:t>
       </w:r>
       <w:r>
         <w:rPr>
@@ -5173,6 +5199,29 @@
       <w:szCs w:val="20"/>
     </w:rPr>
   </w:style>
+  <w:style w:type="character" w:styleId="Hyperlink">
+    <w:name w:val="Hyperlink"/>
+    <w:basedOn w:val="DefaultParagraphFont"/>
+    <w:uiPriority w:val="99"/>
+    <w:unhideWhenUsed/>
+    <w:rsid w:val="007E3DEC"/>
+    <w:rPr>
+      <w:color w:val="467886" w:themeColor="hyperlink"/>
+      <w:u w:val="single"/>
+    </w:rPr>
+  </w:style>
+  <w:style w:type="character" w:styleId="UnresolvedMention">
+    <w:name w:val="Unresolved Mention"/>
+    <w:basedOn w:val="DefaultParagraphFont"/>
+    <w:uiPriority w:val="99"/>
+    <w:semiHidden/>
+    <w:unhideWhenUsed/>
+    <w:rsid w:val="007E3DEC"/>
+    <w:rPr>
+      <w:color w:val="605E5C"/>
+      <w:shd w:val="clear" w:color="auto" w:fill="E1DFDD"/>
+    </w:rPr>
+  </w:style>
 </w:styles>
 </file>
 

--- a/Project AIS.docx
+++ b/Project AIS.docx
@@ -4,115 +4,99 @@
   <w:body>
     <w:p>
       <w:pPr>
-        <w:pStyle w:val="Heading1"/>
-        <w:rPr>
-          <w:rFonts w:asciiTheme="minorHAnsi" w:eastAsia="Times New Roman" w:hAnsiTheme="minorHAnsi"/>
-          <w:lang w:eastAsia="en-GB"/>
-        </w:rPr>
-      </w:pPr>
-      <w:r>
-        <w:rPr>
-          <w:rFonts w:asciiTheme="minorHAnsi" w:eastAsia="Times New Roman" w:hAnsiTheme="minorHAnsi"/>
-          <w:lang w:eastAsia="en-GB"/>
-        </w:rPr>
-        <w:t>Project AIS – AI Based Search for Vendor Transaction Data.</w:t>
+        <w:pStyle w:val="NormalWeb"/>
+        <w:rPr>
+          <w:rFonts w:asciiTheme="minorHAnsi" w:hAnsiTheme="minorHAnsi"/>
+        </w:rPr>
+      </w:pPr>
+      <w:r>
+        <w:rPr>
+          <w:rStyle w:val="Strong"/>
+          <w:rFonts w:asciiTheme="minorHAnsi" w:eastAsiaTheme="majorEastAsia" w:hAnsiTheme="minorHAnsi"/>
+        </w:rPr>
+        <w:t>Project AIS – AI-Based Search for Vendor Transaction Data</w:t>
       </w:r>
     </w:p>
     <w:p>
       <w:pPr>
         <w:pStyle w:val="Heading2"/>
         <w:rPr>
-          <w:rFonts w:asciiTheme="minorHAnsi" w:eastAsia="Times New Roman" w:hAnsiTheme="minorHAnsi" w:cs="Times New Roman"/>
-          <w:b/>
-          <w:bCs/>
-          <w:kern w:val="0"/>
-          <w:sz w:val="36"/>
-          <w:szCs w:val="36"/>
-          <w:lang w:eastAsia="en-GB"/>
-          <w14:ligatures w14:val="none"/>
-        </w:rPr>
-      </w:pPr>
-      <w:r>
-        <w:rPr>
-          <w:rFonts w:asciiTheme="minorHAnsi" w:eastAsia="Times New Roman" w:hAnsiTheme="minorHAnsi" w:cs="Times New Roman"/>
-          <w:b/>
-          <w:bCs/>
-          <w:kern w:val="0"/>
-          <w:sz w:val="36"/>
-          <w:szCs w:val="36"/>
-          <w:lang w:eastAsia="en-GB"/>
-          <w14:ligatures w14:val="none"/>
-        </w:rPr>
-        <w:t>1</w:t>
-      </w:r>
-      <w:r>
-        <w:rPr>
-          <w:lang w:eastAsia="en-GB"/>
-        </w:rPr>
-        <w:t>. Problem Statement</w:t>
-      </w:r>
-    </w:p>
-    <w:p>
-      <w:pPr>
-        <w:spacing w:before="100" w:beforeAutospacing="1" w:after="100" w:afterAutospacing="1" w:line="240" w:lineRule="auto"/>
-        <w:rPr>
-          <w:rFonts w:eastAsia="Times New Roman" w:cs="Times New Roman"/>
-          <w:kern w:val="0"/>
-          <w:lang w:eastAsia="en-GB"/>
-          <w14:ligatures w14:val="none"/>
-        </w:rPr>
-      </w:pPr>
-      <w:r>
-        <w:rPr>
-          <w:rFonts w:eastAsia="Times New Roman" w:cs="Times New Roman"/>
-          <w:kern w:val="0"/>
-          <w:lang w:eastAsia="en-GB"/>
-          <w14:ligatures w14:val="none"/>
-        </w:rPr>
-        <w:t>Project AIS aims to solve the challenge of efficiently retrieving and analysing contract-related information from a database. Organizations often struggle with managing vendor contracts, invoices, purchase orders, and financial records, leading to inefficiencies in contract management and financial tracking. The project provides an intelligent system to query and retrieve contract details using natural language processing</w:t>
-      </w:r>
-      <w:r>
-        <w:rPr>
-          <w:rFonts w:eastAsia="Times New Roman" w:cs="Times New Roman"/>
-          <w:kern w:val="0"/>
-          <w:lang w:eastAsia="en-GB"/>
-          <w14:ligatures w14:val="none"/>
-        </w:rPr>
-        <w:t>. As a Vendor Manager or Business owner, connecting to a database querying the transaction data is tedious, or opening an SAAS based application, applying multiple filter to extract simple information is time challenging.</w:t>
+          <w:rFonts w:asciiTheme="minorHAnsi" w:hAnsiTheme="minorHAnsi"/>
+        </w:rPr>
+      </w:pPr>
+      <w:r>
+        <w:rPr>
+          <w:rFonts w:asciiTheme="minorHAnsi" w:hAnsiTheme="minorHAnsi"/>
+        </w:rPr>
+        <w:t>1. Problem Statement</w:t>
+      </w:r>
+    </w:p>
+    <w:p>
+      <w:pPr>
+        <w:pStyle w:val="NormalWeb"/>
+        <w:rPr>
+          <w:rFonts w:asciiTheme="minorHAnsi" w:hAnsiTheme="minorHAnsi"/>
+        </w:rPr>
+      </w:pPr>
+      <w:r>
+        <w:rPr>
+          <w:rFonts w:asciiTheme="minorHAnsi" w:hAnsiTheme="minorHAnsi"/>
+        </w:rPr>
+        <w:t xml:space="preserve">Project AIS aims to solve the challenge of efficiently retrieving and </w:t>
+      </w:r>
+      <w:proofErr w:type="spellStart"/>
+      <w:r>
+        <w:rPr>
+          <w:rFonts w:asciiTheme="minorHAnsi" w:hAnsiTheme="minorHAnsi"/>
+        </w:rPr>
+        <w:t>analyzing</w:t>
+      </w:r>
+      <w:proofErr w:type="spellEnd"/>
+      <w:r>
+        <w:rPr>
+          <w:rFonts w:asciiTheme="minorHAnsi" w:hAnsiTheme="minorHAnsi"/>
+        </w:rPr>
+        <w:t xml:space="preserve"> contract-related information from a database. Organizations often struggle with managing vendor contracts, invoices, purchase orders, and financial records, leading to inefficiencies in contract management and financial tracking. The project provides an intelligent system to query and retrieve contract details using natural language processing.</w:t>
+      </w:r>
+    </w:p>
+    <w:p>
+      <w:pPr>
+        <w:pStyle w:val="NormalWeb"/>
+        <w:rPr>
+          <w:rFonts w:asciiTheme="minorHAnsi" w:hAnsiTheme="minorHAnsi"/>
+        </w:rPr>
+      </w:pPr>
+      <w:r>
+        <w:rPr>
+          <w:rFonts w:asciiTheme="minorHAnsi" w:hAnsiTheme="minorHAnsi"/>
+        </w:rPr>
+        <w:t>As a Vendor Manager or Business Owner, connecting to a database, querying transaction data is tedious, or opening a SaaS-based application and applying multiple filters to extract simple information is time-consuming.</w:t>
       </w:r>
     </w:p>
     <w:p>
       <w:pPr>
         <w:pStyle w:val="Heading2"/>
         <w:rPr>
-          <w:rFonts w:eastAsia="Times New Roman"/>
-          <w:lang w:eastAsia="en-GB"/>
-        </w:rPr>
-      </w:pPr>
-      <w:r>
-        <w:rPr>
-          <w:rFonts w:eastAsia="Times New Roman"/>
-          <w:lang w:eastAsia="en-GB"/>
+          <w:rFonts w:asciiTheme="minorHAnsi" w:hAnsiTheme="minorHAnsi"/>
+        </w:rPr>
+      </w:pPr>
+      <w:r>
+        <w:rPr>
+          <w:rFonts w:asciiTheme="minorHAnsi" w:hAnsiTheme="minorHAnsi"/>
         </w:rPr>
         <w:t>2. Objective</w:t>
       </w:r>
     </w:p>
     <w:p>
       <w:pPr>
-        <w:spacing w:before="100" w:beforeAutospacing="1" w:after="100" w:afterAutospacing="1" w:line="240" w:lineRule="auto"/>
-        <w:rPr>
-          <w:rFonts w:eastAsia="Times New Roman" w:cs="Times New Roman"/>
-          <w:kern w:val="0"/>
-          <w:lang w:eastAsia="en-GB"/>
-          <w14:ligatures w14:val="none"/>
-        </w:rPr>
-      </w:pPr>
-      <w:r>
-        <w:rPr>
-          <w:rFonts w:eastAsia="Times New Roman" w:cs="Times New Roman"/>
-          <w:kern w:val="0"/>
-          <w:lang w:eastAsia="en-GB"/>
-          <w14:ligatures w14:val="none"/>
+        <w:pStyle w:val="NormalWeb"/>
+        <w:rPr>
+          <w:rFonts w:asciiTheme="minorHAnsi" w:hAnsiTheme="minorHAnsi"/>
+        </w:rPr>
+      </w:pPr>
+      <w:r>
+        <w:rPr>
+          <w:rFonts w:asciiTheme="minorHAnsi" w:hAnsiTheme="minorHAnsi"/>
         </w:rPr>
         <w:t>The primary objective of Project AIS is to develop an AI-driven contract intelligence system that allows users to query contract-related data using natural language. The system should:</w:t>
       </w:r>
@@ -121,23 +105,11 @@
       <w:pPr>
         <w:numPr>
           <w:ilvl w:val="0"/>
-          <w:numId w:val="1"/>
+          <w:numId w:val="14"/>
         </w:numPr>
         <w:spacing w:before="100" w:beforeAutospacing="1" w:after="100" w:afterAutospacing="1" w:line="240" w:lineRule="auto"/>
-        <w:rPr>
-          <w:rFonts w:eastAsia="Times New Roman" w:cs="Times New Roman"/>
-          <w:kern w:val="0"/>
-          <w:lang w:eastAsia="en-GB"/>
-          <w14:ligatures w14:val="none"/>
-        </w:rPr>
-      </w:pPr>
-      <w:r>
-        <w:rPr>
-          <w:rFonts w:eastAsia="Times New Roman" w:cs="Times New Roman"/>
-          <w:kern w:val="0"/>
-          <w:lang w:eastAsia="en-GB"/>
-          <w14:ligatures w14:val="none"/>
-        </w:rPr>
+      </w:pPr>
+      <w:r>
         <w:t>Enable efficient contract and invoice retrieval.</w:t>
       </w:r>
     </w:p>
@@ -145,23 +117,11 @@
       <w:pPr>
         <w:numPr>
           <w:ilvl w:val="0"/>
-          <w:numId w:val="1"/>
+          <w:numId w:val="14"/>
         </w:numPr>
         <w:spacing w:before="100" w:beforeAutospacing="1" w:after="100" w:afterAutospacing="1" w:line="240" w:lineRule="auto"/>
-        <w:rPr>
-          <w:rFonts w:eastAsia="Times New Roman" w:cs="Times New Roman"/>
-          <w:kern w:val="0"/>
-          <w:lang w:eastAsia="en-GB"/>
-          <w14:ligatures w14:val="none"/>
-        </w:rPr>
-      </w:pPr>
-      <w:r>
-        <w:rPr>
-          <w:rFonts w:eastAsia="Times New Roman" w:cs="Times New Roman"/>
-          <w:kern w:val="0"/>
-          <w:lang w:eastAsia="en-GB"/>
-          <w14:ligatures w14:val="none"/>
-        </w:rPr>
+      </w:pPr>
+      <w:r>
         <w:t>Provide accurate financial insights.</w:t>
       </w:r>
     </w:p>
@@ -169,23 +129,11 @@
       <w:pPr>
         <w:numPr>
           <w:ilvl w:val="0"/>
-          <w:numId w:val="1"/>
+          <w:numId w:val="14"/>
         </w:numPr>
         <w:spacing w:before="100" w:beforeAutospacing="1" w:after="100" w:afterAutospacing="1" w:line="240" w:lineRule="auto"/>
-        <w:rPr>
-          <w:rFonts w:eastAsia="Times New Roman" w:cs="Times New Roman"/>
-          <w:kern w:val="0"/>
-          <w:lang w:eastAsia="en-GB"/>
-          <w14:ligatures w14:val="none"/>
-        </w:rPr>
-      </w:pPr>
-      <w:r>
-        <w:rPr>
-          <w:rFonts w:eastAsia="Times New Roman" w:cs="Times New Roman"/>
-          <w:kern w:val="0"/>
-          <w:lang w:eastAsia="en-GB"/>
-          <w14:ligatures w14:val="none"/>
-        </w:rPr>
+      </w:pPr>
+      <w:r>
         <w:t>Reduce manual effort in contract analysis.</w:t>
       </w:r>
     </w:p>
@@ -193,23 +141,11 @@
       <w:pPr>
         <w:numPr>
           <w:ilvl w:val="0"/>
-          <w:numId w:val="1"/>
+          <w:numId w:val="14"/>
         </w:numPr>
         <w:spacing w:before="100" w:beforeAutospacing="1" w:after="100" w:afterAutospacing="1" w:line="240" w:lineRule="auto"/>
-        <w:rPr>
-          <w:rFonts w:eastAsia="Times New Roman" w:cs="Times New Roman"/>
-          <w:kern w:val="0"/>
-          <w:lang w:eastAsia="en-GB"/>
-          <w14:ligatures w14:val="none"/>
-        </w:rPr>
-      </w:pPr>
-      <w:r>
-        <w:rPr>
-          <w:rFonts w:eastAsia="Times New Roman" w:cs="Times New Roman"/>
-          <w:kern w:val="0"/>
-          <w:lang w:eastAsia="en-GB"/>
-          <w14:ligatures w14:val="none"/>
-        </w:rPr>
+      </w:pPr>
+      <w:r>
         <w:t>Enhance decision-making with structured data outputs.</w:t>
       </w:r>
     </w:p>
@@ -217,34 +153,26 @@
       <w:pPr>
         <w:pStyle w:val="Heading2"/>
         <w:rPr>
-          <w:rFonts w:eastAsia="Times New Roman"/>
-          <w:lang w:eastAsia="en-GB"/>
-        </w:rPr>
-      </w:pPr>
-      <w:r>
-        <w:rPr>
-          <w:rFonts w:eastAsia="Times New Roman"/>
-          <w:lang w:eastAsia="en-GB"/>
+          <w:rFonts w:asciiTheme="minorHAnsi" w:hAnsiTheme="minorHAnsi"/>
+        </w:rPr>
+      </w:pPr>
+      <w:r>
+        <w:rPr>
+          <w:rFonts w:asciiTheme="minorHAnsi" w:hAnsiTheme="minorHAnsi"/>
         </w:rPr>
         <w:t>3. Approach</w:t>
       </w:r>
     </w:p>
     <w:p>
       <w:pPr>
-        <w:spacing w:before="100" w:beforeAutospacing="1" w:after="100" w:afterAutospacing="1" w:line="240" w:lineRule="auto"/>
-        <w:rPr>
-          <w:rFonts w:eastAsia="Times New Roman" w:cs="Times New Roman"/>
-          <w:kern w:val="0"/>
-          <w:lang w:eastAsia="en-GB"/>
-          <w14:ligatures w14:val="none"/>
-        </w:rPr>
-      </w:pPr>
-      <w:r>
-        <w:rPr>
-          <w:rFonts w:eastAsia="Times New Roman" w:cs="Times New Roman"/>
-          <w:kern w:val="0"/>
-          <w:lang w:eastAsia="en-GB"/>
-          <w14:ligatures w14:val="none"/>
+        <w:pStyle w:val="NormalWeb"/>
+        <w:rPr>
+          <w:rFonts w:asciiTheme="minorHAnsi" w:hAnsiTheme="minorHAnsi"/>
+        </w:rPr>
+      </w:pPr>
+      <w:r>
+        <w:rPr>
+          <w:rFonts w:asciiTheme="minorHAnsi" w:hAnsiTheme="minorHAnsi"/>
         </w:rPr>
         <w:t>The approach taken for Project AIS involves:</w:t>
       </w:r>
@@ -253,34 +181,17 @@
       <w:pPr>
         <w:numPr>
           <w:ilvl w:val="0"/>
-          <w:numId w:val="2"/>
+          <w:numId w:val="15"/>
         </w:numPr>
         <w:spacing w:before="100" w:beforeAutospacing="1" w:after="100" w:afterAutospacing="1" w:line="240" w:lineRule="auto"/>
-        <w:rPr>
-          <w:rFonts w:eastAsia="Times New Roman" w:cs="Times New Roman"/>
-          <w:kern w:val="0"/>
-          <w:lang w:eastAsia="en-GB"/>
-          <w14:ligatures w14:val="none"/>
-        </w:rPr>
-      </w:pPr>
-      <w:r>
-        <w:rPr>
-          <w:rFonts w:eastAsia="Times New Roman" w:cs="Times New Roman"/>
-          <w:b/>
-          <w:bCs/>
-          <w:kern w:val="0"/>
-          <w:lang w:eastAsia="en-GB"/>
-          <w14:ligatures w14:val="none"/>
+      </w:pPr>
+      <w:r>
+        <w:rPr>
+          <w:rStyle w:val="Strong"/>
         </w:rPr>
         <w:t>Database Structuring</w:t>
       </w:r>
       <w:r>
-        <w:rPr>
-          <w:rFonts w:eastAsia="Times New Roman" w:cs="Times New Roman"/>
-          <w:kern w:val="0"/>
-          <w:lang w:eastAsia="en-GB"/>
-          <w14:ligatures w14:val="none"/>
-        </w:rPr>
         <w:t xml:space="preserve"> – Organizing contract data into an SQLite database.</w:t>
       </w:r>
     </w:p>
@@ -288,54 +199,25 @@
       <w:pPr>
         <w:numPr>
           <w:ilvl w:val="0"/>
-          <w:numId w:val="2"/>
+          <w:numId w:val="15"/>
         </w:numPr>
         <w:spacing w:before="100" w:beforeAutospacing="1" w:after="100" w:afterAutospacing="1" w:line="240" w:lineRule="auto"/>
-        <w:rPr>
-          <w:rFonts w:eastAsia="Times New Roman" w:cs="Times New Roman"/>
-          <w:kern w:val="0"/>
-          <w:lang w:eastAsia="en-GB"/>
-          <w14:ligatures w14:val="none"/>
-        </w:rPr>
-      </w:pPr>
-      <w:r>
-        <w:rPr>
-          <w:rFonts w:eastAsia="Times New Roman" w:cs="Times New Roman"/>
-          <w:b/>
-          <w:bCs/>
-          <w:kern w:val="0"/>
-          <w:lang w:eastAsia="en-GB"/>
-          <w14:ligatures w14:val="none"/>
+      </w:pPr>
+      <w:r>
+        <w:rPr>
+          <w:rStyle w:val="Strong"/>
         </w:rPr>
         <w:t>Natural Language Processing</w:t>
       </w:r>
       <w:r>
-        <w:rPr>
-          <w:rFonts w:eastAsia="Times New Roman" w:cs="Times New Roman"/>
-          <w:kern w:val="0"/>
-          <w:lang w:eastAsia="en-GB"/>
-          <w14:ligatures w14:val="none"/>
-        </w:rPr>
         <w:t xml:space="preserve"> – Using </w:t>
       </w:r>
       <w:proofErr w:type="spellStart"/>
       <w:r>
-        <w:rPr>
-          <w:rFonts w:eastAsia="Times New Roman" w:cs="Times New Roman"/>
-          <w:kern w:val="0"/>
-          <w:lang w:eastAsia="en-GB"/>
-          <w14:ligatures w14:val="none"/>
-        </w:rPr>
         <w:t>LlamaIndex</w:t>
       </w:r>
       <w:proofErr w:type="spellEnd"/>
       <w:r>
-        <w:rPr>
-          <w:rFonts w:eastAsia="Times New Roman" w:cs="Times New Roman"/>
-          <w:kern w:val="0"/>
-          <w:lang w:eastAsia="en-GB"/>
-          <w14:ligatures w14:val="none"/>
-        </w:rPr>
         <w:t xml:space="preserve"> for querying structured data.</w:t>
       </w:r>
     </w:p>
@@ -343,34 +225,17 @@
       <w:pPr>
         <w:numPr>
           <w:ilvl w:val="0"/>
-          <w:numId w:val="2"/>
+          <w:numId w:val="15"/>
         </w:numPr>
         <w:spacing w:before="100" w:beforeAutospacing="1" w:after="100" w:afterAutospacing="1" w:line="240" w:lineRule="auto"/>
-        <w:rPr>
-          <w:rFonts w:eastAsia="Times New Roman" w:cs="Times New Roman"/>
-          <w:kern w:val="0"/>
-          <w:lang w:eastAsia="en-GB"/>
-          <w14:ligatures w14:val="none"/>
-        </w:rPr>
-      </w:pPr>
-      <w:r>
-        <w:rPr>
-          <w:rFonts w:eastAsia="Times New Roman" w:cs="Times New Roman"/>
-          <w:b/>
-          <w:bCs/>
-          <w:kern w:val="0"/>
-          <w:lang w:eastAsia="en-GB"/>
-          <w14:ligatures w14:val="none"/>
+      </w:pPr>
+      <w:r>
+        <w:rPr>
+          <w:rStyle w:val="Strong"/>
         </w:rPr>
         <w:t>AI-Powered Query Handling</w:t>
       </w:r>
       <w:r>
-        <w:rPr>
-          <w:rFonts w:eastAsia="Times New Roman" w:cs="Times New Roman"/>
-          <w:kern w:val="0"/>
-          <w:lang w:eastAsia="en-GB"/>
-          <w14:ligatures w14:val="none"/>
-        </w:rPr>
         <w:t xml:space="preserve"> – Leveraging OpenAI’s GPT models to process user queries.</w:t>
       </w:r>
     </w:p>
@@ -378,34 +243,17 @@
       <w:pPr>
         <w:numPr>
           <w:ilvl w:val="0"/>
-          <w:numId w:val="2"/>
+          <w:numId w:val="15"/>
         </w:numPr>
         <w:spacing w:before="100" w:beforeAutospacing="1" w:after="100" w:afterAutospacing="1" w:line="240" w:lineRule="auto"/>
-        <w:rPr>
-          <w:rFonts w:eastAsia="Times New Roman" w:cs="Times New Roman"/>
-          <w:kern w:val="0"/>
-          <w:lang w:eastAsia="en-GB"/>
-          <w14:ligatures w14:val="none"/>
-        </w:rPr>
-      </w:pPr>
-      <w:r>
-        <w:rPr>
-          <w:rFonts w:eastAsia="Times New Roman" w:cs="Times New Roman"/>
-          <w:b/>
-          <w:bCs/>
-          <w:kern w:val="0"/>
-          <w:lang w:eastAsia="en-GB"/>
-          <w14:ligatures w14:val="none"/>
+      </w:pPr>
+      <w:r>
+        <w:rPr>
+          <w:rStyle w:val="Strong"/>
         </w:rPr>
         <w:t>Data Indexing and Retrieval</w:t>
       </w:r>
       <w:r>
-        <w:rPr>
-          <w:rFonts w:eastAsia="Times New Roman" w:cs="Times New Roman"/>
-          <w:kern w:val="0"/>
-          <w:lang w:eastAsia="en-GB"/>
-          <w14:ligatures w14:val="none"/>
-        </w:rPr>
         <w:t xml:space="preserve"> – Structuring contract information for faster access.</w:t>
       </w:r>
     </w:p>
@@ -413,34 +261,17 @@
       <w:pPr>
         <w:numPr>
           <w:ilvl w:val="0"/>
-          <w:numId w:val="2"/>
+          <w:numId w:val="15"/>
         </w:numPr>
         <w:spacing w:before="100" w:beforeAutospacing="1" w:after="100" w:afterAutospacing="1" w:line="240" w:lineRule="auto"/>
-        <w:rPr>
-          <w:rFonts w:eastAsia="Times New Roman" w:cs="Times New Roman"/>
-          <w:kern w:val="0"/>
-          <w:lang w:eastAsia="en-GB"/>
-          <w14:ligatures w14:val="none"/>
-        </w:rPr>
-      </w:pPr>
-      <w:r>
-        <w:rPr>
-          <w:rFonts w:eastAsia="Times New Roman" w:cs="Times New Roman"/>
-          <w:b/>
-          <w:bCs/>
-          <w:kern w:val="0"/>
-          <w:lang w:eastAsia="en-GB"/>
-          <w14:ligatures w14:val="none"/>
+      </w:pPr>
+      <w:r>
+        <w:rPr>
+          <w:rStyle w:val="Strong"/>
         </w:rPr>
         <w:t>Response Synthesis</w:t>
       </w:r>
       <w:r>
-        <w:rPr>
-          <w:rFonts w:eastAsia="Times New Roman" w:cs="Times New Roman"/>
-          <w:kern w:val="0"/>
-          <w:lang w:eastAsia="en-GB"/>
-          <w14:ligatures w14:val="none"/>
-        </w:rPr>
         <w:t xml:space="preserve"> – Generating meaningful, structured responses from raw database results.</w:t>
       </w:r>
     </w:p>
@@ -448,37 +279,21 @@
       <w:pPr>
         <w:pStyle w:val="Heading2"/>
         <w:rPr>
-          <w:rFonts w:eastAsia="Times New Roman"/>
-          <w:lang w:eastAsia="en-GB"/>
-        </w:rPr>
-      </w:pPr>
-      <w:r>
-        <w:rPr>
-          <w:rFonts w:eastAsia="Times New Roman"/>
-          <w:lang w:eastAsia="en-GB"/>
+          <w:rFonts w:asciiTheme="minorHAnsi" w:hAnsiTheme="minorHAnsi"/>
+        </w:rPr>
+      </w:pPr>
+      <w:r>
+        <w:rPr>
+          <w:rFonts w:asciiTheme="minorHAnsi" w:hAnsiTheme="minorHAnsi"/>
         </w:rPr>
         <w:t>4. Technical Overview</w:t>
       </w:r>
     </w:p>
     <w:p>
       <w:pPr>
-        <w:spacing w:before="100" w:beforeAutospacing="1" w:after="100" w:afterAutospacing="1" w:line="240" w:lineRule="auto"/>
-        <w:rPr>
-          <w:rFonts w:eastAsia="Times New Roman" w:cs="Times New Roman"/>
-          <w:kern w:val="0"/>
-          <w:lang w:eastAsia="en-GB"/>
-          <w14:ligatures w14:val="none"/>
-        </w:rPr>
-      </w:pPr>
-      <w:r>
-        <w:rPr>
-          <w:rFonts w:eastAsia="Times New Roman" w:cs="Times New Roman"/>
-          <w:b/>
-          <w:bCs/>
-          <w:kern w:val="0"/>
-          <w:lang w:eastAsia="en-GB"/>
-          <w14:ligatures w14:val="none"/>
-        </w:rPr>
+        <w:pStyle w:val="Heading3"/>
+      </w:pPr>
+      <w:r>
         <w:t>Technology Stack:</w:t>
       </w:r>
     </w:p>
@@ -486,125 +301,61 @@
       <w:pPr>
         <w:numPr>
           <w:ilvl w:val="0"/>
-          <w:numId w:val="3"/>
+          <w:numId w:val="16"/>
         </w:numPr>
         <w:spacing w:before="100" w:beforeAutospacing="1" w:after="100" w:afterAutospacing="1" w:line="240" w:lineRule="auto"/>
-        <w:rPr>
-          <w:rFonts w:eastAsia="Times New Roman" w:cs="Times New Roman"/>
-          <w:kern w:val="0"/>
-          <w:lang w:eastAsia="en-GB"/>
-          <w14:ligatures w14:val="none"/>
-        </w:rPr>
-      </w:pPr>
-      <w:r>
-        <w:rPr>
-          <w:rFonts w:eastAsia="Times New Roman" w:cs="Times New Roman"/>
-          <w:b/>
-          <w:bCs/>
-          <w:kern w:val="0"/>
-          <w:lang w:eastAsia="en-GB"/>
-          <w14:ligatures w14:val="none"/>
-        </w:rPr>
-        <w:t>Programming Language:</w:t>
-      </w:r>
-      <w:r>
-        <w:rPr>
-          <w:rFonts w:eastAsia="Times New Roman" w:cs="Times New Roman"/>
-          <w:kern w:val="0"/>
-          <w:lang w:eastAsia="en-GB"/>
-          <w14:ligatures w14:val="none"/>
-        </w:rPr>
-        <w:t xml:space="preserve"> Python</w:t>
+      </w:pPr>
+      <w:r>
+        <w:rPr>
+          <w:rStyle w:val="Strong"/>
+        </w:rPr>
+        <w:t>Programming Language</w:t>
+      </w:r>
+      <w:r>
+        <w:t>: Python</w:t>
       </w:r>
     </w:p>
     <w:p>
       <w:pPr>
         <w:numPr>
           <w:ilvl w:val="0"/>
-          <w:numId w:val="3"/>
+          <w:numId w:val="16"/>
         </w:numPr>
         <w:spacing w:before="100" w:beforeAutospacing="1" w:after="100" w:afterAutospacing="1" w:line="240" w:lineRule="auto"/>
-        <w:rPr>
-          <w:rFonts w:eastAsia="Times New Roman" w:cs="Times New Roman"/>
-          <w:kern w:val="0"/>
-          <w:lang w:eastAsia="en-GB"/>
-          <w14:ligatures w14:val="none"/>
-        </w:rPr>
-      </w:pPr>
-      <w:r>
-        <w:rPr>
-          <w:rFonts w:eastAsia="Times New Roman" w:cs="Times New Roman"/>
-          <w:b/>
-          <w:bCs/>
-          <w:kern w:val="0"/>
-          <w:lang w:eastAsia="en-GB"/>
-          <w14:ligatures w14:val="none"/>
-        </w:rPr>
-        <w:lastRenderedPageBreak/>
-        <w:t>Database:</w:t>
-      </w:r>
-      <w:r>
-        <w:rPr>
-          <w:rFonts w:eastAsia="Times New Roman" w:cs="Times New Roman"/>
-          <w:kern w:val="0"/>
-          <w:lang w:eastAsia="en-GB"/>
-          <w14:ligatures w14:val="none"/>
-        </w:rPr>
-        <w:t xml:space="preserve"> SQLite</w:t>
+      </w:pPr>
+      <w:r>
+        <w:rPr>
+          <w:rStyle w:val="Strong"/>
+        </w:rPr>
+        <w:t>Database</w:t>
+      </w:r>
+      <w:r>
+        <w:t>: SQLite</w:t>
       </w:r>
     </w:p>
     <w:p>
       <w:pPr>
         <w:numPr>
           <w:ilvl w:val="0"/>
-          <w:numId w:val="3"/>
+          <w:numId w:val="16"/>
         </w:numPr>
         <w:spacing w:before="100" w:beforeAutospacing="1" w:after="100" w:afterAutospacing="1" w:line="240" w:lineRule="auto"/>
-        <w:rPr>
-          <w:rFonts w:eastAsia="Times New Roman" w:cs="Times New Roman"/>
-          <w:kern w:val="0"/>
-          <w:lang w:eastAsia="en-GB"/>
-          <w14:ligatures w14:val="none"/>
-        </w:rPr>
-      </w:pPr>
-      <w:r>
-        <w:rPr>
-          <w:rFonts w:eastAsia="Times New Roman" w:cs="Times New Roman"/>
-          <w:b/>
-          <w:bCs/>
-          <w:kern w:val="0"/>
-          <w:lang w:eastAsia="en-GB"/>
-          <w14:ligatures w14:val="none"/>
-        </w:rPr>
-        <w:t>AI Model:</w:t>
-      </w:r>
-      <w:r>
-        <w:rPr>
-          <w:rFonts w:eastAsia="Times New Roman" w:cs="Times New Roman"/>
-          <w:kern w:val="0"/>
-          <w:lang w:eastAsia="en-GB"/>
-          <w14:ligatures w14:val="none"/>
-        </w:rPr>
-        <w:t xml:space="preserve"> </w:t>
+      </w:pPr>
+      <w:r>
+        <w:rPr>
+          <w:rStyle w:val="Strong"/>
+        </w:rPr>
+        <w:t>AI Model</w:t>
+      </w:r>
+      <w:r>
+        <w:t xml:space="preserve">: </w:t>
       </w:r>
       <w:proofErr w:type="spellStart"/>
       <w:r>
-        <w:rPr>
-          <w:rFonts w:eastAsia="Times New Roman" w:cs="Times New Roman"/>
-          <w:kern w:val="0"/>
-          <w:lang w:eastAsia="en-GB"/>
-          <w14:ligatures w14:val="none"/>
-        </w:rPr>
         <w:t>LlamaIndex</w:t>
       </w:r>
       <w:proofErr w:type="spellEnd"/>
       <w:r>
-        <w:rPr>
-          <w:rFonts w:eastAsia="Times New Roman" w:cs="Times New Roman"/>
-          <w:kern w:val="0"/>
-          <w:lang w:eastAsia="en-GB"/>
-          <w14:ligatures w14:val="none"/>
-        </w:rPr>
         <w:t>, OpenAI GPT-3.5 Turbo</w:t>
       </w:r>
     </w:p>
@@ -612,324 +363,165 @@
       <w:pPr>
         <w:numPr>
           <w:ilvl w:val="0"/>
-          <w:numId w:val="3"/>
+          <w:numId w:val="16"/>
         </w:numPr>
         <w:spacing w:before="100" w:beforeAutospacing="1" w:after="100" w:afterAutospacing="1" w:line="240" w:lineRule="auto"/>
-        <w:rPr>
-          <w:rFonts w:eastAsia="Times New Roman" w:cs="Times New Roman"/>
-          <w:kern w:val="0"/>
-          <w:lang w:eastAsia="en-GB"/>
-          <w14:ligatures w14:val="none"/>
-        </w:rPr>
-      </w:pPr>
-      <w:r>
-        <w:rPr>
-          <w:rFonts w:eastAsia="Times New Roman" w:cs="Times New Roman"/>
-          <w:b/>
-          <w:bCs/>
-          <w:kern w:val="0"/>
-          <w:lang w:eastAsia="en-GB"/>
-          <w14:ligatures w14:val="none"/>
-        </w:rPr>
-        <w:t>Libraries &amp; Frameworks:</w:t>
-      </w:r>
-      <w:r>
-        <w:rPr>
-          <w:rFonts w:eastAsia="Times New Roman" w:cs="Times New Roman"/>
-          <w:kern w:val="0"/>
-          <w:lang w:eastAsia="en-GB"/>
-          <w14:ligatures w14:val="none"/>
-        </w:rPr>
-        <w:t xml:space="preserve"> </w:t>
+      </w:pPr>
+      <w:r>
+        <w:rPr>
+          <w:rStyle w:val="Strong"/>
+        </w:rPr>
+        <w:lastRenderedPageBreak/>
+        <w:t>Libraries &amp; Frameworks</w:t>
+      </w:r>
+      <w:r>
+        <w:t xml:space="preserve">: </w:t>
       </w:r>
     </w:p>
     <w:p>
       <w:pPr>
         <w:numPr>
           <w:ilvl w:val="1"/>
-          <w:numId w:val="3"/>
+          <w:numId w:val="16"/>
         </w:numPr>
         <w:spacing w:before="100" w:beforeAutospacing="1" w:after="100" w:afterAutospacing="1" w:line="240" w:lineRule="auto"/>
-        <w:rPr>
-          <w:rFonts w:eastAsia="Times New Roman" w:cs="Times New Roman"/>
-          <w:kern w:val="0"/>
-          <w:lang w:eastAsia="en-GB"/>
-          <w14:ligatures w14:val="none"/>
-        </w:rPr>
       </w:pPr>
       <w:proofErr w:type="spellStart"/>
       <w:r>
-        <w:rPr>
-          <w:rFonts w:eastAsia="Times New Roman" w:cs="Times New Roman"/>
-          <w:kern w:val="0"/>
-          <w:lang w:eastAsia="en-GB"/>
-          <w14:ligatures w14:val="none"/>
-        </w:rPr>
-        <w:t>SQLAlchemy</w:t>
+        <w:t>LangChain</w:t>
       </w:r>
       <w:proofErr w:type="spellEnd"/>
       <w:r>
-        <w:rPr>
-          <w:rFonts w:eastAsia="Times New Roman" w:cs="Times New Roman"/>
-          <w:kern w:val="0"/>
-          <w:lang w:eastAsia="en-GB"/>
-          <w14:ligatures w14:val="none"/>
-        </w:rPr>
-        <w:t xml:space="preserve"> (Database ORM)</w:t>
+        <w:t xml:space="preserve"> – For managing LLM-based interactions</w:t>
       </w:r>
     </w:p>
     <w:p>
       <w:pPr>
         <w:numPr>
           <w:ilvl w:val="1"/>
-          <w:numId w:val="3"/>
+          <w:numId w:val="16"/>
         </w:numPr>
         <w:spacing w:before="100" w:beforeAutospacing="1" w:after="100" w:afterAutospacing="1" w:line="240" w:lineRule="auto"/>
-        <w:rPr>
-          <w:rFonts w:eastAsia="Times New Roman" w:cs="Times New Roman"/>
-          <w:kern w:val="0"/>
-          <w:lang w:eastAsia="en-GB"/>
-          <w14:ligatures w14:val="none"/>
-        </w:rPr>
       </w:pPr>
       <w:proofErr w:type="spellStart"/>
       <w:r>
-        <w:rPr>
-          <w:rFonts w:eastAsia="Times New Roman" w:cs="Times New Roman"/>
-          <w:kern w:val="0"/>
-          <w:lang w:eastAsia="en-GB"/>
-          <w14:ligatures w14:val="none"/>
-        </w:rPr>
-        <w:t>LlamaIndex</w:t>
+        <w:t>SQLAlchemy</w:t>
       </w:r>
       <w:proofErr w:type="spellEnd"/>
       <w:r>
-        <w:rPr>
-          <w:rFonts w:eastAsia="Times New Roman" w:cs="Times New Roman"/>
-          <w:kern w:val="0"/>
-          <w:lang w:eastAsia="en-GB"/>
-          <w14:ligatures w14:val="none"/>
-        </w:rPr>
-        <w:t xml:space="preserve"> (NLP Query Processing)</w:t>
+        <w:t xml:space="preserve"> (Database ORM)</w:t>
       </w:r>
     </w:p>
     <w:p>
       <w:pPr>
         <w:numPr>
           <w:ilvl w:val="1"/>
-          <w:numId w:val="3"/>
+          <w:numId w:val="16"/>
         </w:numPr>
         <w:spacing w:before="100" w:beforeAutospacing="1" w:after="100" w:afterAutospacing="1" w:line="240" w:lineRule="auto"/>
-        <w:rPr>
-          <w:rFonts w:eastAsia="Times New Roman" w:cs="Times New Roman"/>
-          <w:kern w:val="0"/>
-          <w:lang w:eastAsia="en-GB"/>
-          <w14:ligatures w14:val="none"/>
-        </w:rPr>
-      </w:pPr>
-      <w:r>
-        <w:rPr>
-          <w:rFonts w:eastAsia="Times New Roman" w:cs="Times New Roman"/>
-          <w:kern w:val="0"/>
-          <w:lang w:eastAsia="en-GB"/>
-          <w14:ligatures w14:val="none"/>
-        </w:rPr>
-        <w:t>Pandas (Data Handling)</w:t>
+      </w:pPr>
+      <w:proofErr w:type="spellStart"/>
+      <w:r>
+        <w:t>LlamaIndex</w:t>
+      </w:r>
+      <w:proofErr w:type="spellEnd"/>
+      <w:r>
+        <w:t xml:space="preserve"> (NLP Query Processing)</w:t>
       </w:r>
     </w:p>
     <w:p>
       <w:pPr>
         <w:numPr>
           <w:ilvl w:val="1"/>
-          <w:numId w:val="3"/>
+          <w:numId w:val="16"/>
         </w:numPr>
         <w:spacing w:before="100" w:beforeAutospacing="1" w:after="100" w:afterAutospacing="1" w:line="240" w:lineRule="auto"/>
-        <w:rPr>
-          <w:rFonts w:eastAsia="Times New Roman" w:cs="Times New Roman"/>
-          <w:kern w:val="0"/>
-          <w:lang w:eastAsia="en-GB"/>
-          <w14:ligatures w14:val="none"/>
-        </w:rPr>
-      </w:pPr>
-      <w:proofErr w:type="spellStart"/>
-      <w:r>
-        <w:rPr>
-          <w:rFonts w:eastAsia="Times New Roman" w:cs="Times New Roman"/>
-          <w:kern w:val="0"/>
-          <w:lang w:eastAsia="en-GB"/>
-          <w14:ligatures w14:val="none"/>
-        </w:rPr>
-        <w:t>FastAPI</w:t>
-      </w:r>
-      <w:proofErr w:type="spellEnd"/>
-      <w:r>
-        <w:rPr>
-          <w:rFonts w:eastAsia="Times New Roman" w:cs="Times New Roman"/>
-          <w:kern w:val="0"/>
-          <w:lang w:eastAsia="en-GB"/>
-          <w14:ligatures w14:val="none"/>
-        </w:rPr>
-        <w:t xml:space="preserve"> (for API-based interaction, if applicable)</w:t>
+      </w:pPr>
+      <w:r>
+        <w:t>Pandas (Data Handling)</w:t>
       </w:r>
     </w:p>
     <w:p>
       <w:pPr>
         <w:pStyle w:val="Heading2"/>
         <w:rPr>
-          <w:rFonts w:eastAsia="Times New Roman"/>
-          <w:lang w:eastAsia="en-GB"/>
-        </w:rPr>
-      </w:pPr>
-      <w:r>
-        <w:rPr>
-          <w:rFonts w:eastAsia="Times New Roman"/>
-          <w:lang w:eastAsia="en-GB"/>
+          <w:rFonts w:asciiTheme="minorHAnsi" w:hAnsiTheme="minorHAnsi"/>
+        </w:rPr>
+      </w:pPr>
+      <w:r>
+        <w:rPr>
+          <w:rFonts w:asciiTheme="minorHAnsi" w:hAnsiTheme="minorHAnsi"/>
         </w:rPr>
         <w:t>5. System Design</w:t>
       </w:r>
     </w:p>
     <w:p>
       <w:pPr>
-        <w:spacing w:before="100" w:beforeAutospacing="1" w:after="100" w:afterAutospacing="1" w:line="240" w:lineRule="auto"/>
-        <w:rPr>
-          <w:rFonts w:eastAsia="Times New Roman" w:cs="Times New Roman"/>
-          <w:kern w:val="0"/>
-          <w:lang w:eastAsia="en-GB"/>
-          <w14:ligatures w14:val="none"/>
-        </w:rPr>
-      </w:pPr>
-      <w:r>
-        <w:rPr>
-          <w:rFonts w:eastAsia="Times New Roman" w:cs="Times New Roman"/>
-          <w:kern w:val="0"/>
-          <w:lang w:eastAsia="en-GB"/>
-          <w14:ligatures w14:val="none"/>
-        </w:rPr>
-        <w:t>The system follows a modular design:</w:t>
+        <w:pStyle w:val="Heading3"/>
+      </w:pPr>
+      <w:r>
+        <w:t>Modular Design:</w:t>
       </w:r>
     </w:p>
     <w:p>
       <w:pPr>
         <w:numPr>
           <w:ilvl w:val="0"/>
-          <w:numId w:val="4"/>
+          <w:numId w:val="17"/>
         </w:numPr>
         <w:spacing w:before="100" w:beforeAutospacing="1" w:after="100" w:afterAutospacing="1" w:line="240" w:lineRule="auto"/>
-        <w:rPr>
-          <w:rFonts w:eastAsia="Times New Roman" w:cs="Times New Roman"/>
-          <w:kern w:val="0"/>
-          <w:lang w:eastAsia="en-GB"/>
-          <w14:ligatures w14:val="none"/>
-        </w:rPr>
-      </w:pPr>
-      <w:r>
-        <w:rPr>
-          <w:rFonts w:eastAsia="Times New Roman" w:cs="Times New Roman"/>
-          <w:b/>
-          <w:bCs/>
-          <w:kern w:val="0"/>
-          <w:lang w:eastAsia="en-GB"/>
-          <w14:ligatures w14:val="none"/>
-        </w:rPr>
-        <w:t>Database Layer:</w:t>
-      </w:r>
-      <w:r>
-        <w:rPr>
-          <w:rFonts w:eastAsia="Times New Roman" w:cs="Times New Roman"/>
-          <w:kern w:val="0"/>
-          <w:lang w:eastAsia="en-GB"/>
-          <w14:ligatures w14:val="none"/>
-        </w:rPr>
-        <w:t xml:space="preserve"> Stores contract, invoice, and vendor information.</w:t>
+      </w:pPr>
+      <w:r>
+        <w:rPr>
+          <w:rStyle w:val="Strong"/>
+        </w:rPr>
+        <w:t>Database Layer</w:t>
+      </w:r>
+      <w:r>
+        <w:t>: Stores contract, invoice, and vendor information.</w:t>
       </w:r>
     </w:p>
     <w:p>
       <w:pPr>
         <w:numPr>
           <w:ilvl w:val="0"/>
-          <w:numId w:val="4"/>
+          <w:numId w:val="17"/>
         </w:numPr>
         <w:spacing w:before="100" w:beforeAutospacing="1" w:after="100" w:afterAutospacing="1" w:line="240" w:lineRule="auto"/>
-        <w:rPr>
-          <w:rFonts w:eastAsia="Times New Roman" w:cs="Times New Roman"/>
-          <w:kern w:val="0"/>
-          <w:lang w:eastAsia="en-GB"/>
-          <w14:ligatures w14:val="none"/>
-        </w:rPr>
-      </w:pPr>
-      <w:r>
-        <w:rPr>
-          <w:rFonts w:eastAsia="Times New Roman" w:cs="Times New Roman"/>
-          <w:b/>
-          <w:bCs/>
-          <w:kern w:val="0"/>
-          <w:lang w:eastAsia="en-GB"/>
-          <w14:ligatures w14:val="none"/>
-        </w:rPr>
-        <w:t>Query Processing Layer:</w:t>
-      </w:r>
-      <w:r>
-        <w:rPr>
-          <w:rFonts w:eastAsia="Times New Roman" w:cs="Times New Roman"/>
-          <w:kern w:val="0"/>
-          <w:lang w:eastAsia="en-GB"/>
-          <w14:ligatures w14:val="none"/>
-        </w:rPr>
-        <w:t xml:space="preserve"> Handles user queries and translates them into structured SQL queries.</w:t>
+      </w:pPr>
+      <w:r>
+        <w:rPr>
+          <w:rStyle w:val="Strong"/>
+        </w:rPr>
+        <w:t>Query Processing Layer</w:t>
+      </w:r>
+      <w:r>
+        <w:t>: Handles user queries and translates them into structured SQL queries.</w:t>
       </w:r>
     </w:p>
     <w:p>
       <w:pPr>
         <w:numPr>
           <w:ilvl w:val="0"/>
-          <w:numId w:val="4"/>
+          <w:numId w:val="17"/>
         </w:numPr>
         <w:spacing w:before="100" w:beforeAutospacing="1" w:after="100" w:afterAutospacing="1" w:line="240" w:lineRule="auto"/>
-        <w:rPr>
-          <w:rFonts w:eastAsia="Times New Roman" w:cs="Times New Roman"/>
-          <w:kern w:val="0"/>
-          <w:lang w:eastAsia="en-GB"/>
-          <w14:ligatures w14:val="none"/>
-        </w:rPr>
-      </w:pPr>
-      <w:r>
-        <w:rPr>
-          <w:rFonts w:eastAsia="Times New Roman" w:cs="Times New Roman"/>
-          <w:b/>
-          <w:bCs/>
-          <w:kern w:val="0"/>
-          <w:lang w:eastAsia="en-GB"/>
-          <w14:ligatures w14:val="none"/>
-        </w:rPr>
-        <w:t>AI Model Layer:</w:t>
-      </w:r>
-      <w:r>
-        <w:rPr>
-          <w:rFonts w:eastAsia="Times New Roman" w:cs="Times New Roman"/>
-          <w:kern w:val="0"/>
-          <w:lang w:eastAsia="en-GB"/>
-          <w14:ligatures w14:val="none"/>
-        </w:rPr>
-        <w:t xml:space="preserve"> Uses </w:t>
+      </w:pPr>
+      <w:r>
+        <w:rPr>
+          <w:rStyle w:val="Strong"/>
+        </w:rPr>
+        <w:t>AI Model Layer</w:t>
+      </w:r>
+      <w:r>
+        <w:t xml:space="preserve">: Uses </w:t>
       </w:r>
       <w:proofErr w:type="spellStart"/>
       <w:r>
-        <w:rPr>
-          <w:rFonts w:eastAsia="Times New Roman" w:cs="Times New Roman"/>
-          <w:kern w:val="0"/>
-          <w:lang w:eastAsia="en-GB"/>
-          <w14:ligatures w14:val="none"/>
-        </w:rPr>
         <w:t>LlamaIndex</w:t>
       </w:r>
       <w:proofErr w:type="spellEnd"/>
       <w:r>
-        <w:rPr>
-          <w:rFonts w:eastAsia="Times New Roman" w:cs="Times New Roman"/>
-          <w:kern w:val="0"/>
-          <w:lang w:eastAsia="en-GB"/>
-          <w14:ligatures w14:val="none"/>
-        </w:rPr>
         <w:t xml:space="preserve"> and OpenAI GPT for interpretation.</w:t>
       </w:r>
     </w:p>
@@ -937,98 +529,56 @@
       <w:pPr>
         <w:numPr>
           <w:ilvl w:val="0"/>
-          <w:numId w:val="4"/>
+          <w:numId w:val="17"/>
         </w:numPr>
         <w:spacing w:before="100" w:beforeAutospacing="1" w:after="100" w:afterAutospacing="1" w:line="240" w:lineRule="auto"/>
-        <w:rPr>
-          <w:rFonts w:eastAsia="Times New Roman" w:cs="Times New Roman"/>
+      </w:pPr>
+      <w:r>
+        <w:rPr>
+          <w:rStyle w:val="Strong"/>
+        </w:rPr>
+        <w:t>Response Handler</w:t>
+      </w:r>
+      <w:r>
+        <w:t>: Formats and synthesizes the response for the end user.</w:t>
+      </w:r>
+    </w:p>
+    <w:p>
+      <w:pPr>
+        <w:pStyle w:val="Heading3"/>
+      </w:pPr>
+      <w:r>
+        <w:t>Data Flow:</w:t>
+      </w:r>
+    </w:p>
+    <w:p>
+      <w:pPr>
+        <w:autoSpaceDE w:val="0"/>
+        <w:autoSpaceDN w:val="0"/>
+        <w:adjustRightInd w:val="0"/>
+        <w:spacing w:after="0" w:line="240" w:lineRule="auto"/>
+        <w:rPr>
+          <w:rFonts w:cs="Helvetica Neue"/>
           <w:kern w:val="0"/>
-          <w:lang w:eastAsia="en-GB"/>
-          <w14:ligatures w14:val="none"/>
-        </w:rPr>
-      </w:pPr>
-      <w:r>
-        <w:rPr>
-          <w:rFonts w:eastAsia="Times New Roman" w:cs="Times New Roman"/>
-          <w:b/>
-          <w:bCs/>
+          <w:sz w:val="26"/>
+          <w:szCs w:val="26"/>
+          <w:lang w:val="en-GB"/>
+        </w:rPr>
+      </w:pPr>
+      <w:r>
+        <w:rPr>
+          <w:rFonts w:cs="Helvetica Neue"/>
+          <w:noProof/>
           <w:kern w:val="0"/>
-          <w:lang w:eastAsia="en-GB"/>
-          <w14:ligatures w14:val="none"/>
-        </w:rPr>
-        <w:t>Response Handler:</w:t>
-      </w:r>
-      <w:r>
-        <w:rPr>
-          <w:rFonts w:eastAsia="Times New Roman" w:cs="Times New Roman"/>
-          <w:kern w:val="0"/>
-          <w:lang w:eastAsia="en-GB"/>
-          <w14:ligatures w14:val="none"/>
-        </w:rPr>
-        <w:t xml:space="preserve"> Formats and synthesizes the response for the end user.</w:t>
-      </w:r>
-    </w:p>
-    <w:p>
-      <w:pPr>
-        <w:spacing w:before="100" w:beforeAutospacing="1" w:after="100" w:afterAutospacing="1" w:line="240" w:lineRule="auto"/>
-        <w:rPr>
-          <w:rFonts w:eastAsia="Times New Roman" w:cs="Times New Roman"/>
-          <w:b/>
-          <w:bCs/>
-          <w:kern w:val="0"/>
-          <w:lang w:eastAsia="en-GB"/>
-          <w14:ligatures w14:val="none"/>
-        </w:rPr>
-      </w:pPr>
-      <w:r>
-        <w:rPr>
-          <w:rFonts w:eastAsia="Times New Roman" w:cs="Times New Roman"/>
-          <w:b/>
-          <w:bCs/>
-          <w:kern w:val="0"/>
-          <w:lang w:eastAsia="en-GB"/>
-          <w14:ligatures w14:val="none"/>
-        </w:rPr>
-        <w:t>Data Flow:</w:t>
-      </w:r>
-    </w:p>
-    <w:p>
-      <w:pPr>
-        <w:spacing w:before="100" w:beforeAutospacing="1" w:after="100" w:afterAutospacing="1" w:line="240" w:lineRule="auto"/>
-        <w:rPr>
-          <w:rFonts w:eastAsia="Times New Roman" w:cs="Times New Roman"/>
-          <w:b/>
-          <w:bCs/>
-          <w:kern w:val="0"/>
-          <w:lang w:eastAsia="en-GB"/>
-          <w14:ligatures w14:val="none"/>
-        </w:rPr>
-      </w:pPr>
-      <w:r>
-        <w:rPr>
-          <w:rFonts w:eastAsia="Times New Roman" w:cs="Times New Roman"/>
-          <w:b/>
-          <w:bCs/>
-          <w:kern w:val="0"/>
-          <w:lang w:eastAsia="en-GB"/>
-          <w14:ligatures w14:val="none"/>
-        </w:rPr>
-        <w:t xml:space="preserve">  </w:t>
-      </w:r>
-      <w:r>
-        <w:rPr>
-          <w:rFonts w:eastAsia="Times New Roman" w:cs="Times New Roman"/>
-          <w:b/>
-          <w:bCs/>
-          <w:kern w:val="0"/>
-          <w:lang w:eastAsia="en-GB"/>
-          <w14:ligatures w14:val="none"/>
+          <w:sz w:val="26"/>
+          <w:szCs w:val="26"/>
+          <w:lang w:val="en-GB"/>
         </w:rPr>
         <w:drawing>
-          <wp:inline distT="0" distB="0" distL="0" distR="0" wp14:anchorId="6C33C00C" wp14:editId="636C9081">
-            <wp:extent cx="5731510" cy="4168140"/>
-            <wp:effectExtent l="0" t="0" r="0" b="0"/>
-            <wp:docPr id="694534484" name="Picture 1" descr="A diagram of a software process&#10;&#10;AI-generated content may be incorrect."/>
+          <wp:inline distT="0" distB="0" distL="0" distR="0" wp14:anchorId="2220FD99" wp14:editId="0F3DB019">
+            <wp:extent cx="5731510" cy="4159250"/>
+            <wp:effectExtent l="0" t="0" r="0" b="6350"/>
+            <wp:docPr id="972816892" name="Picture 1" descr="A diagram of a software process&#10;&#10;AI-generated content may be incorrect."/>
             <wp:cNvGraphicFramePr>
               <a:graphicFrameLocks xmlns:a="http://schemas.openxmlformats.org/drawingml/2006/main" noChangeAspect="1"/>
             </wp:cNvGraphicFramePr>
@@ -1036,23 +586,36 @@
               <a:graphicData uri="http://schemas.openxmlformats.org/drawingml/2006/picture">
                 <pic:pic xmlns:pic="http://schemas.openxmlformats.org/drawingml/2006/picture">
                   <pic:nvPicPr>
-                    <pic:cNvPr id="694534484" name="Picture 1" descr="A diagram of a software process&#10;&#10;AI-generated content may be incorrect."/>
-                    <pic:cNvPicPr/>
+                    <pic:cNvPr id="972816892" name="Picture 1" descr="A diagram of a software process&#10;&#10;AI-generated content may be incorrect."/>
+                    <pic:cNvPicPr>
+                      <a:picLocks noChangeAspect="1" noChangeArrowheads="1"/>
+                    </pic:cNvPicPr>
                   </pic:nvPicPr>
                   <pic:blipFill>
-                    <a:blip r:embed="rId5"/>
+                    <a:blip r:embed="rId5">
+                      <a:extLst>
+                        <a:ext uri="{28A0092B-C50C-407E-A947-70E740481C1C}">
+                          <a14:useLocalDpi xmlns:a14="http://schemas.microsoft.com/office/drawing/2010/main" val="0"/>
+                        </a:ext>
+                      </a:extLst>
+                    </a:blip>
+                    <a:srcRect/>
                     <a:stretch>
                       <a:fillRect/>
                     </a:stretch>
                   </pic:blipFill>
-                  <pic:spPr>
+                  <pic:spPr bwMode="auto">
                     <a:xfrm>
                       <a:off x="0" y="0"/>
-                      <a:ext cx="5731510" cy="4168140"/>
+                      <a:ext cx="5731510" cy="4159250"/>
                     </a:xfrm>
                     <a:prstGeom prst="rect">
                       <a:avLst/>
                     </a:prstGeom>
+                    <a:noFill/>
+                    <a:ln>
+                      <a:noFill/>
+                    </a:ln>
                   </pic:spPr>
                 </pic:pic>
               </a:graphicData>
@@ -1061,63 +624,16 @@
         </w:drawing>
       </w:r>
     </w:p>
-    <w:p>
-      <w:pPr>
-        <w:spacing w:before="100" w:beforeAutospacing="1" w:after="100" w:afterAutospacing="1" w:line="240" w:lineRule="auto"/>
-        <w:rPr>
-          <w:rFonts w:eastAsia="Times New Roman" w:cs="Times New Roman"/>
-          <w:b/>
-          <w:bCs/>
-          <w:kern w:val="0"/>
-          <w:lang w:eastAsia="en-GB"/>
-          <w14:ligatures w14:val="none"/>
-        </w:rPr>
-      </w:pPr>
-      <w:r>
-        <w:rPr>
-          <w:rFonts w:eastAsia="Times New Roman" w:cs="Times New Roman"/>
-          <w:b/>
-          <w:bCs/>
-          <w:kern w:val="0"/>
-          <w:lang w:eastAsia="en-GB"/>
-          <w14:ligatures w14:val="none"/>
-        </w:rPr>
-        <w:t xml:space="preserve"> </w:t>
-      </w:r>
-    </w:p>
-    <w:p>
-      <w:pPr>
-        <w:spacing w:before="100" w:beforeAutospacing="1" w:after="100" w:afterAutospacing="1" w:line="240" w:lineRule="auto"/>
-        <w:rPr>
-          <w:rFonts w:eastAsia="Times New Roman" w:cs="Times New Roman"/>
-          <w:kern w:val="0"/>
-          <w:lang w:eastAsia="en-GB"/>
-          <w14:ligatures w14:val="none"/>
-        </w:rPr>
-      </w:pPr>
-    </w:p>
+    <w:p/>
     <w:p>
       <w:pPr>
         <w:numPr>
           <w:ilvl w:val="0"/>
-          <w:numId w:val="5"/>
+          <w:numId w:val="18"/>
         </w:numPr>
         <w:spacing w:before="100" w:beforeAutospacing="1" w:after="100" w:afterAutospacing="1" w:line="240" w:lineRule="auto"/>
-        <w:rPr>
-          <w:rFonts w:eastAsia="Times New Roman" w:cs="Times New Roman"/>
-          <w:kern w:val="0"/>
-          <w:lang w:eastAsia="en-GB"/>
-          <w14:ligatures w14:val="none"/>
-        </w:rPr>
-      </w:pPr>
-      <w:r>
-        <w:rPr>
-          <w:rFonts w:eastAsia="Times New Roman" w:cs="Times New Roman"/>
-          <w:kern w:val="0"/>
-          <w:lang w:eastAsia="en-GB"/>
-          <w14:ligatures w14:val="none"/>
-        </w:rPr>
-        <w:lastRenderedPageBreak/>
+      </w:pPr>
+      <w:r>
         <w:t>User enters a query in natural language.</w:t>
       </w:r>
     </w:p>
@@ -1125,23 +641,11 @@
       <w:pPr>
         <w:numPr>
           <w:ilvl w:val="0"/>
-          <w:numId w:val="5"/>
+          <w:numId w:val="18"/>
         </w:numPr>
         <w:spacing w:before="100" w:beforeAutospacing="1" w:after="100" w:afterAutospacing="1" w:line="240" w:lineRule="auto"/>
-        <w:rPr>
-          <w:rFonts w:eastAsia="Times New Roman" w:cs="Times New Roman"/>
-          <w:kern w:val="0"/>
-          <w:lang w:eastAsia="en-GB"/>
-          <w14:ligatures w14:val="none"/>
-        </w:rPr>
-      </w:pPr>
-      <w:r>
-        <w:rPr>
-          <w:rFonts w:eastAsia="Times New Roman" w:cs="Times New Roman"/>
-          <w:kern w:val="0"/>
-          <w:lang w:eastAsia="en-GB"/>
-          <w14:ligatures w14:val="none"/>
-        </w:rPr>
+      </w:pPr>
+      <w:r>
         <w:t>Query is classified into different types (e.g., total contract value, invoice details, active contracts, etc.).</w:t>
       </w:r>
     </w:p>
@@ -1149,23 +653,11 @@
       <w:pPr>
         <w:numPr>
           <w:ilvl w:val="0"/>
-          <w:numId w:val="5"/>
+          <w:numId w:val="18"/>
         </w:numPr>
         <w:spacing w:before="100" w:beforeAutospacing="1" w:after="100" w:afterAutospacing="1" w:line="240" w:lineRule="auto"/>
-        <w:rPr>
-          <w:rFonts w:eastAsia="Times New Roman" w:cs="Times New Roman"/>
-          <w:kern w:val="0"/>
-          <w:lang w:eastAsia="en-GB"/>
-          <w14:ligatures w14:val="none"/>
-        </w:rPr>
-      </w:pPr>
-      <w:r>
-        <w:rPr>
-          <w:rFonts w:eastAsia="Times New Roman" w:cs="Times New Roman"/>
-          <w:kern w:val="0"/>
-          <w:lang w:eastAsia="en-GB"/>
-          <w14:ligatures w14:val="none"/>
-        </w:rPr>
+      </w:pPr>
+      <w:r>
         <w:t>The relevant SQL query is generated and executed on the SQLite database.</w:t>
       </w:r>
     </w:p>
@@ -1173,23 +665,11 @@
       <w:pPr>
         <w:numPr>
           <w:ilvl w:val="0"/>
-          <w:numId w:val="5"/>
+          <w:numId w:val="18"/>
         </w:numPr>
         <w:spacing w:before="100" w:beforeAutospacing="1" w:after="100" w:afterAutospacing="1" w:line="240" w:lineRule="auto"/>
-        <w:rPr>
-          <w:rFonts w:eastAsia="Times New Roman" w:cs="Times New Roman"/>
-          <w:kern w:val="0"/>
-          <w:lang w:eastAsia="en-GB"/>
-          <w14:ligatures w14:val="none"/>
-        </w:rPr>
-      </w:pPr>
-      <w:r>
-        <w:rPr>
-          <w:rFonts w:eastAsia="Times New Roman" w:cs="Times New Roman"/>
-          <w:kern w:val="0"/>
-          <w:lang w:eastAsia="en-GB"/>
-          <w14:ligatures w14:val="none"/>
-        </w:rPr>
+      </w:pPr>
+      <w:r>
         <w:t>Results are fetched and structured into an AI-generated response.</w:t>
       </w:r>
     </w:p>
@@ -1197,23 +677,12 @@
       <w:pPr>
         <w:numPr>
           <w:ilvl w:val="0"/>
-          <w:numId w:val="5"/>
+          <w:numId w:val="18"/>
         </w:numPr>
         <w:spacing w:before="100" w:beforeAutospacing="1" w:after="100" w:afterAutospacing="1" w:line="240" w:lineRule="auto"/>
-        <w:rPr>
-          <w:rFonts w:eastAsia="Times New Roman" w:cs="Times New Roman"/>
-          <w:kern w:val="0"/>
-          <w:lang w:eastAsia="en-GB"/>
-          <w14:ligatures w14:val="none"/>
-        </w:rPr>
-      </w:pPr>
-      <w:r>
-        <w:rPr>
-          <w:rFonts w:eastAsia="Times New Roman" w:cs="Times New Roman"/>
-          <w:kern w:val="0"/>
-          <w:lang w:eastAsia="en-GB"/>
-          <w14:ligatures w14:val="none"/>
-        </w:rPr>
+      </w:pPr>
+      <w:r>
+        <w:lastRenderedPageBreak/>
         <w:t>The response is displayed to the user.</w:t>
       </w:r>
     </w:p>
@@ -1221,36 +690,27 @@
       <w:pPr>
         <w:pStyle w:val="Heading2"/>
         <w:rPr>
-          <w:rFonts w:eastAsia="Times New Roman"/>
-          <w:lang w:eastAsia="en-GB"/>
-        </w:rPr>
-      </w:pPr>
-    </w:p>
-    <w:p>
-      <w:pPr>
-        <w:pStyle w:val="Heading2"/>
-        <w:numPr>
-          <w:ilvl w:val="0"/>
-          <w:numId w:val="5"/>
-        </w:numPr>
-        <w:rPr>
-          <w:rFonts w:eastAsia="Times New Roman"/>
-          <w:lang w:eastAsia="en-GB"/>
-        </w:rPr>
-      </w:pPr>
-      <w:bookmarkStart w:id="0" w:name="OLE_LINK1"/>
-      <w:r>
-        <w:rPr>
-          <w:rFonts w:eastAsia="Times New Roman"/>
-          <w:lang w:eastAsia="en-GB"/>
-        </w:rPr>
-        <w:t>Core Components</w:t>
-      </w:r>
-    </w:p>
-    <w:bookmarkEnd w:id="0"/>
+          <w:rFonts w:asciiTheme="minorHAnsi" w:hAnsiTheme="minorHAnsi"/>
+        </w:rPr>
+      </w:pPr>
+      <w:r>
+        <w:rPr>
+          <w:rFonts w:asciiTheme="minorHAnsi" w:hAnsiTheme="minorHAnsi"/>
+        </w:rPr>
+        <w:t>6. Core Components</w:t>
+      </w:r>
+    </w:p>
     <w:p>
       <w:pPr>
         <w:pStyle w:val="Heading3"/>
+      </w:pPr>
+      <w:r>
+        <w:t>1. LLM Handler</w:t>
+      </w:r>
+    </w:p>
+    <w:p>
+      <w:pPr>
+        <w:pStyle w:val="Heading4"/>
       </w:pPr>
       <w:r>
         <w:rPr>
@@ -1258,29 +718,26 @@
           <w:b w:val="0"/>
           <w:bCs w:val="0"/>
         </w:rPr>
-        <w:t>1. LLM Handler</w:t>
-      </w:r>
-    </w:p>
-    <w:p>
-      <w:pPr>
-        <w:spacing w:before="100" w:beforeAutospacing="1" w:after="100" w:afterAutospacing="1"/>
-      </w:pPr>
-      <w:r>
-        <w:t xml:space="preserve">The </w:t>
-      </w:r>
-      <w:r>
-        <w:rPr>
-          <w:rStyle w:val="Strong"/>
-        </w:rPr>
-        <w:t>LLM Handler</w:t>
-      </w:r>
-      <w:r>
-        <w:t xml:space="preserve"> serves as the interface between user queries and the language model. It processes incoming queries, determines their intent, and interacts with the appropriate components (such as the Query Classifier and Data Extractor). It formats the query correctly before sending it to the LLM and handles the response formatting before returning it to the user. Since Llama Index is used for database queries, the LLM Handler no longer needs to extract vendor names separately.</w:t>
-      </w:r>
-    </w:p>
-    <w:p>
-      <w:pPr>
-        <w:pStyle w:val="Heading3"/>
+        <w:t>Detailed Summary</w:t>
+      </w:r>
+    </w:p>
+    <w:p>
+      <w:pPr>
+        <w:pStyle w:val="NormalWeb"/>
+        <w:rPr>
+          <w:rFonts w:asciiTheme="minorHAnsi" w:hAnsiTheme="minorHAnsi"/>
+        </w:rPr>
+      </w:pPr>
+      <w:r>
+        <w:rPr>
+          <w:rFonts w:asciiTheme="minorHAnsi" w:hAnsiTheme="minorHAnsi"/>
+        </w:rPr>
+        <w:t>The LLM Handler module acts as the central interface for handling all Large Language Model (LLM) interactions within the AIS system. It is responsible for processing user queries, invoking the appropriate LLM models, and formatting responses in a structured manner. This module ensures seamless communication between the query classification, data extraction, and response synthesizer components by coordinating the flow of data.</w:t>
+      </w:r>
+    </w:p>
+    <w:p>
+      <w:pPr>
+        <w:pStyle w:val="Heading4"/>
       </w:pPr>
       <w:r>
         <w:rPr>
@@ -1288,70 +745,211 @@
           <w:b w:val="0"/>
           <w:bCs w:val="0"/>
         </w:rPr>
+        <w:t>Key Responsibilities:</w:t>
+      </w:r>
+    </w:p>
+    <w:p>
+      <w:pPr>
+        <w:numPr>
+          <w:ilvl w:val="0"/>
+          <w:numId w:val="19"/>
+        </w:numPr>
+        <w:spacing w:before="100" w:beforeAutospacing="1" w:after="100" w:afterAutospacing="1" w:line="240" w:lineRule="auto"/>
+      </w:pPr>
+      <w:r>
+        <w:rPr>
+          <w:rStyle w:val="Strong"/>
+        </w:rPr>
+        <w:t>Handling User Queries</w:t>
+      </w:r>
+      <w:r>
+        <w:t xml:space="preserve"> – Receives user input and determines whether it requires contract-related, software-related, or general AI-based processing.</w:t>
+      </w:r>
+    </w:p>
+    <w:p>
+      <w:pPr>
+        <w:numPr>
+          <w:ilvl w:val="0"/>
+          <w:numId w:val="19"/>
+        </w:numPr>
+        <w:spacing w:before="100" w:beforeAutospacing="1" w:after="100" w:afterAutospacing="1" w:line="240" w:lineRule="auto"/>
+      </w:pPr>
+      <w:r>
+        <w:rPr>
+          <w:rStyle w:val="Strong"/>
+        </w:rPr>
+        <w:t xml:space="preserve">Invoking LLM (GPT-4 via </w:t>
+      </w:r>
+      <w:proofErr w:type="spellStart"/>
+      <w:r>
+        <w:rPr>
+          <w:rStyle w:val="Strong"/>
+        </w:rPr>
+        <w:t>LangChain</w:t>
+      </w:r>
+      <w:proofErr w:type="spellEnd"/>
+      <w:r>
+        <w:rPr>
+          <w:rStyle w:val="Strong"/>
+        </w:rPr>
+        <w:t>)</w:t>
+      </w:r>
+      <w:r>
+        <w:t xml:space="preserve"> – Uses </w:t>
+      </w:r>
+      <w:proofErr w:type="spellStart"/>
+      <w:r>
+        <w:t>LangChain's</w:t>
+      </w:r>
+      <w:proofErr w:type="spellEnd"/>
+      <w:r>
+        <w:t xml:space="preserve"> </w:t>
+      </w:r>
+      <w:proofErr w:type="spellStart"/>
+      <w:r>
+        <w:t>ChatOpenAI</w:t>
+      </w:r>
+      <w:proofErr w:type="spellEnd"/>
+      <w:r>
+        <w:t xml:space="preserve"> to query OpenAI’s GPT-4 and generate contextually accurate responses.</w:t>
+      </w:r>
+    </w:p>
+    <w:p>
+      <w:pPr>
+        <w:numPr>
+          <w:ilvl w:val="0"/>
+          <w:numId w:val="19"/>
+        </w:numPr>
+        <w:spacing w:before="100" w:beforeAutospacing="1" w:after="100" w:afterAutospacing="1" w:line="240" w:lineRule="auto"/>
+      </w:pPr>
+      <w:r>
+        <w:rPr>
+          <w:rStyle w:val="Strong"/>
+        </w:rPr>
+        <w:t>Processing and Formatting Data</w:t>
+      </w:r>
+      <w:r>
+        <w:t xml:space="preserve"> – Ensures that the retrieved contract/software information is structured before being passed to the Response Synthesizer.</w:t>
+      </w:r>
+    </w:p>
+    <w:p>
+      <w:pPr>
+        <w:numPr>
+          <w:ilvl w:val="0"/>
+          <w:numId w:val="19"/>
+        </w:numPr>
+        <w:spacing w:before="100" w:beforeAutospacing="1" w:after="100" w:afterAutospacing="1" w:line="240" w:lineRule="auto"/>
+      </w:pPr>
+      <w:r>
+        <w:rPr>
+          <w:rStyle w:val="Strong"/>
+        </w:rPr>
+        <w:t>Integrating with Other Modules</w:t>
+      </w:r>
+      <w:r>
+        <w:t xml:space="preserve"> – Works alongside Query Classifier (to categorize queries) and </w:t>
+      </w:r>
+      <w:proofErr w:type="spellStart"/>
+      <w:r>
+        <w:t>LlamaIndex</w:t>
+      </w:r>
+      <w:proofErr w:type="spellEnd"/>
+      <w:r>
+        <w:t>-based Data Extractor (to fetch contract/software details).</w:t>
+      </w:r>
+    </w:p>
+    <w:p>
+      <w:pPr>
+        <w:pStyle w:val="Heading3"/>
+      </w:pPr>
+      <w:r>
         <w:t>2. Query Classifier</w:t>
       </w:r>
     </w:p>
     <w:p>
       <w:pPr>
-        <w:spacing w:before="100" w:beforeAutospacing="1" w:after="100" w:afterAutospacing="1"/>
-      </w:pPr>
-      <w:r>
-        <w:t xml:space="preserve">The </w:t>
-      </w:r>
-      <w:r>
-        <w:rPr>
-          <w:rStyle w:val="Strong"/>
-        </w:rPr>
-        <w:t>Query Classifier</w:t>
-      </w:r>
-      <w:r>
-        <w:t xml:space="preserve"> determines the category of a given user query by leveraging </w:t>
-      </w:r>
-      <w:r>
-        <w:rPr>
-          <w:rStyle w:val="Strong"/>
-        </w:rPr>
-        <w:t>sentence embeddings</w:t>
-      </w:r>
-      <w:r>
-        <w:t xml:space="preserve"> and </w:t>
-      </w:r>
-      <w:r>
-        <w:rPr>
-          <w:rStyle w:val="Strong"/>
-        </w:rPr>
-        <w:t>similarity matching</w:t>
-      </w:r>
-      <w:r>
-        <w:t xml:space="preserve">. It pre-stores embeddings of predefined query categories (e.g., "contract," "software," and "other") in </w:t>
-      </w:r>
-      <w:r>
-        <w:rPr>
-          <w:rStyle w:val="Strong"/>
-        </w:rPr>
-        <w:t>Redis</w:t>
-      </w:r>
-      <w:r>
-        <w:t xml:space="preserve"> for quick retrieval. When a new query arrives, the classifier computes its embedding, compares it with stored embeddings, and assigns the best-matching category. This improves </w:t>
-      </w:r>
-      <w:r>
-        <w:rPr>
-          <w:rStyle w:val="Strong"/>
-        </w:rPr>
-        <w:t>query routing efficiency</w:t>
-      </w:r>
-      <w:r>
-        <w:t xml:space="preserve"> and reduces unnecessary calls to downstream systems.</w:t>
-      </w:r>
-    </w:p>
-    <w:p>
-      <w:pPr>
-        <w:spacing w:after="0"/>
-      </w:pPr>
+        <w:pStyle w:val="NormalWeb"/>
+        <w:rPr>
+          <w:rFonts w:asciiTheme="minorHAnsi" w:hAnsiTheme="minorHAnsi"/>
+        </w:rPr>
+      </w:pPr>
+      <w:r>
+        <w:rPr>
+          <w:rFonts w:asciiTheme="minorHAnsi" w:hAnsiTheme="minorHAnsi"/>
+        </w:rPr>
+        <w:t>The Query Classifier determines the category of a given user query by leveraging sentence embeddings and similarity matching. It pre-stores embeddings of predefined query categories (e.g., "contract," "software," and "other") in Redis for quick retrieval. When a new query arrives, the classifier computes its embedding, compares it with stored embeddings, and assigns the best-matching category. This improves query routing efficiency and reduces unnecessary calls to downstream systems.</w:t>
+      </w:r>
     </w:p>
     <w:p>
       <w:pPr>
         <w:pStyle w:val="Heading3"/>
+      </w:pPr>
+      <w:r>
+        <w:t>3. Data Extractor (Llama Index)</w:t>
+      </w:r>
+    </w:p>
+    <w:p>
+      <w:pPr>
+        <w:pStyle w:val="NormalWeb"/>
+        <w:rPr>
+          <w:rFonts w:asciiTheme="minorHAnsi" w:hAnsiTheme="minorHAnsi"/>
+        </w:rPr>
+      </w:pPr>
+      <w:r>
+        <w:rPr>
+          <w:rFonts w:asciiTheme="minorHAnsi" w:hAnsiTheme="minorHAnsi"/>
+        </w:rPr>
+        <w:t>The Data Extractor uses Llama Index to fetch structured data from an SQL database based on natural language queries. It connects to the SQLite database, ensures the required tables (like contracts) exist, and creates an index for efficient querying. Unlike traditional SQL queries, Llama Index allows users to retrieve relevant information using conversational search without manually writing SQL. To improve efficiency, Llama Index should ideally be preloaded rather than being initialized for every query.</w:t>
+      </w:r>
+    </w:p>
+    <w:p>
+      <w:pPr>
+        <w:pStyle w:val="Heading3"/>
+      </w:pPr>
+      <w:r>
+        <w:lastRenderedPageBreak/>
+        <w:t>4. Response Synthesizer</w:t>
+      </w:r>
+    </w:p>
+    <w:p>
+      <w:pPr>
+        <w:pStyle w:val="NormalWeb"/>
+        <w:rPr>
+          <w:rFonts w:asciiTheme="minorHAnsi" w:hAnsiTheme="minorHAnsi"/>
+        </w:rPr>
+      </w:pPr>
+      <w:r>
+        <w:rPr>
+          <w:rFonts w:asciiTheme="minorHAnsi" w:hAnsiTheme="minorHAnsi"/>
+        </w:rPr>
+        <w:t>The Response Synthesizer module generates concise and relevant responses to user queries by summarizing contract details retrieved from a database or a model. It takes structured data or model-generated responses and formats them into human-readable text using an LLM-powered summarization prompt. If contract details are missing, it returns an appropriate fallback message. The module ensures that responses are clear, non-repetitive, and directly answer the user’s question.</w:t>
+      </w:r>
+    </w:p>
+    <w:p>
+      <w:pPr>
+        <w:pStyle w:val="Heading2"/>
+        <w:rPr>
+          <w:rFonts w:asciiTheme="minorHAnsi" w:hAnsiTheme="minorHAnsi"/>
+        </w:rPr>
+      </w:pPr>
+      <w:r>
+        <w:rPr>
+          <w:rFonts w:asciiTheme="minorHAnsi" w:hAnsiTheme="minorHAnsi"/>
+        </w:rPr>
+        <w:t>7. Implementation Details</w:t>
+      </w:r>
+    </w:p>
+    <w:p>
+      <w:pPr>
+        <w:pStyle w:val="Heading3"/>
+      </w:pPr>
+      <w:r>
+        <w:t>Project Structure:</w:t>
+      </w:r>
+    </w:p>
+    <w:p>
+      <w:pPr>
+        <w:pStyle w:val="Heading4"/>
       </w:pPr>
       <w:r>
         <w:rPr>
@@ -1359,1312 +957,503 @@
           <w:b w:val="0"/>
           <w:bCs w:val="0"/>
         </w:rPr>
-        <w:t>3. Data Extractor (Llama Index)</w:t>
-      </w:r>
-    </w:p>
-    <w:p>
-      <w:pPr>
-        <w:spacing w:before="100" w:beforeAutospacing="1" w:after="100" w:afterAutospacing="1"/>
-      </w:pPr>
-      <w:r>
-        <w:t xml:space="preserve">The </w:t>
-      </w:r>
-      <w:r>
-        <w:rPr>
-          <w:rStyle w:val="Strong"/>
-        </w:rPr>
-        <w:t>Data Extractor</w:t>
-      </w:r>
-      <w:r>
-        <w:t xml:space="preserve"> uses </w:t>
-      </w:r>
-      <w:r>
-        <w:rPr>
-          <w:rStyle w:val="Strong"/>
-        </w:rPr>
-        <w:t>Llama Index</w:t>
-      </w:r>
-      <w:r>
-        <w:t xml:space="preserve"> to fetch structured data from an SQL database based on natural language queries. It connects to the SQLite database, ensures the required tables (like </w:t>
-      </w:r>
-      <w:r>
-        <w:rPr>
-          <w:rStyle w:val="HTMLCode"/>
-          <w:rFonts w:eastAsiaTheme="majorEastAsia"/>
-        </w:rPr>
-        <w:t>contracts</w:t>
-      </w:r>
-      <w:r>
-        <w:t xml:space="preserve">) exist, and creates an index for efficient querying. Unlike traditional SQL queries, Llama Index allows users to retrieve relevant information using </w:t>
-      </w:r>
-      <w:r>
-        <w:rPr>
-          <w:rStyle w:val="Strong"/>
-        </w:rPr>
-        <w:t>conversational search</w:t>
-      </w:r>
-      <w:r>
-        <w:t xml:space="preserve"> without manually writing SQL. To improve efficiency, Llama Index should ideally be </w:t>
-      </w:r>
-      <w:r>
-        <w:rPr>
-          <w:rStyle w:val="Strong"/>
-        </w:rPr>
-        <w:t>preloaded</w:t>
-      </w:r>
-      <w:r>
-        <w:t xml:space="preserve"> rather than being initialized for every query.</w:t>
-      </w:r>
-    </w:p>
-    <w:p>
-      <w:pPr>
-        <w:pStyle w:val="Heading3"/>
-      </w:pPr>
+        <w:t>1. Database Module (</w:t>
+      </w:r>
+      <w:proofErr w:type="spellStart"/>
       <w:r>
         <w:rPr>
           <w:rStyle w:val="Strong"/>
           <w:b w:val="0"/>
           <w:bCs w:val="0"/>
         </w:rPr>
-        <w:t>4. Response Synthesizer</w:t>
-      </w:r>
-    </w:p>
-    <w:p>
-      <w:pPr>
-        <w:spacing w:before="100" w:beforeAutospacing="1" w:after="100" w:afterAutospacing="1"/>
-      </w:pPr>
-      <w:r>
-        <w:t xml:space="preserve">The </w:t>
-      </w:r>
+        <w:t>db</w:t>
+      </w:r>
+      <w:proofErr w:type="spellEnd"/>
       <w:r>
         <w:rPr>
           <w:rStyle w:val="Strong"/>
-        </w:rPr>
-        <w:t>Response Synthesizer</w:t>
-      </w:r>
-      <w:r>
-        <w:t xml:space="preserve"> takes structured information retrieved from Llama Index (or other sources) and converts it into a user-friendly response. It ensures that the final </w:t>
-      </w:r>
-      <w:r>
-        <w:lastRenderedPageBreak/>
-        <w:t xml:space="preserve">response is </w:t>
-      </w:r>
-      <w:r>
-        <w:rPr>
-          <w:rStyle w:val="Strong"/>
-        </w:rPr>
-        <w:t>clear, contextual, and formatted properly</w:t>
-      </w:r>
-      <w:r>
-        <w:t xml:space="preserve">. In cases where information is missing, the synthesizer can request additional clarifications or guide the user to refine their question. This step enhances the </w:t>
-      </w:r>
-      <w:r>
-        <w:rPr>
-          <w:rStyle w:val="Strong"/>
-        </w:rPr>
-        <w:t>usability</w:t>
-      </w:r>
-      <w:r>
-        <w:t xml:space="preserve"> of responses and provides a seamless conversational experience.</w:t>
-      </w:r>
-    </w:p>
-    <w:p>
-      <w:pPr>
-        <w:pStyle w:val="ListParagraph"/>
-        <w:ind w:left="1440"/>
-        <w:rPr>
-          <w:lang w:eastAsia="en-GB"/>
-        </w:rPr>
-      </w:pPr>
-    </w:p>
-    <w:p>
-      <w:pPr>
-        <w:pStyle w:val="ListParagraph"/>
-        <w:rPr>
-          <w:lang w:eastAsia="en-GB"/>
-        </w:rPr>
-      </w:pPr>
-    </w:p>
-    <w:p>
-      <w:pPr>
-        <w:pStyle w:val="Heading2"/>
+          <w:b w:val="0"/>
+          <w:bCs w:val="0"/>
+        </w:rPr>
+        <w:t>/):</w:t>
+      </w:r>
+    </w:p>
+    <w:p>
+      <w:pPr>
         <w:numPr>
           <w:ilvl w:val="0"/>
-          <w:numId w:val="5"/>
+          <w:numId w:val="20"/>
         </w:numPr>
-        <w:rPr>
-          <w:rFonts w:eastAsia="Times New Roman"/>
-          <w:lang w:eastAsia="en-GB"/>
-        </w:rPr>
-      </w:pPr>
-      <w:r>
-        <w:rPr>
-          <w:rFonts w:eastAsia="Times New Roman"/>
-          <w:lang w:eastAsia="en-GB"/>
-        </w:rPr>
-        <w:t xml:space="preserve"> Implementation Details</w:t>
-      </w:r>
-    </w:p>
-    <w:p>
-      <w:pPr>
         <w:spacing w:before="100" w:beforeAutospacing="1" w:after="100" w:afterAutospacing="1" w:line="240" w:lineRule="auto"/>
-        <w:rPr>
-          <w:rFonts w:eastAsia="Times New Roman" w:cs="Times New Roman"/>
-          <w:kern w:val="0"/>
-          <w:lang w:eastAsia="en-GB"/>
-          <w14:ligatures w14:val="none"/>
-        </w:rPr>
-      </w:pPr>
-      <w:r>
-        <w:rPr>
-          <w:rFonts w:eastAsia="Times New Roman" w:cs="Times New Roman"/>
-          <w:kern w:val="0"/>
-          <w:lang w:eastAsia="en-GB"/>
-          <w14:ligatures w14:val="none"/>
-        </w:rPr>
-        <w:t>The project structure consists of the following modules:</w:t>
-      </w:r>
-    </w:p>
-    <w:p>
-      <w:pPr>
-        <w:pStyle w:val="Heading3"/>
-        <w:rPr>
-          <w:rFonts w:eastAsia="Times New Roman"/>
-          <w:lang w:eastAsia="en-GB"/>
-        </w:rPr>
-      </w:pPr>
-      <w:r>
-        <w:rPr>
-          <w:rFonts w:eastAsia="Times New Roman"/>
-          <w:lang w:eastAsia="en-GB"/>
-        </w:rPr>
-        <w:t>1. Database Module (</w:t>
-      </w:r>
+      </w:pPr>
       <w:proofErr w:type="spellStart"/>
       <w:r>
-        <w:rPr>
-          <w:rFonts w:eastAsia="Times New Roman" w:cs="Courier New"/>
-          <w:sz w:val="20"/>
-          <w:szCs w:val="20"/>
-          <w:lang w:eastAsia="en-GB"/>
-        </w:rPr>
-        <w:t>db</w:t>
+        <w:t>ais.db</w:t>
       </w:r>
       <w:proofErr w:type="spellEnd"/>
       <w:r>
-        <w:rPr>
-          <w:rFonts w:eastAsia="Times New Roman" w:cs="Courier New"/>
-          <w:sz w:val="20"/>
-          <w:szCs w:val="20"/>
-          <w:lang w:eastAsia="en-GB"/>
-        </w:rPr>
-        <w:t>/</w:t>
-      </w:r>
-      <w:r>
-        <w:rPr>
-          <w:rFonts w:eastAsia="Times New Roman"/>
-          <w:lang w:eastAsia="en-GB"/>
-        </w:rPr>
-        <w:t>):</w:t>
+        <w:t xml:space="preserve"> – SQLite database containing contract data.</w:t>
       </w:r>
     </w:p>
     <w:p>
       <w:pPr>
         <w:numPr>
           <w:ilvl w:val="0"/>
-          <w:numId w:val="6"/>
+          <w:numId w:val="20"/>
         </w:numPr>
         <w:spacing w:before="100" w:beforeAutospacing="1" w:after="100" w:afterAutospacing="1" w:line="240" w:lineRule="auto"/>
-        <w:rPr>
-          <w:rFonts w:eastAsia="Times New Roman" w:cs="Times New Roman"/>
-          <w:kern w:val="0"/>
-          <w:lang w:eastAsia="en-GB"/>
-          <w14:ligatures w14:val="none"/>
-        </w:rPr>
-      </w:pPr>
-      <w:proofErr w:type="spellStart"/>
-      <w:r>
-        <w:rPr>
-          <w:rFonts w:eastAsia="Times New Roman" w:cs="Courier New"/>
-          <w:b/>
-          <w:bCs/>
-          <w:kern w:val="0"/>
-          <w:sz w:val="20"/>
-          <w:szCs w:val="20"/>
-          <w:lang w:eastAsia="en-GB"/>
-          <w14:ligatures w14:val="none"/>
-        </w:rPr>
-        <w:t>ais.db</w:t>
-      </w:r>
-      <w:proofErr w:type="spellEnd"/>
-      <w:r>
-        <w:rPr>
-          <w:rFonts w:eastAsia="Times New Roman" w:cs="Times New Roman"/>
-          <w:kern w:val="0"/>
-          <w:lang w:eastAsia="en-GB"/>
-          <w14:ligatures w14:val="none"/>
-        </w:rPr>
-        <w:t xml:space="preserve"> – SQLite database containing contract data.</w:t>
+      </w:pPr>
+      <w:r>
+        <w:t>db_conn.py – Handles database connection.</w:t>
       </w:r>
     </w:p>
     <w:p>
       <w:pPr>
         <w:numPr>
           <w:ilvl w:val="0"/>
-          <w:numId w:val="6"/>
+          <w:numId w:val="20"/>
         </w:numPr>
         <w:spacing w:before="100" w:beforeAutospacing="1" w:after="100" w:afterAutospacing="1" w:line="240" w:lineRule="auto"/>
-        <w:rPr>
-          <w:rFonts w:eastAsia="Times New Roman" w:cs="Times New Roman"/>
-          <w:kern w:val="0"/>
-          <w:lang w:eastAsia="en-GB"/>
-          <w14:ligatures w14:val="none"/>
-        </w:rPr>
-      </w:pPr>
-      <w:r>
-        <w:rPr>
-          <w:rFonts w:eastAsia="Times New Roman" w:cs="Courier New"/>
-          <w:b/>
-          <w:bCs/>
-          <w:kern w:val="0"/>
-          <w:sz w:val="20"/>
-          <w:szCs w:val="20"/>
-          <w:lang w:eastAsia="en-GB"/>
-          <w14:ligatures w14:val="none"/>
-        </w:rPr>
-        <w:t>db_conn.py</w:t>
-      </w:r>
-      <w:r>
-        <w:rPr>
-          <w:rFonts w:eastAsia="Times New Roman" w:cs="Times New Roman"/>
-          <w:kern w:val="0"/>
-          <w:lang w:eastAsia="en-GB"/>
-          <w14:ligatures w14:val="none"/>
-        </w:rPr>
-        <w:t xml:space="preserve"> – Handles database connection.</w:t>
+      </w:pPr>
+      <w:r>
+        <w:t>db_create_contract_data.py – Creates tables and schema.</w:t>
       </w:r>
     </w:p>
     <w:p>
       <w:pPr>
         <w:numPr>
           <w:ilvl w:val="0"/>
-          <w:numId w:val="6"/>
+          <w:numId w:val="20"/>
         </w:numPr>
         <w:spacing w:before="100" w:beforeAutospacing="1" w:after="100" w:afterAutospacing="1" w:line="240" w:lineRule="auto"/>
-        <w:rPr>
-          <w:rFonts w:eastAsia="Times New Roman" w:cs="Times New Roman"/>
-          <w:kern w:val="0"/>
-          <w:lang w:eastAsia="en-GB"/>
-          <w14:ligatures w14:val="none"/>
-        </w:rPr>
-      </w:pPr>
-      <w:r>
-        <w:rPr>
-          <w:rFonts w:eastAsia="Times New Roman" w:cs="Courier New"/>
-          <w:b/>
-          <w:bCs/>
-          <w:kern w:val="0"/>
-          <w:sz w:val="20"/>
-          <w:szCs w:val="20"/>
-          <w:lang w:eastAsia="en-GB"/>
-          <w14:ligatures w14:val="none"/>
-        </w:rPr>
-        <w:t>db_create_contract_data.py</w:t>
-      </w:r>
-      <w:r>
-        <w:rPr>
-          <w:rFonts w:eastAsia="Times New Roman" w:cs="Times New Roman"/>
-          <w:kern w:val="0"/>
-          <w:lang w:eastAsia="en-GB"/>
-          <w14:ligatures w14:val="none"/>
-        </w:rPr>
-        <w:t xml:space="preserve"> – Creates tables and schema.</w:t>
+      </w:pPr>
+      <w:r>
+        <w:t>fetch_contract_details.py – Fetches relevant contract data.</w:t>
       </w:r>
     </w:p>
     <w:p>
       <w:pPr>
         <w:numPr>
           <w:ilvl w:val="0"/>
-          <w:numId w:val="6"/>
+          <w:numId w:val="20"/>
         </w:numPr>
         <w:spacing w:before="100" w:beforeAutospacing="1" w:after="100" w:afterAutospacing="1" w:line="240" w:lineRule="auto"/>
-        <w:rPr>
-          <w:rFonts w:eastAsia="Times New Roman" w:cs="Times New Roman"/>
-          <w:kern w:val="0"/>
-          <w:lang w:eastAsia="en-GB"/>
-          <w14:ligatures w14:val="none"/>
-        </w:rPr>
-      </w:pPr>
-      <w:r>
-        <w:rPr>
-          <w:rFonts w:eastAsia="Times New Roman" w:cs="Courier New"/>
-          <w:b/>
-          <w:bCs/>
-          <w:kern w:val="0"/>
-          <w:sz w:val="20"/>
-          <w:szCs w:val="20"/>
-          <w:lang w:eastAsia="en-GB"/>
-          <w14:ligatures w14:val="none"/>
-        </w:rPr>
-        <w:t>fetch_contract_details.py</w:t>
-      </w:r>
-      <w:r>
-        <w:rPr>
-          <w:rFonts w:eastAsia="Times New Roman" w:cs="Times New Roman"/>
-          <w:kern w:val="0"/>
-          <w:lang w:eastAsia="en-GB"/>
-          <w14:ligatures w14:val="none"/>
-        </w:rPr>
-        <w:t xml:space="preserve"> – Fetches relevant contract data.</w:t>
+      </w:pPr>
+      <w:r>
+        <w:t>insert_sample_data.py – Seeds the database with sample contract records.</w:t>
+      </w:r>
+    </w:p>
+    <w:p>
+      <w:pPr>
+        <w:pStyle w:val="Heading4"/>
+      </w:pPr>
+      <w:r>
+        <w:rPr>
+          <w:rStyle w:val="Strong"/>
+          <w:b w:val="0"/>
+          <w:bCs w:val="0"/>
+        </w:rPr>
+        <w:t>2. LLM Processing Module (</w:t>
+      </w:r>
+      <w:proofErr w:type="spellStart"/>
+      <w:r>
+        <w:rPr>
+          <w:rStyle w:val="Strong"/>
+          <w:b w:val="0"/>
+          <w:bCs w:val="0"/>
+        </w:rPr>
+        <w:t>llm</w:t>
+      </w:r>
+      <w:proofErr w:type="spellEnd"/>
+      <w:r>
+        <w:rPr>
+          <w:rStyle w:val="Strong"/>
+          <w:b w:val="0"/>
+          <w:bCs w:val="0"/>
+        </w:rPr>
+        <w:t>/):</w:t>
       </w:r>
     </w:p>
     <w:p>
       <w:pPr>
         <w:numPr>
           <w:ilvl w:val="0"/>
-          <w:numId w:val="6"/>
+          <w:numId w:val="21"/>
         </w:numPr>
         <w:spacing w:before="100" w:beforeAutospacing="1" w:after="100" w:afterAutospacing="1" w:line="240" w:lineRule="auto"/>
-        <w:rPr>
-          <w:rFonts w:eastAsia="Times New Roman" w:cs="Times New Roman"/>
-          <w:kern w:val="0"/>
-          <w:lang w:eastAsia="en-GB"/>
-          <w14:ligatures w14:val="none"/>
-        </w:rPr>
-      </w:pPr>
-      <w:r>
-        <w:rPr>
-          <w:rFonts w:eastAsia="Times New Roman" w:cs="Courier New"/>
-          <w:b/>
-          <w:bCs/>
-          <w:kern w:val="0"/>
-          <w:sz w:val="20"/>
-          <w:szCs w:val="20"/>
-          <w:lang w:eastAsia="en-GB"/>
-          <w14:ligatures w14:val="none"/>
-        </w:rPr>
-        <w:t>insert_sample_data.py</w:t>
-      </w:r>
-      <w:r>
-        <w:rPr>
-          <w:rFonts w:eastAsia="Times New Roman" w:cs="Times New Roman"/>
-          <w:kern w:val="0"/>
-          <w:lang w:eastAsia="en-GB"/>
-          <w14:ligatures w14:val="none"/>
-        </w:rPr>
-        <w:t xml:space="preserve"> – Seeds the database with sample contract records.</w:t>
-      </w:r>
-    </w:p>
-    <w:p>
-      <w:pPr>
-        <w:pStyle w:val="Heading3"/>
-        <w:rPr>
-          <w:rFonts w:eastAsia="Times New Roman"/>
-          <w:lang w:eastAsia="en-GB"/>
-        </w:rPr>
-      </w:pPr>
-      <w:r>
-        <w:rPr>
-          <w:rFonts w:eastAsia="Times New Roman"/>
-          <w:lang w:eastAsia="en-GB"/>
-        </w:rPr>
-        <w:t>2. LLM Processing Module (</w:t>
+      </w:pPr>
+      <w:r>
+        <w:t xml:space="preserve">llama_contract_index.py – Creates and maintains the </w:t>
       </w:r>
       <w:proofErr w:type="spellStart"/>
       <w:r>
-        <w:rPr>
-          <w:rFonts w:eastAsia="Times New Roman" w:cs="Courier New"/>
-          <w:sz w:val="20"/>
-          <w:szCs w:val="20"/>
-          <w:lang w:eastAsia="en-GB"/>
-        </w:rPr>
-        <w:t>llm</w:t>
+        <w:t>LlamaIndex</w:t>
       </w:r>
       <w:proofErr w:type="spellEnd"/>
       <w:r>
-        <w:rPr>
-          <w:rFonts w:eastAsia="Times New Roman" w:cs="Courier New"/>
-          <w:sz w:val="20"/>
-          <w:szCs w:val="20"/>
-          <w:lang w:eastAsia="en-GB"/>
-        </w:rPr>
-        <w:t>/</w:t>
-      </w:r>
-      <w:r>
-        <w:rPr>
-          <w:rFonts w:eastAsia="Times New Roman"/>
-          <w:lang w:eastAsia="en-GB"/>
-        </w:rPr>
-        <w:t>):</w:t>
+        <w:t xml:space="preserve"> structure.</w:t>
       </w:r>
     </w:p>
     <w:p>
       <w:pPr>
         <w:numPr>
           <w:ilvl w:val="0"/>
-          <w:numId w:val="7"/>
+          <w:numId w:val="21"/>
         </w:numPr>
         <w:spacing w:before="100" w:beforeAutospacing="1" w:after="100" w:afterAutospacing="1" w:line="240" w:lineRule="auto"/>
-        <w:rPr>
-          <w:rFonts w:eastAsia="Times New Roman" w:cs="Times New Roman"/>
-          <w:kern w:val="0"/>
-          <w:lang w:eastAsia="en-GB"/>
-          <w14:ligatures w14:val="none"/>
-        </w:rPr>
-      </w:pPr>
-      <w:r>
-        <w:rPr>
-          <w:rFonts w:eastAsia="Times New Roman" w:cs="Courier New"/>
-          <w:b/>
-          <w:bCs/>
-          <w:kern w:val="0"/>
-          <w:sz w:val="20"/>
-          <w:szCs w:val="20"/>
-          <w:lang w:eastAsia="en-GB"/>
-          <w14:ligatures w14:val="none"/>
-        </w:rPr>
-        <w:t>llama_contract_index.py</w:t>
-      </w:r>
-      <w:r>
-        <w:rPr>
-          <w:rFonts w:eastAsia="Times New Roman" w:cs="Times New Roman"/>
-          <w:kern w:val="0"/>
-          <w:lang w:eastAsia="en-GB"/>
-          <w14:ligatures w14:val="none"/>
-        </w:rPr>
-        <w:t xml:space="preserve"> – Creates and maintains the </w:t>
-      </w:r>
-      <w:proofErr w:type="spellStart"/>
-      <w:r>
-        <w:rPr>
-          <w:rFonts w:eastAsia="Times New Roman" w:cs="Times New Roman"/>
-          <w:kern w:val="0"/>
-          <w:lang w:eastAsia="en-GB"/>
-          <w14:ligatures w14:val="none"/>
-        </w:rPr>
-        <w:t>LlamaIndex</w:t>
-      </w:r>
-      <w:proofErr w:type="spellEnd"/>
-      <w:r>
-        <w:rPr>
-          <w:rFonts w:eastAsia="Times New Roman" w:cs="Times New Roman"/>
-          <w:kern w:val="0"/>
-          <w:lang w:eastAsia="en-GB"/>
-          <w14:ligatures w14:val="none"/>
-        </w:rPr>
-        <w:t xml:space="preserve"> structure.</w:t>
+      </w:pPr>
+      <w:r>
+        <w:t>llm_handler.py – Handles interaction between queries and the AI model.</w:t>
       </w:r>
     </w:p>
     <w:p>
       <w:pPr>
         <w:numPr>
           <w:ilvl w:val="0"/>
-          <w:numId w:val="7"/>
+          <w:numId w:val="21"/>
         </w:numPr>
         <w:spacing w:before="100" w:beforeAutospacing="1" w:after="100" w:afterAutospacing="1" w:line="240" w:lineRule="auto"/>
-        <w:rPr>
-          <w:rFonts w:eastAsia="Times New Roman" w:cs="Times New Roman"/>
-          <w:kern w:val="0"/>
-          <w:lang w:eastAsia="en-GB"/>
-          <w14:ligatures w14:val="none"/>
-        </w:rPr>
-      </w:pPr>
-      <w:r>
-        <w:rPr>
-          <w:rFonts w:eastAsia="Times New Roman" w:cs="Courier New"/>
-          <w:b/>
-          <w:bCs/>
-          <w:kern w:val="0"/>
-          <w:sz w:val="20"/>
-          <w:szCs w:val="20"/>
-          <w:lang w:eastAsia="en-GB"/>
-          <w14:ligatures w14:val="none"/>
-        </w:rPr>
-        <w:t>llm_handler.py</w:t>
-      </w:r>
-      <w:r>
-        <w:rPr>
-          <w:rFonts w:eastAsia="Times New Roman" w:cs="Times New Roman"/>
-          <w:kern w:val="0"/>
-          <w:lang w:eastAsia="en-GB"/>
-          <w14:ligatures w14:val="none"/>
-        </w:rPr>
-        <w:t xml:space="preserve"> – Handles interaction between queries and the AI model.</w:t>
+      </w:pPr>
+      <w:r>
+        <w:t>query_classifier.py &amp; query_classifier2.py – Classifies user queries into predefined categories.</w:t>
       </w:r>
     </w:p>
     <w:p>
       <w:pPr>
         <w:numPr>
           <w:ilvl w:val="0"/>
-          <w:numId w:val="7"/>
+          <w:numId w:val="21"/>
         </w:numPr>
         <w:spacing w:before="100" w:beforeAutospacing="1" w:after="100" w:afterAutospacing="1" w:line="240" w:lineRule="auto"/>
-        <w:rPr>
-          <w:rFonts w:eastAsia="Times New Roman" w:cs="Times New Roman"/>
-          <w:kern w:val="0"/>
-          <w:lang w:eastAsia="en-GB"/>
-          <w14:ligatures w14:val="none"/>
-        </w:rPr>
-      </w:pPr>
-      <w:r>
-        <w:rPr>
-          <w:rFonts w:eastAsia="Times New Roman" w:cs="Courier New"/>
-          <w:b/>
-          <w:bCs/>
-          <w:kern w:val="0"/>
-          <w:sz w:val="20"/>
-          <w:szCs w:val="20"/>
-          <w:lang w:eastAsia="en-GB"/>
-          <w14:ligatures w14:val="none"/>
-        </w:rPr>
-        <w:t>query_classifier.py</w:t>
-      </w:r>
-      <w:r>
-        <w:rPr>
-          <w:rFonts w:eastAsia="Times New Roman" w:cs="Times New Roman"/>
-          <w:b/>
-          <w:bCs/>
-          <w:kern w:val="0"/>
-          <w:lang w:eastAsia="en-GB"/>
-          <w14:ligatures w14:val="none"/>
-        </w:rPr>
-        <w:t xml:space="preserve"> &amp; </w:t>
-      </w:r>
-      <w:r>
-        <w:rPr>
-          <w:rFonts w:eastAsia="Times New Roman" w:cs="Courier New"/>
-          <w:b/>
-          <w:bCs/>
-          <w:kern w:val="0"/>
-          <w:sz w:val="20"/>
-          <w:szCs w:val="20"/>
-          <w:lang w:eastAsia="en-GB"/>
-          <w14:ligatures w14:val="none"/>
-        </w:rPr>
-        <w:t>query_classifier2.py</w:t>
-      </w:r>
-      <w:r>
-        <w:rPr>
-          <w:rFonts w:eastAsia="Times New Roman" w:cs="Times New Roman"/>
-          <w:kern w:val="0"/>
-          <w:lang w:eastAsia="en-GB"/>
-          <w14:ligatures w14:val="none"/>
-        </w:rPr>
-        <w:t xml:space="preserve"> – Classifies user queries into predefined categories.</w:t>
+      </w:pPr>
+      <w:r>
+        <w:t>response_synthesizer.py – Converts raw query results into meaningful responses.</w:t>
       </w:r>
     </w:p>
     <w:p>
       <w:pPr>
         <w:numPr>
           <w:ilvl w:val="0"/>
-          <w:numId w:val="7"/>
+          <w:numId w:val="21"/>
         </w:numPr>
         <w:spacing w:before="100" w:beforeAutospacing="1" w:after="100" w:afterAutospacing="1" w:line="240" w:lineRule="auto"/>
-        <w:rPr>
-          <w:rFonts w:eastAsia="Times New Roman" w:cs="Times New Roman"/>
-          <w:kern w:val="0"/>
-          <w:lang w:eastAsia="en-GB"/>
-          <w14:ligatures w14:val="none"/>
-        </w:rPr>
-      </w:pPr>
-      <w:r>
-        <w:rPr>
-          <w:rFonts w:eastAsia="Times New Roman" w:cs="Courier New"/>
-          <w:b/>
-          <w:bCs/>
-          <w:kern w:val="0"/>
-          <w:sz w:val="20"/>
-          <w:szCs w:val="20"/>
-          <w:lang w:eastAsia="en-GB"/>
-          <w14:ligatures w14:val="none"/>
-        </w:rPr>
-        <w:t>response_synthesizer.py</w:t>
-      </w:r>
-      <w:r>
-        <w:rPr>
-          <w:rFonts w:eastAsia="Times New Roman" w:cs="Times New Roman"/>
-          <w:kern w:val="0"/>
-          <w:lang w:eastAsia="en-GB"/>
-          <w14:ligatures w14:val="none"/>
-        </w:rPr>
-        <w:t xml:space="preserve"> – Converts raw query results into meaningful responses.</w:t>
+      </w:pPr>
+      <w:r>
+        <w:t>vendor_name_extractor.py – Identifies vendor names from user queries.</w:t>
+      </w:r>
+    </w:p>
+    <w:p>
+      <w:pPr>
+        <w:pStyle w:val="Heading4"/>
+      </w:pPr>
+      <w:r>
+        <w:rPr>
+          <w:rStyle w:val="Strong"/>
+          <w:b w:val="0"/>
+          <w:bCs w:val="0"/>
+        </w:rPr>
+        <w:t>3. Utility Module (utils/):</w:t>
       </w:r>
     </w:p>
     <w:p>
       <w:pPr>
         <w:numPr>
           <w:ilvl w:val="0"/>
-          <w:numId w:val="7"/>
+          <w:numId w:val="22"/>
         </w:numPr>
         <w:spacing w:before="100" w:beforeAutospacing="1" w:after="100" w:afterAutospacing="1" w:line="240" w:lineRule="auto"/>
-        <w:rPr>
-          <w:rFonts w:eastAsia="Times New Roman" w:cs="Times New Roman"/>
-          <w:kern w:val="0"/>
-          <w:lang w:eastAsia="en-GB"/>
-          <w14:ligatures w14:val="none"/>
-        </w:rPr>
-      </w:pPr>
-      <w:r>
-        <w:rPr>
-          <w:rFonts w:eastAsia="Times New Roman" w:cs="Courier New"/>
-          <w:b/>
-          <w:bCs/>
-          <w:kern w:val="0"/>
-          <w:sz w:val="20"/>
-          <w:szCs w:val="20"/>
-          <w:lang w:eastAsia="en-GB"/>
-          <w14:ligatures w14:val="none"/>
-        </w:rPr>
-        <w:t>vendor_name_extractor.py</w:t>
-      </w:r>
-      <w:r>
-        <w:rPr>
-          <w:rFonts w:eastAsia="Times New Roman" w:cs="Times New Roman"/>
-          <w:kern w:val="0"/>
-          <w:lang w:eastAsia="en-GB"/>
-          <w14:ligatures w14:val="none"/>
-        </w:rPr>
-        <w:t xml:space="preserve"> – Identifies vendor names from user queries.</w:t>
-      </w:r>
-    </w:p>
-    <w:p>
-      <w:pPr>
-        <w:pStyle w:val="Heading3"/>
-        <w:rPr>
-          <w:rFonts w:eastAsia="Times New Roman"/>
-          <w:lang w:eastAsia="en-GB"/>
-        </w:rPr>
-      </w:pPr>
-      <w:r>
-        <w:rPr>
-          <w:rFonts w:eastAsia="Times New Roman"/>
-          <w:lang w:eastAsia="en-GB"/>
-        </w:rPr>
-        <w:t>3. Utility Module (</w:t>
-      </w:r>
-      <w:r>
-        <w:rPr>
-          <w:rFonts w:eastAsia="Times New Roman" w:cs="Courier New"/>
-          <w:sz w:val="20"/>
-          <w:szCs w:val="20"/>
-          <w:lang w:eastAsia="en-GB"/>
-        </w:rPr>
-        <w:t>utils/</w:t>
-      </w:r>
-      <w:r>
-        <w:rPr>
-          <w:rFonts w:eastAsia="Times New Roman"/>
-          <w:lang w:eastAsia="en-GB"/>
-        </w:rPr>
-        <w:t>):</w:t>
+      </w:pPr>
+      <w:r>
+        <w:t>config.py – Stores configuration settings.</w:t>
+      </w:r>
+    </w:p>
+    <w:p>
+      <w:pPr>
+        <w:pStyle w:val="Heading4"/>
+      </w:pPr>
+      <w:r>
+        <w:rPr>
+          <w:rStyle w:val="Strong"/>
+          <w:b w:val="0"/>
+          <w:bCs w:val="0"/>
+        </w:rPr>
+        <w:t>4. Main Execution File:</w:t>
       </w:r>
     </w:p>
     <w:p>
       <w:pPr>
         <w:numPr>
           <w:ilvl w:val="0"/>
-          <w:numId w:val="8"/>
+          <w:numId w:val="23"/>
         </w:numPr>
         <w:spacing w:before="100" w:beforeAutospacing="1" w:after="100" w:afterAutospacing="1" w:line="240" w:lineRule="auto"/>
-        <w:rPr>
-          <w:rFonts w:eastAsia="Times New Roman" w:cs="Times New Roman"/>
-          <w:kern w:val="0"/>
-          <w:lang w:eastAsia="en-GB"/>
-          <w14:ligatures w14:val="none"/>
-        </w:rPr>
-      </w:pPr>
-      <w:r>
-        <w:rPr>
-          <w:rFonts w:eastAsia="Times New Roman" w:cs="Courier New"/>
-          <w:b/>
-          <w:bCs/>
-          <w:kern w:val="0"/>
-          <w:sz w:val="20"/>
-          <w:szCs w:val="20"/>
-          <w:lang w:eastAsia="en-GB"/>
-          <w14:ligatures w14:val="none"/>
-        </w:rPr>
-        <w:t>config.py</w:t>
-      </w:r>
-      <w:r>
-        <w:rPr>
-          <w:rFonts w:eastAsia="Times New Roman" w:cs="Times New Roman"/>
-          <w:kern w:val="0"/>
-          <w:lang w:eastAsia="en-GB"/>
-          <w14:ligatures w14:val="none"/>
-        </w:rPr>
-        <w:t xml:space="preserve"> – Stores configuration settings.</w:t>
-      </w:r>
-    </w:p>
-    <w:p>
-      <w:pPr>
-        <w:pStyle w:val="Heading3"/>
-        <w:rPr>
-          <w:rFonts w:eastAsia="Times New Roman"/>
-          <w:lang w:eastAsia="en-GB"/>
-        </w:rPr>
-      </w:pPr>
-      <w:r>
-        <w:rPr>
-          <w:rFonts w:eastAsia="Times New Roman"/>
-          <w:lang w:eastAsia="en-GB"/>
-        </w:rPr>
-        <w:t>4. Main Execution File:</w:t>
+      </w:pPr>
+      <w:r>
+        <w:t>llm_handler</w:t>
+      </w:r>
+      <w:r>
+        <w:t>.py – Entry point to run the project and interact with the system.</w:t>
+      </w:r>
+    </w:p>
+    <w:p>
+      <w:pPr>
+        <w:pStyle w:val="Heading2"/>
+        <w:rPr>
+          <w:rFonts w:asciiTheme="minorHAnsi" w:hAnsiTheme="minorHAnsi"/>
+        </w:rPr>
+      </w:pPr>
+      <w:r>
+        <w:rPr>
+          <w:rFonts w:asciiTheme="minorHAnsi" w:hAnsiTheme="minorHAnsi"/>
+        </w:rPr>
+        <w:t>8. Test Results</w:t>
+      </w:r>
+    </w:p>
+    <w:p>
+      <w:pPr>
+        <w:pStyle w:val="NormalWeb"/>
+        <w:rPr>
+          <w:rFonts w:asciiTheme="minorHAnsi" w:hAnsiTheme="minorHAnsi"/>
+        </w:rPr>
+      </w:pPr>
+      <w:r>
+        <w:rPr>
+          <w:rFonts w:asciiTheme="minorHAnsi" w:hAnsiTheme="minorHAnsi"/>
+        </w:rPr>
+        <w:t>The system has been tested for different contract-related queries, including:</w:t>
       </w:r>
     </w:p>
     <w:p>
       <w:pPr>
         <w:numPr>
           <w:ilvl w:val="0"/>
-          <w:numId w:val="9"/>
+          <w:numId w:val="24"/>
         </w:numPr>
         <w:spacing w:before="100" w:beforeAutospacing="1" w:after="100" w:afterAutospacing="1" w:line="240" w:lineRule="auto"/>
-        <w:rPr>
-          <w:rFonts w:eastAsia="Times New Roman" w:cs="Times New Roman"/>
-          <w:kern w:val="0"/>
-          <w:lang w:eastAsia="en-GB"/>
-          <w14:ligatures w14:val="none"/>
-        </w:rPr>
-      </w:pPr>
-      <w:r>
-        <w:rPr>
-          <w:rFonts w:eastAsia="Times New Roman" w:cs="Courier New"/>
-          <w:b/>
-          <w:bCs/>
-          <w:kern w:val="0"/>
-          <w:sz w:val="20"/>
-          <w:szCs w:val="20"/>
-          <w:lang w:eastAsia="en-GB"/>
-          <w14:ligatures w14:val="none"/>
-        </w:rPr>
-        <w:t>main.py</w:t>
-      </w:r>
-      <w:r>
-        <w:rPr>
-          <w:rFonts w:eastAsia="Times New Roman" w:cs="Times New Roman"/>
-          <w:kern w:val="0"/>
-          <w:lang w:eastAsia="en-GB"/>
-          <w14:ligatures w14:val="none"/>
-        </w:rPr>
-        <w:t xml:space="preserve"> – Entry point to run the project and interact with the system.</w:t>
-      </w:r>
-    </w:p>
-    <w:p>
-      <w:pPr>
-        <w:pStyle w:val="Heading2"/>
-        <w:rPr>
-          <w:rFonts w:eastAsia="Times New Roman"/>
-          <w:lang w:eastAsia="en-GB"/>
-        </w:rPr>
-      </w:pPr>
-      <w:r>
-        <w:rPr>
-          <w:rFonts w:eastAsia="Times New Roman"/>
-          <w:lang w:eastAsia="en-GB"/>
-        </w:rPr>
-        <w:t>8</w:t>
-      </w:r>
-      <w:r>
-        <w:rPr>
-          <w:rFonts w:eastAsia="Times New Roman"/>
-          <w:lang w:eastAsia="en-GB"/>
-        </w:rPr>
-        <w:t>. Test Results</w:t>
-      </w:r>
-    </w:p>
-    <w:p>
-      <w:pPr>
-        <w:spacing w:before="100" w:beforeAutospacing="1" w:after="100" w:afterAutospacing="1" w:line="240" w:lineRule="auto"/>
-        <w:rPr>
-          <w:rFonts w:eastAsia="Times New Roman" w:cs="Times New Roman"/>
-          <w:kern w:val="0"/>
-          <w:lang w:eastAsia="en-GB"/>
-          <w14:ligatures w14:val="none"/>
-        </w:rPr>
-      </w:pPr>
-      <w:r>
-        <w:rPr>
-          <w:rFonts w:eastAsia="Times New Roman" w:cs="Times New Roman"/>
-          <w:kern w:val="0"/>
-          <w:lang w:eastAsia="en-GB"/>
-          <w14:ligatures w14:val="none"/>
-        </w:rPr>
-        <w:t>The system has been tested for different contract-related queries, including:</w:t>
+      </w:pPr>
+      <w:r>
+        <w:t>General Vendor Information: Successfully retrieves vendor details.</w:t>
       </w:r>
     </w:p>
     <w:p>
       <w:pPr>
         <w:numPr>
           <w:ilvl w:val="0"/>
-          <w:numId w:val="10"/>
+          <w:numId w:val="24"/>
         </w:numPr>
         <w:spacing w:before="100" w:beforeAutospacing="1" w:after="100" w:afterAutospacing="1" w:line="240" w:lineRule="auto"/>
-        <w:rPr>
-          <w:rFonts w:eastAsia="Times New Roman" w:cs="Times New Roman"/>
-          <w:kern w:val="0"/>
-          <w:lang w:eastAsia="en-GB"/>
-          <w14:ligatures w14:val="none"/>
-        </w:rPr>
-      </w:pPr>
-      <w:r>
-        <w:rPr>
-          <w:rFonts w:eastAsia="Times New Roman" w:cs="Times New Roman"/>
-          <w:b/>
-          <w:bCs/>
-          <w:kern w:val="0"/>
-          <w:lang w:eastAsia="en-GB"/>
-          <w14:ligatures w14:val="none"/>
-        </w:rPr>
-        <w:t>General Vendor Information:</w:t>
-      </w:r>
-      <w:r>
-        <w:rPr>
-          <w:rFonts w:eastAsia="Times New Roman" w:cs="Times New Roman"/>
-          <w:kern w:val="0"/>
-          <w:lang w:eastAsia="en-GB"/>
-          <w14:ligatures w14:val="none"/>
-        </w:rPr>
-        <w:t xml:space="preserve"> Successfully retrieves vendor details.</w:t>
+      </w:pPr>
+      <w:r>
+        <w:t>Active Contracts: Filters and fetches ongoing contracts.</w:t>
       </w:r>
     </w:p>
     <w:p>
       <w:pPr>
         <w:numPr>
           <w:ilvl w:val="0"/>
-          <w:numId w:val="10"/>
+          <w:numId w:val="24"/>
         </w:numPr>
         <w:spacing w:before="100" w:beforeAutospacing="1" w:after="100" w:afterAutospacing="1" w:line="240" w:lineRule="auto"/>
-        <w:rPr>
-          <w:rFonts w:eastAsia="Times New Roman" w:cs="Times New Roman"/>
-          <w:kern w:val="0"/>
-          <w:lang w:eastAsia="en-GB"/>
-          <w14:ligatures w14:val="none"/>
-        </w:rPr>
-      </w:pPr>
-      <w:r>
-        <w:rPr>
-          <w:rFonts w:eastAsia="Times New Roman" w:cs="Times New Roman"/>
-          <w:b/>
-          <w:bCs/>
-          <w:kern w:val="0"/>
-          <w:lang w:eastAsia="en-GB"/>
-          <w14:ligatures w14:val="none"/>
-        </w:rPr>
-        <w:t>Active Contracts:</w:t>
-      </w:r>
-      <w:r>
-        <w:rPr>
-          <w:rFonts w:eastAsia="Times New Roman" w:cs="Times New Roman"/>
-          <w:kern w:val="0"/>
-          <w:lang w:eastAsia="en-GB"/>
-          <w14:ligatures w14:val="none"/>
-        </w:rPr>
-        <w:t xml:space="preserve"> Filters and fetches ongoing contracts.</w:t>
+      </w:pPr>
+      <w:r>
+        <w:t>Invoices Paid Till Now: Returns total invoice payments made.</w:t>
       </w:r>
     </w:p>
     <w:p>
       <w:pPr>
         <w:numPr>
           <w:ilvl w:val="0"/>
-          <w:numId w:val="10"/>
+          <w:numId w:val="24"/>
         </w:numPr>
         <w:spacing w:before="100" w:beforeAutospacing="1" w:after="100" w:afterAutospacing="1" w:line="240" w:lineRule="auto"/>
-        <w:rPr>
-          <w:rFonts w:eastAsia="Times New Roman" w:cs="Times New Roman"/>
-          <w:kern w:val="0"/>
-          <w:lang w:eastAsia="en-GB"/>
-          <w14:ligatures w14:val="none"/>
-        </w:rPr>
-      </w:pPr>
-      <w:r>
-        <w:rPr>
-          <w:rFonts w:eastAsia="Times New Roman" w:cs="Times New Roman"/>
-          <w:b/>
-          <w:bCs/>
-          <w:kern w:val="0"/>
-          <w:lang w:eastAsia="en-GB"/>
-          <w14:ligatures w14:val="none"/>
-        </w:rPr>
-        <w:t>Invoices Paid Till Now:</w:t>
-      </w:r>
-      <w:r>
-        <w:rPr>
-          <w:rFonts w:eastAsia="Times New Roman" w:cs="Times New Roman"/>
-          <w:kern w:val="0"/>
-          <w:lang w:eastAsia="en-GB"/>
-          <w14:ligatures w14:val="none"/>
-        </w:rPr>
-        <w:t xml:space="preserve"> Returns total invoice payments made.</w:t>
+      </w:pPr>
+      <w:r>
+        <w:lastRenderedPageBreak/>
+        <w:t>Number of Purchase Orders: Counts PO records associated with a vendor.</w:t>
       </w:r>
     </w:p>
     <w:p>
       <w:pPr>
         <w:numPr>
           <w:ilvl w:val="0"/>
-          <w:numId w:val="10"/>
+          <w:numId w:val="24"/>
         </w:numPr>
         <w:spacing w:before="100" w:beforeAutospacing="1" w:after="100" w:afterAutospacing="1" w:line="240" w:lineRule="auto"/>
-        <w:rPr>
-          <w:rFonts w:eastAsia="Times New Roman" w:cs="Times New Roman"/>
-          <w:kern w:val="0"/>
-          <w:lang w:eastAsia="en-GB"/>
-          <w14:ligatures w14:val="none"/>
-        </w:rPr>
-      </w:pPr>
-      <w:r>
-        <w:rPr>
-          <w:rFonts w:eastAsia="Times New Roman" w:cs="Times New Roman"/>
-          <w:b/>
-          <w:bCs/>
-          <w:kern w:val="0"/>
-          <w:lang w:eastAsia="en-GB"/>
-          <w14:ligatures w14:val="none"/>
-        </w:rPr>
-        <w:t>Number of Purchase Orders:</w:t>
-      </w:r>
-      <w:r>
-        <w:rPr>
-          <w:rFonts w:eastAsia="Times New Roman" w:cs="Times New Roman"/>
-          <w:kern w:val="0"/>
-          <w:lang w:eastAsia="en-GB"/>
-          <w14:ligatures w14:val="none"/>
-        </w:rPr>
-        <w:t xml:space="preserve"> Counts PO records associated with a vendor.</w:t>
+      </w:pPr>
+      <w:r>
+        <w:t>Total Contract Value: Aggregates the total contract amount.</w:t>
       </w:r>
     </w:p>
     <w:p>
       <w:pPr>
         <w:numPr>
           <w:ilvl w:val="0"/>
-          <w:numId w:val="10"/>
+          <w:numId w:val="24"/>
         </w:numPr>
         <w:spacing w:before="100" w:beforeAutospacing="1" w:after="100" w:afterAutospacing="1" w:line="240" w:lineRule="auto"/>
-        <w:rPr>
-          <w:rFonts w:eastAsia="Times New Roman" w:cs="Times New Roman"/>
-          <w:kern w:val="0"/>
-          <w:lang w:eastAsia="en-GB"/>
-          <w14:ligatures w14:val="none"/>
-        </w:rPr>
-      </w:pPr>
-      <w:r>
-        <w:rPr>
-          <w:rFonts w:eastAsia="Times New Roman" w:cs="Times New Roman"/>
-          <w:b/>
-          <w:bCs/>
-          <w:kern w:val="0"/>
-          <w:lang w:eastAsia="en-GB"/>
-          <w14:ligatures w14:val="none"/>
-        </w:rPr>
-        <w:lastRenderedPageBreak/>
-        <w:t>Total Contract Value:</w:t>
-      </w:r>
-      <w:r>
-        <w:rPr>
-          <w:rFonts w:eastAsia="Times New Roman" w:cs="Times New Roman"/>
-          <w:kern w:val="0"/>
-          <w:lang w:eastAsia="en-GB"/>
-          <w14:ligatures w14:val="none"/>
-        </w:rPr>
-        <w:t xml:space="preserve"> Aggregates the total contract amount.</w:t>
+      </w:pPr>
+      <w:r>
+        <w:t>Active Contract Value: Filters and calculates the total active contract value.</w:t>
+      </w:r>
+    </w:p>
+    <w:p>
+      <w:pPr>
+        <w:pStyle w:val="NormalWeb"/>
+        <w:rPr>
+          <w:rFonts w:asciiTheme="minorHAnsi" w:hAnsiTheme="minorHAnsi"/>
+        </w:rPr>
+      </w:pPr>
+      <w:r>
+        <w:rPr>
+          <w:rFonts w:asciiTheme="minorHAnsi" w:hAnsiTheme="minorHAnsi"/>
+        </w:rPr>
+        <w:t>Test cases verified that the system provides accurate and timely responses.</w:t>
+      </w:r>
+    </w:p>
+    <w:p>
+      <w:pPr>
+        <w:pStyle w:val="Heading2"/>
+        <w:rPr>
+          <w:rFonts w:asciiTheme="minorHAnsi" w:hAnsiTheme="minorHAnsi"/>
+        </w:rPr>
+      </w:pPr>
+      <w:r>
+        <w:rPr>
+          <w:rFonts w:asciiTheme="minorHAnsi" w:hAnsiTheme="minorHAnsi"/>
+        </w:rPr>
+        <w:t>9. GitHub Repository</w:t>
+      </w:r>
+    </w:p>
+    <w:p>
+      <w:pPr>
+        <w:pStyle w:val="NormalWeb"/>
+        <w:rPr>
+          <w:rFonts w:asciiTheme="minorHAnsi" w:hAnsiTheme="minorHAnsi"/>
+        </w:rPr>
+      </w:pPr>
+      <w:r>
+        <w:rPr>
+          <w:rFonts w:asciiTheme="minorHAnsi" w:hAnsiTheme="minorHAnsi"/>
+        </w:rPr>
+        <w:fldChar w:fldCharType="begin"/>
+      </w:r>
+      <w:r>
+        <w:rPr>
+          <w:rFonts w:asciiTheme="minorHAnsi" w:hAnsiTheme="minorHAnsi"/>
+        </w:rPr>
+        <w:instrText>HYPERLINK "https://github.com/kondajji/projectais/"</w:instrText>
+      </w:r>
+      <w:r>
+        <w:rPr>
+          <w:rFonts w:asciiTheme="minorHAnsi" w:hAnsiTheme="minorHAnsi"/>
+        </w:rPr>
+      </w:r>
+      <w:r>
+        <w:rPr>
+          <w:rFonts w:asciiTheme="minorHAnsi" w:hAnsiTheme="minorHAnsi"/>
+        </w:rPr>
+        <w:fldChar w:fldCharType="separate"/>
+      </w:r>
+      <w:r>
+        <w:rPr>
+          <w:rStyle w:val="Hyperlink"/>
+          <w:rFonts w:asciiTheme="minorHAnsi" w:eastAsiaTheme="majorEastAsia" w:hAnsiTheme="minorHAnsi"/>
+        </w:rPr>
+        <w:t>GitHub Repo</w:t>
+      </w:r>
+      <w:r>
+        <w:rPr>
+          <w:rFonts w:asciiTheme="minorHAnsi" w:hAnsiTheme="minorHAnsi"/>
+        </w:rPr>
+        <w:fldChar w:fldCharType="end"/>
+      </w:r>
+    </w:p>
+    <w:p>
+      <w:pPr>
+        <w:pStyle w:val="Heading2"/>
+        <w:rPr>
+          <w:rFonts w:asciiTheme="minorHAnsi" w:hAnsiTheme="minorHAnsi"/>
+        </w:rPr>
+      </w:pPr>
+      <w:r>
+        <w:rPr>
+          <w:rFonts w:asciiTheme="minorHAnsi" w:hAnsiTheme="minorHAnsi"/>
+        </w:rPr>
+        <w:t>10. Next Steps</w:t>
+      </w:r>
+    </w:p>
+    <w:p>
+      <w:pPr>
+        <w:pStyle w:val="NormalWeb"/>
+        <w:rPr>
+          <w:rFonts w:asciiTheme="minorHAnsi" w:hAnsiTheme="minorHAnsi"/>
+        </w:rPr>
+      </w:pPr>
+      <w:r>
+        <w:rPr>
+          <w:rFonts w:asciiTheme="minorHAnsi" w:hAnsiTheme="minorHAnsi"/>
+        </w:rPr>
+        <w:t>Future improvements for Project AIS include:</w:t>
       </w:r>
     </w:p>
     <w:p>
       <w:pPr>
         <w:numPr>
           <w:ilvl w:val="0"/>
-          <w:numId w:val="10"/>
+          <w:numId w:val="25"/>
         </w:numPr>
         <w:spacing w:before="100" w:beforeAutospacing="1" w:after="100" w:afterAutospacing="1" w:line="240" w:lineRule="auto"/>
-        <w:rPr>
-          <w:rFonts w:eastAsia="Times New Roman" w:cs="Times New Roman"/>
-          <w:kern w:val="0"/>
-          <w:lang w:eastAsia="en-GB"/>
-          <w14:ligatures w14:val="none"/>
-        </w:rPr>
-      </w:pPr>
-      <w:r>
-        <w:rPr>
-          <w:rFonts w:eastAsia="Times New Roman" w:cs="Times New Roman"/>
-          <w:b/>
-          <w:bCs/>
-          <w:kern w:val="0"/>
-          <w:lang w:eastAsia="en-GB"/>
-          <w14:ligatures w14:val="none"/>
-        </w:rPr>
-        <w:t>Active Contract Value:</w:t>
-      </w:r>
-      <w:r>
-        <w:rPr>
-          <w:rFonts w:eastAsia="Times New Roman" w:cs="Times New Roman"/>
-          <w:kern w:val="0"/>
-          <w:lang w:eastAsia="en-GB"/>
-          <w14:ligatures w14:val="none"/>
-        </w:rPr>
-        <w:t xml:space="preserve"> Filters and calculates the total active contract value.</w:t>
-      </w:r>
-    </w:p>
-    <w:p>
-      <w:pPr>
-        <w:spacing w:before="100" w:beforeAutospacing="1" w:after="100" w:afterAutospacing="1" w:line="240" w:lineRule="auto"/>
-        <w:rPr>
-          <w:rFonts w:eastAsia="Times New Roman" w:cs="Times New Roman"/>
-          <w:kern w:val="0"/>
-          <w:lang w:eastAsia="en-GB"/>
-          <w14:ligatures w14:val="none"/>
-        </w:rPr>
-      </w:pPr>
-      <w:r>
-        <w:rPr>
-          <w:rFonts w:eastAsia="Times New Roman" w:cs="Times New Roman"/>
-          <w:kern w:val="0"/>
-          <w:lang w:eastAsia="en-GB"/>
-          <w14:ligatures w14:val="none"/>
-        </w:rPr>
-        <w:t>Test cases verified that the system provides accurate and timely responses.</w:t>
-      </w:r>
-    </w:p>
-    <w:p>
-      <w:pPr>
-        <w:pStyle w:val="Heading2"/>
-        <w:rPr>
-          <w:rFonts w:eastAsia="Times New Roman"/>
-          <w:lang w:eastAsia="en-GB"/>
-        </w:rPr>
-      </w:pPr>
-      <w:r>
-        <w:rPr>
-          <w:rFonts w:eastAsia="Times New Roman"/>
-          <w:lang w:eastAsia="en-GB"/>
-        </w:rPr>
-        <w:t xml:space="preserve">9. GITHUB Repo: </w:t>
-      </w:r>
-      <w:hyperlink r:id="rId6" w:history="1">
-        <w:r>
-          <w:rPr>
-            <w:rStyle w:val="Hyperlink"/>
-            <w:rFonts w:eastAsia="Times New Roman"/>
-            <w:lang w:eastAsia="en-GB"/>
-          </w:rPr>
-          <w:t>https://github.com/kondajji/projectais/</w:t>
-        </w:r>
-      </w:hyperlink>
-    </w:p>
-    <w:p>
-      <w:pPr>
-        <w:pStyle w:val="Heading2"/>
-        <w:rPr>
-          <w:rFonts w:eastAsia="Times New Roman"/>
-          <w:lang w:eastAsia="en-GB"/>
-        </w:rPr>
-      </w:pPr>
-      <w:r>
-        <w:rPr>
-          <w:rFonts w:eastAsia="Times New Roman"/>
-          <w:lang w:eastAsia="en-GB"/>
-        </w:rPr>
-        <w:t>10</w:t>
-      </w:r>
-      <w:r>
-        <w:rPr>
-          <w:rFonts w:eastAsia="Times New Roman"/>
-          <w:lang w:eastAsia="en-GB"/>
-        </w:rPr>
-        <w:t>. Next Steps</w:t>
-      </w:r>
-    </w:p>
-    <w:p>
-      <w:pPr>
-        <w:spacing w:before="100" w:beforeAutospacing="1" w:after="100" w:afterAutospacing="1" w:line="240" w:lineRule="auto"/>
-        <w:rPr>
-          <w:rFonts w:eastAsia="Times New Roman" w:cs="Times New Roman"/>
-          <w:kern w:val="0"/>
-          <w:lang w:eastAsia="en-GB"/>
-          <w14:ligatures w14:val="none"/>
-        </w:rPr>
-      </w:pPr>
-      <w:r>
-        <w:rPr>
-          <w:rFonts w:eastAsia="Times New Roman" w:cs="Times New Roman"/>
-          <w:kern w:val="0"/>
-          <w:lang w:eastAsia="en-GB"/>
-          <w14:ligatures w14:val="none"/>
-        </w:rPr>
-        <w:t>Future improvements for Project AIS include:</w:t>
+      </w:pPr>
+      <w:r>
+        <w:t>Enhancing NLP Accuracy: Fine-tuning AI models for better query understanding.</w:t>
       </w:r>
     </w:p>
     <w:p>
       <w:pPr>
         <w:numPr>
           <w:ilvl w:val="0"/>
-          <w:numId w:val="11"/>
+          <w:numId w:val="25"/>
         </w:numPr>
         <w:spacing w:before="100" w:beforeAutospacing="1" w:after="100" w:afterAutospacing="1" w:line="240" w:lineRule="auto"/>
-        <w:rPr>
-          <w:rFonts w:eastAsia="Times New Roman" w:cs="Times New Roman"/>
-          <w:kern w:val="0"/>
-          <w:lang w:eastAsia="en-GB"/>
-          <w14:ligatures w14:val="none"/>
-        </w:rPr>
-      </w:pPr>
-      <w:r>
-        <w:rPr>
-          <w:rFonts w:eastAsia="Times New Roman" w:cs="Times New Roman"/>
-          <w:b/>
-          <w:bCs/>
-          <w:kern w:val="0"/>
-          <w:lang w:eastAsia="en-GB"/>
-          <w14:ligatures w14:val="none"/>
-        </w:rPr>
-        <w:t>Enhancing NLP Accuracy:</w:t>
-      </w:r>
-      <w:r>
-        <w:rPr>
-          <w:rFonts w:eastAsia="Times New Roman" w:cs="Times New Roman"/>
-          <w:kern w:val="0"/>
-          <w:lang w:eastAsia="en-GB"/>
-          <w14:ligatures w14:val="none"/>
-        </w:rPr>
-        <w:t xml:space="preserve"> Fine-tuning AI models for better query understanding.</w:t>
+      </w:pPr>
+      <w:r>
+        <w:t>Expanding Database Coverage: Adding more contract metadata.</w:t>
       </w:r>
     </w:p>
     <w:p>
       <w:pPr>
         <w:numPr>
           <w:ilvl w:val="0"/>
-          <w:numId w:val="11"/>
+          <w:numId w:val="25"/>
         </w:numPr>
         <w:spacing w:before="100" w:beforeAutospacing="1" w:after="100" w:afterAutospacing="1" w:line="240" w:lineRule="auto"/>
-        <w:rPr>
-          <w:rFonts w:eastAsia="Times New Roman" w:cs="Times New Roman"/>
-          <w:kern w:val="0"/>
-          <w:lang w:eastAsia="en-GB"/>
-          <w14:ligatures w14:val="none"/>
-        </w:rPr>
-      </w:pPr>
-      <w:r>
-        <w:rPr>
-          <w:rFonts w:eastAsia="Times New Roman" w:cs="Times New Roman"/>
-          <w:b/>
-          <w:bCs/>
-          <w:kern w:val="0"/>
-          <w:lang w:eastAsia="en-GB"/>
-          <w14:ligatures w14:val="none"/>
-        </w:rPr>
-        <w:t>Expanding Database Coverage:</w:t>
-      </w:r>
-      <w:r>
-        <w:rPr>
-          <w:rFonts w:eastAsia="Times New Roman" w:cs="Times New Roman"/>
-          <w:kern w:val="0"/>
-          <w:lang w:eastAsia="en-GB"/>
-          <w14:ligatures w14:val="none"/>
-        </w:rPr>
-        <w:t xml:space="preserve"> Adding more contract metadata.</w:t>
+      </w:pPr>
+      <w:r>
+        <w:t>Integrating with External APIs: Connecting with ERP and finance tools.</w:t>
       </w:r>
     </w:p>
     <w:p>
       <w:pPr>
         <w:numPr>
           <w:ilvl w:val="0"/>
-          <w:numId w:val="11"/>
+          <w:numId w:val="25"/>
         </w:numPr>
         <w:spacing w:before="100" w:beforeAutospacing="1" w:after="100" w:afterAutospacing="1" w:line="240" w:lineRule="auto"/>
-        <w:rPr>
-          <w:rFonts w:eastAsia="Times New Roman" w:cs="Times New Roman"/>
-          <w:kern w:val="0"/>
-          <w:lang w:eastAsia="en-GB"/>
-          <w14:ligatures w14:val="none"/>
-        </w:rPr>
-      </w:pPr>
-      <w:r>
-        <w:rPr>
-          <w:rFonts w:eastAsia="Times New Roman" w:cs="Times New Roman"/>
-          <w:b/>
-          <w:bCs/>
-          <w:kern w:val="0"/>
-          <w:lang w:eastAsia="en-GB"/>
-          <w14:ligatures w14:val="none"/>
-        </w:rPr>
-        <w:t>Integrating with External APIs:</w:t>
-      </w:r>
-      <w:r>
-        <w:rPr>
-          <w:rFonts w:eastAsia="Times New Roman" w:cs="Times New Roman"/>
-          <w:kern w:val="0"/>
-          <w:lang w:eastAsia="en-GB"/>
-          <w14:ligatures w14:val="none"/>
-        </w:rPr>
-        <w:t xml:space="preserve"> Connecting with ERP and finance tools.</w:t>
+      </w:pPr>
+      <w:r>
+        <w:t>Implementing a Web UI: Providing a frontend for user interaction.</w:t>
       </w:r>
     </w:p>
     <w:p>
       <w:pPr>
         <w:numPr>
           <w:ilvl w:val="0"/>
-          <w:numId w:val="11"/>
+          <w:numId w:val="25"/>
         </w:numPr>
         <w:spacing w:before="100" w:beforeAutospacing="1" w:after="100" w:afterAutospacing="1" w:line="240" w:lineRule="auto"/>
-        <w:rPr>
-          <w:rFonts w:eastAsia="Times New Roman" w:cs="Times New Roman"/>
-          <w:kern w:val="0"/>
-          <w:lang w:eastAsia="en-GB"/>
-          <w14:ligatures w14:val="none"/>
-        </w:rPr>
-      </w:pPr>
-      <w:r>
-        <w:rPr>
-          <w:rFonts w:eastAsia="Times New Roman" w:cs="Times New Roman"/>
-          <w:b/>
-          <w:bCs/>
-          <w:kern w:val="0"/>
-          <w:lang w:eastAsia="en-GB"/>
-          <w14:ligatures w14:val="none"/>
-        </w:rPr>
-        <w:t>Implementing a Web UI:</w:t>
-      </w:r>
-      <w:r>
-        <w:rPr>
-          <w:rFonts w:eastAsia="Times New Roman" w:cs="Times New Roman"/>
-          <w:kern w:val="0"/>
-          <w:lang w:eastAsia="en-GB"/>
-          <w14:ligatures w14:val="none"/>
-        </w:rPr>
-        <w:t xml:space="preserve"> Providing a frontend for user interaction.</w:t>
-      </w:r>
-    </w:p>
-    <w:p>
-      <w:pPr>
-        <w:numPr>
-          <w:ilvl w:val="0"/>
-          <w:numId w:val="11"/>
-        </w:numPr>
-        <w:spacing w:before="100" w:beforeAutospacing="1" w:after="100" w:afterAutospacing="1" w:line="240" w:lineRule="auto"/>
-        <w:rPr>
-          <w:rFonts w:eastAsia="Times New Roman" w:cs="Times New Roman"/>
-          <w:kern w:val="0"/>
-          <w:lang w:eastAsia="en-GB"/>
-          <w14:ligatures w14:val="none"/>
-        </w:rPr>
-      </w:pPr>
-      <w:r>
-        <w:rPr>
-          <w:rFonts w:eastAsia="Times New Roman" w:cs="Times New Roman"/>
-          <w:b/>
-          <w:bCs/>
-          <w:kern w:val="0"/>
-          <w:lang w:eastAsia="en-GB"/>
-          <w14:ligatures w14:val="none"/>
-        </w:rPr>
-        <w:t>Optimizing Query Performance:</w:t>
-      </w:r>
-      <w:r>
-        <w:rPr>
-          <w:rFonts w:eastAsia="Times New Roman" w:cs="Times New Roman"/>
-          <w:kern w:val="0"/>
-          <w:lang w:eastAsia="en-GB"/>
-          <w14:ligatures w14:val="none"/>
-        </w:rPr>
-        <w:t xml:space="preserve"> Using caching and indexing techniques.</w:t>
+      </w:pPr>
+      <w:r>
+        <w:t>Optimizing Query Performance: Using caching and indexing techniques.</w:t>
       </w:r>
     </w:p>
     <w:p/>
@@ -2681,6 +1470,304 @@
 <file path=word/numbering.xml><?xml version="1.0" encoding="utf-8"?>
 <w:numbering xmlns:wpc="http://schemas.microsoft.com/office/word/2010/wordprocessingCanvas" xmlns:cx="http://schemas.microsoft.com/office/drawing/2014/chartex" xmlns:cx1="http://schemas.microsoft.com/office/drawing/2015/9/8/chartex" xmlns:cx2="http://schemas.microsoft.com/office/drawing/2015/10/21/chartex" xmlns:cx3="http://schemas.microsoft.com/office/drawing/2016/5/9/chartex" xmlns:cx4="http://schemas.microsoft.com/office/drawing/2016/5/10/chartex" xmlns:cx5="http://schemas.microsoft.com/office/drawing/2016/5/11/chartex" xmlns:cx6="http://schemas.microsoft.com/office/drawing/2016/5/12/chartex" xmlns:cx7="http://schemas.microsoft.com/office/drawing/2016/5/13/chartex" xmlns:cx8="http://schemas.microsoft.com/office/drawing/2016/5/14/chartex" xmlns:mc="http://schemas.openxmlformats.org/markup-compatibility/2006" xmlns:aink="http://schemas.microsoft.com/office/drawing/2016/ink" xmlns:am3d="http://schemas.microsoft.com/office/drawing/2017/model3d" xmlns:o="urn:schemas-microsoft-com:office:office" xmlns:oel="http://schemas.microsoft.com/office/2019/extlst" xmlns:r="http://schemas.openxmlformats.org/officeDocument/2006/relationships" xmlns:m="http://schemas.openxmlformats.org/officeDocument/2006/math" xmlns:v="urn:schemas-microsoft-com:vml" xmlns:wp14="http://schemas.microsoft.com/office/word/2010/wordprocessingDrawing" xmlns:wp="http://schemas.openxmlformats.org/drawingml/2006/wordprocessingDrawing" xmlns:w10="urn:schemas-microsoft-com:office:word" xmlns:w="http://schemas.openxmlformats.org/wordprocessingml/2006/main" xmlns:w14="http://schemas.microsoft.com/office/word/2010/wordml" xmlns:w15="http://schemas.microsoft.com/office/word/2012/wordml" xmlns:w16cex="http://schemas.microsoft.com/office/word/2018/wordml/cex" xmlns:w16cid="http://schemas.microsoft.com/office/word/2016/wordml/cid" xmlns:w16="http://schemas.microsoft.com/office/word/2018/wordml" xmlns:w16du="http://schemas.microsoft.com/office/word/2023/wordml/word16du" xmlns:w16sdtdh="http://schemas.microsoft.com/office/word/2020/wordml/sdtdatahash" xmlns:w16sdtfl="http://schemas.microsoft.com/office/word/2024/wordml/sdtformatlock" xmlns:w16se="http://schemas.microsoft.com/office/word/2015/wordml/symex" xmlns:wpg="http://schemas.microsoft.com/office/word/2010/wordprocessingGroup" xmlns:wpi="http://schemas.microsoft.com/office/word/2010/wordprocessingInk" xmlns:wne="http://schemas.microsoft.com/office/word/2006/wordml" xmlns:wps="http://schemas.microsoft.com/office/word/2010/wordprocessingShape" mc:Ignorable="w14 w15 w16se w16cid w16 w16cex w16sdtdh w16sdtfl w16du wp14">
   <w:abstractNum w:abstractNumId="0" w15:restartNumberingAfterBreak="0">
+    <w:nsid w:val="047E01BA"/>
+    <w:multiLevelType w:val="multilevel"/>
+    <w:tmpl w:val="C9CC375C"/>
+    <w:lvl w:ilvl="0">
+      <w:start w:val="1"/>
+      <w:numFmt w:val="bullet"/>
+      <w:lvlText w:val=""/>
+      <w:lvlJc w:val="left"/>
+      <w:pPr>
+        <w:tabs>
+          <w:tab w:val="num" w:pos="720"/>
+        </w:tabs>
+        <w:ind w:left="720" w:hanging="360"/>
+      </w:pPr>
+      <w:rPr>
+        <w:rFonts w:ascii="Symbol" w:hAnsi="Symbol" w:hint="default"/>
+        <w:sz w:val="20"/>
+      </w:rPr>
+    </w:lvl>
+    <w:lvl w:ilvl="1" w:tentative="1">
+      <w:start w:val="1"/>
+      <w:numFmt w:val="bullet"/>
+      <w:lvlText w:val="o"/>
+      <w:lvlJc w:val="left"/>
+      <w:pPr>
+        <w:tabs>
+          <w:tab w:val="num" w:pos="1440"/>
+        </w:tabs>
+        <w:ind w:left="1440" w:hanging="360"/>
+      </w:pPr>
+      <w:rPr>
+        <w:rFonts w:ascii="Courier New" w:hAnsi="Courier New" w:hint="default"/>
+        <w:sz w:val="20"/>
+      </w:rPr>
+    </w:lvl>
+    <w:lvl w:ilvl="2" w:tentative="1">
+      <w:start w:val="1"/>
+      <w:numFmt w:val="bullet"/>
+      <w:lvlText w:val=""/>
+      <w:lvlJc w:val="left"/>
+      <w:pPr>
+        <w:tabs>
+          <w:tab w:val="num" w:pos="2160"/>
+        </w:tabs>
+        <w:ind w:left="2160" w:hanging="360"/>
+      </w:pPr>
+      <w:rPr>
+        <w:rFonts w:ascii="Wingdings" w:hAnsi="Wingdings" w:hint="default"/>
+        <w:sz w:val="20"/>
+      </w:rPr>
+    </w:lvl>
+    <w:lvl w:ilvl="3" w:tentative="1">
+      <w:start w:val="1"/>
+      <w:numFmt w:val="bullet"/>
+      <w:lvlText w:val=""/>
+      <w:lvlJc w:val="left"/>
+      <w:pPr>
+        <w:tabs>
+          <w:tab w:val="num" w:pos="2880"/>
+        </w:tabs>
+        <w:ind w:left="2880" w:hanging="360"/>
+      </w:pPr>
+      <w:rPr>
+        <w:rFonts w:ascii="Wingdings" w:hAnsi="Wingdings" w:hint="default"/>
+        <w:sz w:val="20"/>
+      </w:rPr>
+    </w:lvl>
+    <w:lvl w:ilvl="4" w:tentative="1">
+      <w:start w:val="1"/>
+      <w:numFmt w:val="bullet"/>
+      <w:lvlText w:val=""/>
+      <w:lvlJc w:val="left"/>
+      <w:pPr>
+        <w:tabs>
+          <w:tab w:val="num" w:pos="3600"/>
+        </w:tabs>
+        <w:ind w:left="3600" w:hanging="360"/>
+      </w:pPr>
+      <w:rPr>
+        <w:rFonts w:ascii="Wingdings" w:hAnsi="Wingdings" w:hint="default"/>
+        <w:sz w:val="20"/>
+      </w:rPr>
+    </w:lvl>
+    <w:lvl w:ilvl="5" w:tentative="1">
+      <w:start w:val="1"/>
+      <w:numFmt w:val="bullet"/>
+      <w:lvlText w:val=""/>
+      <w:lvlJc w:val="left"/>
+      <w:pPr>
+        <w:tabs>
+          <w:tab w:val="num" w:pos="4320"/>
+        </w:tabs>
+        <w:ind w:left="4320" w:hanging="360"/>
+      </w:pPr>
+      <w:rPr>
+        <w:rFonts w:ascii="Wingdings" w:hAnsi="Wingdings" w:hint="default"/>
+        <w:sz w:val="20"/>
+      </w:rPr>
+    </w:lvl>
+    <w:lvl w:ilvl="6" w:tentative="1">
+      <w:start w:val="1"/>
+      <w:numFmt w:val="bullet"/>
+      <w:lvlText w:val=""/>
+      <w:lvlJc w:val="left"/>
+      <w:pPr>
+        <w:tabs>
+          <w:tab w:val="num" w:pos="5040"/>
+        </w:tabs>
+        <w:ind w:left="5040" w:hanging="360"/>
+      </w:pPr>
+      <w:rPr>
+        <w:rFonts w:ascii="Wingdings" w:hAnsi="Wingdings" w:hint="default"/>
+        <w:sz w:val="20"/>
+      </w:rPr>
+    </w:lvl>
+    <w:lvl w:ilvl="7" w:tentative="1">
+      <w:start w:val="1"/>
+      <w:numFmt w:val="bullet"/>
+      <w:lvlText w:val=""/>
+      <w:lvlJc w:val="left"/>
+      <w:pPr>
+        <w:tabs>
+          <w:tab w:val="num" w:pos="5760"/>
+        </w:tabs>
+        <w:ind w:left="5760" w:hanging="360"/>
+      </w:pPr>
+      <w:rPr>
+        <w:rFonts w:ascii="Wingdings" w:hAnsi="Wingdings" w:hint="default"/>
+        <w:sz w:val="20"/>
+      </w:rPr>
+    </w:lvl>
+    <w:lvl w:ilvl="8" w:tentative="1">
+      <w:start w:val="1"/>
+      <w:numFmt w:val="bullet"/>
+      <w:lvlText w:val=""/>
+      <w:lvlJc w:val="left"/>
+      <w:pPr>
+        <w:tabs>
+          <w:tab w:val="num" w:pos="6480"/>
+        </w:tabs>
+        <w:ind w:left="6480" w:hanging="360"/>
+      </w:pPr>
+      <w:rPr>
+        <w:rFonts w:ascii="Wingdings" w:hAnsi="Wingdings" w:hint="default"/>
+        <w:sz w:val="20"/>
+      </w:rPr>
+    </w:lvl>
+  </w:abstractNum>
+  <w:abstractNum w:abstractNumId="1" w15:restartNumberingAfterBreak="0">
+    <w:nsid w:val="09BB766F"/>
+    <w:multiLevelType w:val="multilevel"/>
+    <w:tmpl w:val="BC9EA72E"/>
+    <w:lvl w:ilvl="0">
+      <w:start w:val="1"/>
+      <w:numFmt w:val="bullet"/>
+      <w:lvlText w:val=""/>
+      <w:lvlJc w:val="left"/>
+      <w:pPr>
+        <w:tabs>
+          <w:tab w:val="num" w:pos="720"/>
+        </w:tabs>
+        <w:ind w:left="720" w:hanging="360"/>
+      </w:pPr>
+      <w:rPr>
+        <w:rFonts w:ascii="Symbol" w:hAnsi="Symbol" w:hint="default"/>
+        <w:sz w:val="20"/>
+      </w:rPr>
+    </w:lvl>
+    <w:lvl w:ilvl="1" w:tentative="1">
+      <w:start w:val="1"/>
+      <w:numFmt w:val="bullet"/>
+      <w:lvlText w:val="o"/>
+      <w:lvlJc w:val="left"/>
+      <w:pPr>
+        <w:tabs>
+          <w:tab w:val="num" w:pos="1440"/>
+        </w:tabs>
+        <w:ind w:left="1440" w:hanging="360"/>
+      </w:pPr>
+      <w:rPr>
+        <w:rFonts w:ascii="Courier New" w:hAnsi="Courier New" w:hint="default"/>
+        <w:sz w:val="20"/>
+      </w:rPr>
+    </w:lvl>
+    <w:lvl w:ilvl="2" w:tentative="1">
+      <w:start w:val="1"/>
+      <w:numFmt w:val="bullet"/>
+      <w:lvlText w:val=""/>
+      <w:lvlJc w:val="left"/>
+      <w:pPr>
+        <w:tabs>
+          <w:tab w:val="num" w:pos="2160"/>
+        </w:tabs>
+        <w:ind w:left="2160" w:hanging="360"/>
+      </w:pPr>
+      <w:rPr>
+        <w:rFonts w:ascii="Wingdings" w:hAnsi="Wingdings" w:hint="default"/>
+        <w:sz w:val="20"/>
+      </w:rPr>
+    </w:lvl>
+    <w:lvl w:ilvl="3" w:tentative="1">
+      <w:start w:val="1"/>
+      <w:numFmt w:val="bullet"/>
+      <w:lvlText w:val=""/>
+      <w:lvlJc w:val="left"/>
+      <w:pPr>
+        <w:tabs>
+          <w:tab w:val="num" w:pos="2880"/>
+        </w:tabs>
+        <w:ind w:left="2880" w:hanging="360"/>
+      </w:pPr>
+      <w:rPr>
+        <w:rFonts w:ascii="Wingdings" w:hAnsi="Wingdings" w:hint="default"/>
+        <w:sz w:val="20"/>
+      </w:rPr>
+    </w:lvl>
+    <w:lvl w:ilvl="4" w:tentative="1">
+      <w:start w:val="1"/>
+      <w:numFmt w:val="bullet"/>
+      <w:lvlText w:val=""/>
+      <w:lvlJc w:val="left"/>
+      <w:pPr>
+        <w:tabs>
+          <w:tab w:val="num" w:pos="3600"/>
+        </w:tabs>
+        <w:ind w:left="3600" w:hanging="360"/>
+      </w:pPr>
+      <w:rPr>
+        <w:rFonts w:ascii="Wingdings" w:hAnsi="Wingdings" w:hint="default"/>
+        <w:sz w:val="20"/>
+      </w:rPr>
+    </w:lvl>
+    <w:lvl w:ilvl="5" w:tentative="1">
+      <w:start w:val="1"/>
+      <w:numFmt w:val="bullet"/>
+      <w:lvlText w:val=""/>
+      <w:lvlJc w:val="left"/>
+      <w:pPr>
+        <w:tabs>
+          <w:tab w:val="num" w:pos="4320"/>
+        </w:tabs>
+        <w:ind w:left="4320" w:hanging="360"/>
+      </w:pPr>
+      <w:rPr>
+        <w:rFonts w:ascii="Wingdings" w:hAnsi="Wingdings" w:hint="default"/>
+        <w:sz w:val="20"/>
+      </w:rPr>
+    </w:lvl>
+    <w:lvl w:ilvl="6" w:tentative="1">
+      <w:start w:val="1"/>
+      <w:numFmt w:val="bullet"/>
+      <w:lvlText w:val=""/>
+      <w:lvlJc w:val="left"/>
+      <w:pPr>
+        <w:tabs>
+          <w:tab w:val="num" w:pos="5040"/>
+        </w:tabs>
+        <w:ind w:left="5040" w:hanging="360"/>
+      </w:pPr>
+      <w:rPr>
+        <w:rFonts w:ascii="Wingdings" w:hAnsi="Wingdings" w:hint="default"/>
+        <w:sz w:val="20"/>
+      </w:rPr>
+    </w:lvl>
+    <w:lvl w:ilvl="7" w:tentative="1">
+      <w:start w:val="1"/>
+      <w:numFmt w:val="bullet"/>
+      <w:lvlText w:val=""/>
+      <w:lvlJc w:val="left"/>
+      <w:pPr>
+        <w:tabs>
+          <w:tab w:val="num" w:pos="5760"/>
+        </w:tabs>
+        <w:ind w:left="5760" w:hanging="360"/>
+      </w:pPr>
+      <w:rPr>
+        <w:rFonts w:ascii="Wingdings" w:hAnsi="Wingdings" w:hint="default"/>
+        <w:sz w:val="20"/>
+      </w:rPr>
+    </w:lvl>
+    <w:lvl w:ilvl="8" w:tentative="1">
+      <w:start w:val="1"/>
+      <w:numFmt w:val="bullet"/>
+      <w:lvlText w:val=""/>
+      <w:lvlJc w:val="left"/>
+      <w:pPr>
+        <w:tabs>
+          <w:tab w:val="num" w:pos="6480"/>
+        </w:tabs>
+        <w:ind w:left="6480" w:hanging="360"/>
+      </w:pPr>
+      <w:rPr>
+        <w:rFonts w:ascii="Wingdings" w:hAnsi="Wingdings" w:hint="default"/>
+        <w:sz w:val="20"/>
+      </w:rPr>
+    </w:lvl>
+  </w:abstractNum>
+  <w:abstractNum w:abstractNumId="2" w15:restartNumberingAfterBreak="0">
     <w:nsid w:val="0BE751A4"/>
     <w:multiLevelType w:val="multilevel"/>
     <w:tmpl w:val="880821E8"/>
@@ -2829,7 +1916,7 @@
       </w:rPr>
     </w:lvl>
   </w:abstractNum>
-  <w:abstractNum w:abstractNumId="1" w15:restartNumberingAfterBreak="0">
+  <w:abstractNum w:abstractNumId="3" w15:restartNumberingAfterBreak="0">
     <w:nsid w:val="14DF73BE"/>
     <w:multiLevelType w:val="multilevel"/>
     <w:tmpl w:val="2924D8DA"/>
@@ -2978,7 +2065,156 @@
       </w:rPr>
     </w:lvl>
   </w:abstractNum>
-  <w:abstractNum w:abstractNumId="2" w15:restartNumberingAfterBreak="0">
+  <w:abstractNum w:abstractNumId="4" w15:restartNumberingAfterBreak="0">
+    <w:nsid w:val="20C15139"/>
+    <w:multiLevelType w:val="multilevel"/>
+    <w:tmpl w:val="847893CC"/>
+    <w:lvl w:ilvl="0">
+      <w:start w:val="1"/>
+      <w:numFmt w:val="bullet"/>
+      <w:lvlText w:val=""/>
+      <w:lvlJc w:val="left"/>
+      <w:pPr>
+        <w:tabs>
+          <w:tab w:val="num" w:pos="720"/>
+        </w:tabs>
+        <w:ind w:left="720" w:hanging="360"/>
+      </w:pPr>
+      <w:rPr>
+        <w:rFonts w:ascii="Symbol" w:hAnsi="Symbol" w:hint="default"/>
+        <w:sz w:val="20"/>
+      </w:rPr>
+    </w:lvl>
+    <w:lvl w:ilvl="1" w:tentative="1">
+      <w:start w:val="1"/>
+      <w:numFmt w:val="bullet"/>
+      <w:lvlText w:val="o"/>
+      <w:lvlJc w:val="left"/>
+      <w:pPr>
+        <w:tabs>
+          <w:tab w:val="num" w:pos="1440"/>
+        </w:tabs>
+        <w:ind w:left="1440" w:hanging="360"/>
+      </w:pPr>
+      <w:rPr>
+        <w:rFonts w:ascii="Courier New" w:hAnsi="Courier New" w:hint="default"/>
+        <w:sz w:val="20"/>
+      </w:rPr>
+    </w:lvl>
+    <w:lvl w:ilvl="2" w:tentative="1">
+      <w:start w:val="1"/>
+      <w:numFmt w:val="bullet"/>
+      <w:lvlText w:val=""/>
+      <w:lvlJc w:val="left"/>
+      <w:pPr>
+        <w:tabs>
+          <w:tab w:val="num" w:pos="2160"/>
+        </w:tabs>
+        <w:ind w:left="2160" w:hanging="360"/>
+      </w:pPr>
+      <w:rPr>
+        <w:rFonts w:ascii="Wingdings" w:hAnsi="Wingdings" w:hint="default"/>
+        <w:sz w:val="20"/>
+      </w:rPr>
+    </w:lvl>
+    <w:lvl w:ilvl="3" w:tentative="1">
+      <w:start w:val="1"/>
+      <w:numFmt w:val="bullet"/>
+      <w:lvlText w:val=""/>
+      <w:lvlJc w:val="left"/>
+      <w:pPr>
+        <w:tabs>
+          <w:tab w:val="num" w:pos="2880"/>
+        </w:tabs>
+        <w:ind w:left="2880" w:hanging="360"/>
+      </w:pPr>
+      <w:rPr>
+        <w:rFonts w:ascii="Wingdings" w:hAnsi="Wingdings" w:hint="default"/>
+        <w:sz w:val="20"/>
+      </w:rPr>
+    </w:lvl>
+    <w:lvl w:ilvl="4" w:tentative="1">
+      <w:start w:val="1"/>
+      <w:numFmt w:val="bullet"/>
+      <w:lvlText w:val=""/>
+      <w:lvlJc w:val="left"/>
+      <w:pPr>
+        <w:tabs>
+          <w:tab w:val="num" w:pos="3600"/>
+        </w:tabs>
+        <w:ind w:left="3600" w:hanging="360"/>
+      </w:pPr>
+      <w:rPr>
+        <w:rFonts w:ascii="Wingdings" w:hAnsi="Wingdings" w:hint="default"/>
+        <w:sz w:val="20"/>
+      </w:rPr>
+    </w:lvl>
+    <w:lvl w:ilvl="5" w:tentative="1">
+      <w:start w:val="1"/>
+      <w:numFmt w:val="bullet"/>
+      <w:lvlText w:val=""/>
+      <w:lvlJc w:val="left"/>
+      <w:pPr>
+        <w:tabs>
+          <w:tab w:val="num" w:pos="4320"/>
+        </w:tabs>
+        <w:ind w:left="4320" w:hanging="360"/>
+      </w:pPr>
+      <w:rPr>
+        <w:rFonts w:ascii="Wingdings" w:hAnsi="Wingdings" w:hint="default"/>
+        <w:sz w:val="20"/>
+      </w:rPr>
+    </w:lvl>
+    <w:lvl w:ilvl="6" w:tentative="1">
+      <w:start w:val="1"/>
+      <w:numFmt w:val="bullet"/>
+      <w:lvlText w:val=""/>
+      <w:lvlJc w:val="left"/>
+      <w:pPr>
+        <w:tabs>
+          <w:tab w:val="num" w:pos="5040"/>
+        </w:tabs>
+        <w:ind w:left="5040" w:hanging="360"/>
+      </w:pPr>
+      <w:rPr>
+        <w:rFonts w:ascii="Wingdings" w:hAnsi="Wingdings" w:hint="default"/>
+        <w:sz w:val="20"/>
+      </w:rPr>
+    </w:lvl>
+    <w:lvl w:ilvl="7" w:tentative="1">
+      <w:start w:val="1"/>
+      <w:numFmt w:val="bullet"/>
+      <w:lvlText w:val=""/>
+      <w:lvlJc w:val="left"/>
+      <w:pPr>
+        <w:tabs>
+          <w:tab w:val="num" w:pos="5760"/>
+        </w:tabs>
+        <w:ind w:left="5760" w:hanging="360"/>
+      </w:pPr>
+      <w:rPr>
+        <w:rFonts w:ascii="Wingdings" w:hAnsi="Wingdings" w:hint="default"/>
+        <w:sz w:val="20"/>
+      </w:rPr>
+    </w:lvl>
+    <w:lvl w:ilvl="8" w:tentative="1">
+      <w:start w:val="1"/>
+      <w:numFmt w:val="bullet"/>
+      <w:lvlText w:val=""/>
+      <w:lvlJc w:val="left"/>
+      <w:pPr>
+        <w:tabs>
+          <w:tab w:val="num" w:pos="6480"/>
+        </w:tabs>
+        <w:ind w:left="6480" w:hanging="360"/>
+      </w:pPr>
+      <w:rPr>
+        <w:rFonts w:ascii="Wingdings" w:hAnsi="Wingdings" w:hint="default"/>
+        <w:sz w:val="20"/>
+      </w:rPr>
+    </w:lvl>
+  </w:abstractNum>
+  <w:abstractNum w:abstractNumId="5" w15:restartNumberingAfterBreak="0">
     <w:nsid w:val="23373BA7"/>
     <w:multiLevelType w:val="multilevel"/>
     <w:tmpl w:val="790E7B30"/>
@@ -3091,7 +2327,7 @@
       </w:pPr>
     </w:lvl>
   </w:abstractNum>
-  <w:abstractNum w:abstractNumId="3" w15:restartNumberingAfterBreak="0">
+  <w:abstractNum w:abstractNumId="6" w15:restartNumberingAfterBreak="0">
     <w:nsid w:val="24CE2E31"/>
     <w:multiLevelType w:val="multilevel"/>
     <w:tmpl w:val="6FCEBABE"/>
@@ -3204,7 +2440,382 @@
       </w:pPr>
     </w:lvl>
   </w:abstractNum>
-  <w:abstractNum w:abstractNumId="4" w15:restartNumberingAfterBreak="0">
+  <w:abstractNum w:abstractNumId="7" w15:restartNumberingAfterBreak="0">
+    <w:nsid w:val="27581B20"/>
+    <w:multiLevelType w:val="multilevel"/>
+    <w:tmpl w:val="879E316E"/>
+    <w:lvl w:ilvl="0">
+      <w:start w:val="1"/>
+      <w:numFmt w:val="decimal"/>
+      <w:lvlText w:val="%1."/>
+      <w:lvlJc w:val="left"/>
+      <w:pPr>
+        <w:tabs>
+          <w:tab w:val="num" w:pos="720"/>
+        </w:tabs>
+        <w:ind w:left="720" w:hanging="360"/>
+      </w:pPr>
+    </w:lvl>
+    <w:lvl w:ilvl="1" w:tentative="1">
+      <w:start w:val="1"/>
+      <w:numFmt w:val="decimal"/>
+      <w:lvlText w:val="%2."/>
+      <w:lvlJc w:val="left"/>
+      <w:pPr>
+        <w:tabs>
+          <w:tab w:val="num" w:pos="1440"/>
+        </w:tabs>
+        <w:ind w:left="1440" w:hanging="360"/>
+      </w:pPr>
+    </w:lvl>
+    <w:lvl w:ilvl="2" w:tentative="1">
+      <w:start w:val="1"/>
+      <w:numFmt w:val="decimal"/>
+      <w:lvlText w:val="%3."/>
+      <w:lvlJc w:val="left"/>
+      <w:pPr>
+        <w:tabs>
+          <w:tab w:val="num" w:pos="2160"/>
+        </w:tabs>
+        <w:ind w:left="2160" w:hanging="360"/>
+      </w:pPr>
+    </w:lvl>
+    <w:lvl w:ilvl="3" w:tentative="1">
+      <w:start w:val="1"/>
+      <w:numFmt w:val="decimal"/>
+      <w:lvlText w:val="%4."/>
+      <w:lvlJc w:val="left"/>
+      <w:pPr>
+        <w:tabs>
+          <w:tab w:val="num" w:pos="2880"/>
+        </w:tabs>
+        <w:ind w:left="2880" w:hanging="360"/>
+      </w:pPr>
+    </w:lvl>
+    <w:lvl w:ilvl="4" w:tentative="1">
+      <w:start w:val="1"/>
+      <w:numFmt w:val="decimal"/>
+      <w:lvlText w:val="%5."/>
+      <w:lvlJc w:val="left"/>
+      <w:pPr>
+        <w:tabs>
+          <w:tab w:val="num" w:pos="3600"/>
+        </w:tabs>
+        <w:ind w:left="3600" w:hanging="360"/>
+      </w:pPr>
+    </w:lvl>
+    <w:lvl w:ilvl="5" w:tentative="1">
+      <w:start w:val="1"/>
+      <w:numFmt w:val="decimal"/>
+      <w:lvlText w:val="%6."/>
+      <w:lvlJc w:val="left"/>
+      <w:pPr>
+        <w:tabs>
+          <w:tab w:val="num" w:pos="4320"/>
+        </w:tabs>
+        <w:ind w:left="4320" w:hanging="360"/>
+      </w:pPr>
+    </w:lvl>
+    <w:lvl w:ilvl="6" w:tentative="1">
+      <w:start w:val="1"/>
+      <w:numFmt w:val="decimal"/>
+      <w:lvlText w:val="%7."/>
+      <w:lvlJc w:val="left"/>
+      <w:pPr>
+        <w:tabs>
+          <w:tab w:val="num" w:pos="5040"/>
+        </w:tabs>
+        <w:ind w:left="5040" w:hanging="360"/>
+      </w:pPr>
+    </w:lvl>
+    <w:lvl w:ilvl="7" w:tentative="1">
+      <w:start w:val="1"/>
+      <w:numFmt w:val="decimal"/>
+      <w:lvlText w:val="%8."/>
+      <w:lvlJc w:val="left"/>
+      <w:pPr>
+        <w:tabs>
+          <w:tab w:val="num" w:pos="5760"/>
+        </w:tabs>
+        <w:ind w:left="5760" w:hanging="360"/>
+      </w:pPr>
+    </w:lvl>
+    <w:lvl w:ilvl="8" w:tentative="1">
+      <w:start w:val="1"/>
+      <w:numFmt w:val="decimal"/>
+      <w:lvlText w:val="%9."/>
+      <w:lvlJc w:val="left"/>
+      <w:pPr>
+        <w:tabs>
+          <w:tab w:val="num" w:pos="6480"/>
+        </w:tabs>
+        <w:ind w:left="6480" w:hanging="360"/>
+      </w:pPr>
+    </w:lvl>
+  </w:abstractNum>
+  <w:abstractNum w:abstractNumId="8" w15:restartNumberingAfterBreak="0">
+    <w:nsid w:val="29D46BC6"/>
+    <w:multiLevelType w:val="multilevel"/>
+    <w:tmpl w:val="CAB29B02"/>
+    <w:lvl w:ilvl="0">
+      <w:start w:val="1"/>
+      <w:numFmt w:val="decimal"/>
+      <w:lvlText w:val="%1."/>
+      <w:lvlJc w:val="left"/>
+      <w:pPr>
+        <w:tabs>
+          <w:tab w:val="num" w:pos="720"/>
+        </w:tabs>
+        <w:ind w:left="720" w:hanging="360"/>
+      </w:pPr>
+    </w:lvl>
+    <w:lvl w:ilvl="1" w:tentative="1">
+      <w:start w:val="1"/>
+      <w:numFmt w:val="decimal"/>
+      <w:lvlText w:val="%2."/>
+      <w:lvlJc w:val="left"/>
+      <w:pPr>
+        <w:tabs>
+          <w:tab w:val="num" w:pos="1440"/>
+        </w:tabs>
+        <w:ind w:left="1440" w:hanging="360"/>
+      </w:pPr>
+    </w:lvl>
+    <w:lvl w:ilvl="2" w:tentative="1">
+      <w:start w:val="1"/>
+      <w:numFmt w:val="decimal"/>
+      <w:lvlText w:val="%3."/>
+      <w:lvlJc w:val="left"/>
+      <w:pPr>
+        <w:tabs>
+          <w:tab w:val="num" w:pos="2160"/>
+        </w:tabs>
+        <w:ind w:left="2160" w:hanging="360"/>
+      </w:pPr>
+    </w:lvl>
+    <w:lvl w:ilvl="3" w:tentative="1">
+      <w:start w:val="1"/>
+      <w:numFmt w:val="decimal"/>
+      <w:lvlText w:val="%4."/>
+      <w:lvlJc w:val="left"/>
+      <w:pPr>
+        <w:tabs>
+          <w:tab w:val="num" w:pos="2880"/>
+        </w:tabs>
+        <w:ind w:left="2880" w:hanging="360"/>
+      </w:pPr>
+    </w:lvl>
+    <w:lvl w:ilvl="4" w:tentative="1">
+      <w:start w:val="1"/>
+      <w:numFmt w:val="decimal"/>
+      <w:lvlText w:val="%5."/>
+      <w:lvlJc w:val="left"/>
+      <w:pPr>
+        <w:tabs>
+          <w:tab w:val="num" w:pos="3600"/>
+        </w:tabs>
+        <w:ind w:left="3600" w:hanging="360"/>
+      </w:pPr>
+    </w:lvl>
+    <w:lvl w:ilvl="5" w:tentative="1">
+      <w:start w:val="1"/>
+      <w:numFmt w:val="decimal"/>
+      <w:lvlText w:val="%6."/>
+      <w:lvlJc w:val="left"/>
+      <w:pPr>
+        <w:tabs>
+          <w:tab w:val="num" w:pos="4320"/>
+        </w:tabs>
+        <w:ind w:left="4320" w:hanging="360"/>
+      </w:pPr>
+    </w:lvl>
+    <w:lvl w:ilvl="6" w:tentative="1">
+      <w:start w:val="1"/>
+      <w:numFmt w:val="decimal"/>
+      <w:lvlText w:val="%7."/>
+      <w:lvlJc w:val="left"/>
+      <w:pPr>
+        <w:tabs>
+          <w:tab w:val="num" w:pos="5040"/>
+        </w:tabs>
+        <w:ind w:left="5040" w:hanging="360"/>
+      </w:pPr>
+    </w:lvl>
+    <w:lvl w:ilvl="7" w:tentative="1">
+      <w:start w:val="1"/>
+      <w:numFmt w:val="decimal"/>
+      <w:lvlText w:val="%8."/>
+      <w:lvlJc w:val="left"/>
+      <w:pPr>
+        <w:tabs>
+          <w:tab w:val="num" w:pos="5760"/>
+        </w:tabs>
+        <w:ind w:left="5760" w:hanging="360"/>
+      </w:pPr>
+    </w:lvl>
+    <w:lvl w:ilvl="8" w:tentative="1">
+      <w:start w:val="1"/>
+      <w:numFmt w:val="decimal"/>
+      <w:lvlText w:val="%9."/>
+      <w:lvlJc w:val="left"/>
+      <w:pPr>
+        <w:tabs>
+          <w:tab w:val="num" w:pos="6480"/>
+        </w:tabs>
+        <w:ind w:left="6480" w:hanging="360"/>
+      </w:pPr>
+    </w:lvl>
+  </w:abstractNum>
+  <w:abstractNum w:abstractNumId="9" w15:restartNumberingAfterBreak="0">
+    <w:nsid w:val="29EA1F1B"/>
+    <w:multiLevelType w:val="multilevel"/>
+    <w:tmpl w:val="33049326"/>
+    <w:lvl w:ilvl="0">
+      <w:start w:val="1"/>
+      <w:numFmt w:val="bullet"/>
+      <w:lvlText w:val=""/>
+      <w:lvlJc w:val="left"/>
+      <w:pPr>
+        <w:tabs>
+          <w:tab w:val="num" w:pos="720"/>
+        </w:tabs>
+        <w:ind w:left="720" w:hanging="360"/>
+      </w:pPr>
+      <w:rPr>
+        <w:rFonts w:ascii="Symbol" w:hAnsi="Symbol" w:hint="default"/>
+        <w:sz w:val="20"/>
+      </w:rPr>
+    </w:lvl>
+    <w:lvl w:ilvl="1" w:tentative="1">
+      <w:start w:val="1"/>
+      <w:numFmt w:val="bullet"/>
+      <w:lvlText w:val="o"/>
+      <w:lvlJc w:val="left"/>
+      <w:pPr>
+        <w:tabs>
+          <w:tab w:val="num" w:pos="1440"/>
+        </w:tabs>
+        <w:ind w:left="1440" w:hanging="360"/>
+      </w:pPr>
+      <w:rPr>
+        <w:rFonts w:ascii="Courier New" w:hAnsi="Courier New" w:hint="default"/>
+        <w:sz w:val="20"/>
+      </w:rPr>
+    </w:lvl>
+    <w:lvl w:ilvl="2" w:tentative="1">
+      <w:start w:val="1"/>
+      <w:numFmt w:val="bullet"/>
+      <w:lvlText w:val=""/>
+      <w:lvlJc w:val="left"/>
+      <w:pPr>
+        <w:tabs>
+          <w:tab w:val="num" w:pos="2160"/>
+        </w:tabs>
+        <w:ind w:left="2160" w:hanging="360"/>
+      </w:pPr>
+      <w:rPr>
+        <w:rFonts w:ascii="Wingdings" w:hAnsi="Wingdings" w:hint="default"/>
+        <w:sz w:val="20"/>
+      </w:rPr>
+    </w:lvl>
+    <w:lvl w:ilvl="3" w:tentative="1">
+      <w:start w:val="1"/>
+      <w:numFmt w:val="bullet"/>
+      <w:lvlText w:val=""/>
+      <w:lvlJc w:val="left"/>
+      <w:pPr>
+        <w:tabs>
+          <w:tab w:val="num" w:pos="2880"/>
+        </w:tabs>
+        <w:ind w:left="2880" w:hanging="360"/>
+      </w:pPr>
+      <w:rPr>
+        <w:rFonts w:ascii="Wingdings" w:hAnsi="Wingdings" w:hint="default"/>
+        <w:sz w:val="20"/>
+      </w:rPr>
+    </w:lvl>
+    <w:lvl w:ilvl="4" w:tentative="1">
+      <w:start w:val="1"/>
+      <w:numFmt w:val="bullet"/>
+      <w:lvlText w:val=""/>
+      <w:lvlJc w:val="left"/>
+      <w:pPr>
+        <w:tabs>
+          <w:tab w:val="num" w:pos="3600"/>
+        </w:tabs>
+        <w:ind w:left="3600" w:hanging="360"/>
+      </w:pPr>
+      <w:rPr>
+        <w:rFonts w:ascii="Wingdings" w:hAnsi="Wingdings" w:hint="default"/>
+        <w:sz w:val="20"/>
+      </w:rPr>
+    </w:lvl>
+    <w:lvl w:ilvl="5" w:tentative="1">
+      <w:start w:val="1"/>
+      <w:numFmt w:val="bullet"/>
+      <w:lvlText w:val=""/>
+      <w:lvlJc w:val="left"/>
+      <w:pPr>
+        <w:tabs>
+          <w:tab w:val="num" w:pos="4320"/>
+        </w:tabs>
+        <w:ind w:left="4320" w:hanging="360"/>
+      </w:pPr>
+      <w:rPr>
+        <w:rFonts w:ascii="Wingdings" w:hAnsi="Wingdings" w:hint="default"/>
+        <w:sz w:val="20"/>
+      </w:rPr>
+    </w:lvl>
+    <w:lvl w:ilvl="6" w:tentative="1">
+      <w:start w:val="1"/>
+      <w:numFmt w:val="bullet"/>
+      <w:lvlText w:val=""/>
+      <w:lvlJc w:val="left"/>
+      <w:pPr>
+        <w:tabs>
+          <w:tab w:val="num" w:pos="5040"/>
+        </w:tabs>
+        <w:ind w:left="5040" w:hanging="360"/>
+      </w:pPr>
+      <w:rPr>
+        <w:rFonts w:ascii="Wingdings" w:hAnsi="Wingdings" w:hint="default"/>
+        <w:sz w:val="20"/>
+      </w:rPr>
+    </w:lvl>
+    <w:lvl w:ilvl="7" w:tentative="1">
+      <w:start w:val="1"/>
+      <w:numFmt w:val="bullet"/>
+      <w:lvlText w:val=""/>
+      <w:lvlJc w:val="left"/>
+      <w:pPr>
+        <w:tabs>
+          <w:tab w:val="num" w:pos="5760"/>
+        </w:tabs>
+        <w:ind w:left="5760" w:hanging="360"/>
+      </w:pPr>
+      <w:rPr>
+        <w:rFonts w:ascii="Wingdings" w:hAnsi="Wingdings" w:hint="default"/>
+        <w:sz w:val="20"/>
+      </w:rPr>
+    </w:lvl>
+    <w:lvl w:ilvl="8" w:tentative="1">
+      <w:start w:val="1"/>
+      <w:numFmt w:val="bullet"/>
+      <w:lvlText w:val=""/>
+      <w:lvlJc w:val="left"/>
+      <w:pPr>
+        <w:tabs>
+          <w:tab w:val="num" w:pos="6480"/>
+        </w:tabs>
+        <w:ind w:left="6480" w:hanging="360"/>
+      </w:pPr>
+      <w:rPr>
+        <w:rFonts w:ascii="Wingdings" w:hAnsi="Wingdings" w:hint="default"/>
+        <w:sz w:val="20"/>
+      </w:rPr>
+    </w:lvl>
+  </w:abstractNum>
+  <w:abstractNum w:abstractNumId="10" w15:restartNumberingAfterBreak="0">
     <w:nsid w:val="2DBC3583"/>
     <w:multiLevelType w:val="multilevel"/>
     <w:tmpl w:val="51F0C7FE"/>
@@ -3353,7 +2964,156 @@
       </w:rPr>
     </w:lvl>
   </w:abstractNum>
-  <w:abstractNum w:abstractNumId="5" w15:restartNumberingAfterBreak="0">
+  <w:abstractNum w:abstractNumId="11" w15:restartNumberingAfterBreak="0">
+    <w:nsid w:val="30E45B82"/>
+    <w:multiLevelType w:val="multilevel"/>
+    <w:tmpl w:val="BE6A6AD6"/>
+    <w:lvl w:ilvl="0">
+      <w:start w:val="1"/>
+      <w:numFmt w:val="bullet"/>
+      <w:lvlText w:val=""/>
+      <w:lvlJc w:val="left"/>
+      <w:pPr>
+        <w:tabs>
+          <w:tab w:val="num" w:pos="720"/>
+        </w:tabs>
+        <w:ind w:left="720" w:hanging="360"/>
+      </w:pPr>
+      <w:rPr>
+        <w:rFonts w:ascii="Symbol" w:hAnsi="Symbol" w:hint="default"/>
+        <w:sz w:val="20"/>
+      </w:rPr>
+    </w:lvl>
+    <w:lvl w:ilvl="1" w:tentative="1">
+      <w:start w:val="1"/>
+      <w:numFmt w:val="bullet"/>
+      <w:lvlText w:val="o"/>
+      <w:lvlJc w:val="left"/>
+      <w:pPr>
+        <w:tabs>
+          <w:tab w:val="num" w:pos="1440"/>
+        </w:tabs>
+        <w:ind w:left="1440" w:hanging="360"/>
+      </w:pPr>
+      <w:rPr>
+        <w:rFonts w:ascii="Courier New" w:hAnsi="Courier New" w:hint="default"/>
+        <w:sz w:val="20"/>
+      </w:rPr>
+    </w:lvl>
+    <w:lvl w:ilvl="2" w:tentative="1">
+      <w:start w:val="1"/>
+      <w:numFmt w:val="bullet"/>
+      <w:lvlText w:val=""/>
+      <w:lvlJc w:val="left"/>
+      <w:pPr>
+        <w:tabs>
+          <w:tab w:val="num" w:pos="2160"/>
+        </w:tabs>
+        <w:ind w:left="2160" w:hanging="360"/>
+      </w:pPr>
+      <w:rPr>
+        <w:rFonts w:ascii="Wingdings" w:hAnsi="Wingdings" w:hint="default"/>
+        <w:sz w:val="20"/>
+      </w:rPr>
+    </w:lvl>
+    <w:lvl w:ilvl="3" w:tentative="1">
+      <w:start w:val="1"/>
+      <w:numFmt w:val="bullet"/>
+      <w:lvlText w:val=""/>
+      <w:lvlJc w:val="left"/>
+      <w:pPr>
+        <w:tabs>
+          <w:tab w:val="num" w:pos="2880"/>
+        </w:tabs>
+        <w:ind w:left="2880" w:hanging="360"/>
+      </w:pPr>
+      <w:rPr>
+        <w:rFonts w:ascii="Wingdings" w:hAnsi="Wingdings" w:hint="default"/>
+        <w:sz w:val="20"/>
+      </w:rPr>
+    </w:lvl>
+    <w:lvl w:ilvl="4" w:tentative="1">
+      <w:start w:val="1"/>
+      <w:numFmt w:val="bullet"/>
+      <w:lvlText w:val=""/>
+      <w:lvlJc w:val="left"/>
+      <w:pPr>
+        <w:tabs>
+          <w:tab w:val="num" w:pos="3600"/>
+        </w:tabs>
+        <w:ind w:left="3600" w:hanging="360"/>
+      </w:pPr>
+      <w:rPr>
+        <w:rFonts w:ascii="Wingdings" w:hAnsi="Wingdings" w:hint="default"/>
+        <w:sz w:val="20"/>
+      </w:rPr>
+    </w:lvl>
+    <w:lvl w:ilvl="5" w:tentative="1">
+      <w:start w:val="1"/>
+      <w:numFmt w:val="bullet"/>
+      <w:lvlText w:val=""/>
+      <w:lvlJc w:val="left"/>
+      <w:pPr>
+        <w:tabs>
+          <w:tab w:val="num" w:pos="4320"/>
+        </w:tabs>
+        <w:ind w:left="4320" w:hanging="360"/>
+      </w:pPr>
+      <w:rPr>
+        <w:rFonts w:ascii="Wingdings" w:hAnsi="Wingdings" w:hint="default"/>
+        <w:sz w:val="20"/>
+      </w:rPr>
+    </w:lvl>
+    <w:lvl w:ilvl="6" w:tentative="1">
+      <w:start w:val="1"/>
+      <w:numFmt w:val="bullet"/>
+      <w:lvlText w:val=""/>
+      <w:lvlJc w:val="left"/>
+      <w:pPr>
+        <w:tabs>
+          <w:tab w:val="num" w:pos="5040"/>
+        </w:tabs>
+        <w:ind w:left="5040" w:hanging="360"/>
+      </w:pPr>
+      <w:rPr>
+        <w:rFonts w:ascii="Wingdings" w:hAnsi="Wingdings" w:hint="default"/>
+        <w:sz w:val="20"/>
+      </w:rPr>
+    </w:lvl>
+    <w:lvl w:ilvl="7" w:tentative="1">
+      <w:start w:val="1"/>
+      <w:numFmt w:val="bullet"/>
+      <w:lvlText w:val=""/>
+      <w:lvlJc w:val="left"/>
+      <w:pPr>
+        <w:tabs>
+          <w:tab w:val="num" w:pos="5760"/>
+        </w:tabs>
+        <w:ind w:left="5760" w:hanging="360"/>
+      </w:pPr>
+      <w:rPr>
+        <w:rFonts w:ascii="Wingdings" w:hAnsi="Wingdings" w:hint="default"/>
+        <w:sz w:val="20"/>
+      </w:rPr>
+    </w:lvl>
+    <w:lvl w:ilvl="8" w:tentative="1">
+      <w:start w:val="1"/>
+      <w:numFmt w:val="bullet"/>
+      <w:lvlText w:val=""/>
+      <w:lvlJc w:val="left"/>
+      <w:pPr>
+        <w:tabs>
+          <w:tab w:val="num" w:pos="6480"/>
+        </w:tabs>
+        <w:ind w:left="6480" w:hanging="360"/>
+      </w:pPr>
+      <w:rPr>
+        <w:rFonts w:ascii="Wingdings" w:hAnsi="Wingdings" w:hint="default"/>
+        <w:sz w:val="20"/>
+      </w:rPr>
+    </w:lvl>
+  </w:abstractNum>
+  <w:abstractNum w:abstractNumId="12" w15:restartNumberingAfterBreak="0">
     <w:nsid w:val="34957F26"/>
     <w:multiLevelType w:val="multilevel"/>
     <w:tmpl w:val="6A1079C2"/>
@@ -3502,7 +3262,269 @@
       </w:rPr>
     </w:lvl>
   </w:abstractNum>
-  <w:abstractNum w:abstractNumId="6" w15:restartNumberingAfterBreak="0">
+  <w:abstractNum w:abstractNumId="13" w15:restartNumberingAfterBreak="0">
+    <w:nsid w:val="3A8E265F"/>
+    <w:multiLevelType w:val="multilevel"/>
+    <w:tmpl w:val="8C94A124"/>
+    <w:lvl w:ilvl="0">
+      <w:start w:val="1"/>
+      <w:numFmt w:val="bullet"/>
+      <w:lvlText w:val=""/>
+      <w:lvlJc w:val="left"/>
+      <w:pPr>
+        <w:tabs>
+          <w:tab w:val="num" w:pos="720"/>
+        </w:tabs>
+        <w:ind w:left="720" w:hanging="360"/>
+      </w:pPr>
+      <w:rPr>
+        <w:rFonts w:ascii="Symbol" w:hAnsi="Symbol" w:hint="default"/>
+        <w:sz w:val="20"/>
+      </w:rPr>
+    </w:lvl>
+    <w:lvl w:ilvl="1" w:tentative="1">
+      <w:start w:val="1"/>
+      <w:numFmt w:val="bullet"/>
+      <w:lvlText w:val="o"/>
+      <w:lvlJc w:val="left"/>
+      <w:pPr>
+        <w:tabs>
+          <w:tab w:val="num" w:pos="1440"/>
+        </w:tabs>
+        <w:ind w:left="1440" w:hanging="360"/>
+      </w:pPr>
+      <w:rPr>
+        <w:rFonts w:ascii="Courier New" w:hAnsi="Courier New" w:hint="default"/>
+        <w:sz w:val="20"/>
+      </w:rPr>
+    </w:lvl>
+    <w:lvl w:ilvl="2" w:tentative="1">
+      <w:start w:val="1"/>
+      <w:numFmt w:val="bullet"/>
+      <w:lvlText w:val=""/>
+      <w:lvlJc w:val="left"/>
+      <w:pPr>
+        <w:tabs>
+          <w:tab w:val="num" w:pos="2160"/>
+        </w:tabs>
+        <w:ind w:left="2160" w:hanging="360"/>
+      </w:pPr>
+      <w:rPr>
+        <w:rFonts w:ascii="Wingdings" w:hAnsi="Wingdings" w:hint="default"/>
+        <w:sz w:val="20"/>
+      </w:rPr>
+    </w:lvl>
+    <w:lvl w:ilvl="3" w:tentative="1">
+      <w:start w:val="1"/>
+      <w:numFmt w:val="bullet"/>
+      <w:lvlText w:val=""/>
+      <w:lvlJc w:val="left"/>
+      <w:pPr>
+        <w:tabs>
+          <w:tab w:val="num" w:pos="2880"/>
+        </w:tabs>
+        <w:ind w:left="2880" w:hanging="360"/>
+      </w:pPr>
+      <w:rPr>
+        <w:rFonts w:ascii="Wingdings" w:hAnsi="Wingdings" w:hint="default"/>
+        <w:sz w:val="20"/>
+      </w:rPr>
+    </w:lvl>
+    <w:lvl w:ilvl="4" w:tentative="1">
+      <w:start w:val="1"/>
+      <w:numFmt w:val="bullet"/>
+      <w:lvlText w:val=""/>
+      <w:lvlJc w:val="left"/>
+      <w:pPr>
+        <w:tabs>
+          <w:tab w:val="num" w:pos="3600"/>
+        </w:tabs>
+        <w:ind w:left="3600" w:hanging="360"/>
+      </w:pPr>
+      <w:rPr>
+        <w:rFonts w:ascii="Wingdings" w:hAnsi="Wingdings" w:hint="default"/>
+        <w:sz w:val="20"/>
+      </w:rPr>
+    </w:lvl>
+    <w:lvl w:ilvl="5" w:tentative="1">
+      <w:start w:val="1"/>
+      <w:numFmt w:val="bullet"/>
+      <w:lvlText w:val=""/>
+      <w:lvlJc w:val="left"/>
+      <w:pPr>
+        <w:tabs>
+          <w:tab w:val="num" w:pos="4320"/>
+        </w:tabs>
+        <w:ind w:left="4320" w:hanging="360"/>
+      </w:pPr>
+      <w:rPr>
+        <w:rFonts w:ascii="Wingdings" w:hAnsi="Wingdings" w:hint="default"/>
+        <w:sz w:val="20"/>
+      </w:rPr>
+    </w:lvl>
+    <w:lvl w:ilvl="6" w:tentative="1">
+      <w:start w:val="1"/>
+      <w:numFmt w:val="bullet"/>
+      <w:lvlText w:val=""/>
+      <w:lvlJc w:val="left"/>
+      <w:pPr>
+        <w:tabs>
+          <w:tab w:val="num" w:pos="5040"/>
+        </w:tabs>
+        <w:ind w:left="5040" w:hanging="360"/>
+      </w:pPr>
+      <w:rPr>
+        <w:rFonts w:ascii="Wingdings" w:hAnsi="Wingdings" w:hint="default"/>
+        <w:sz w:val="20"/>
+      </w:rPr>
+    </w:lvl>
+    <w:lvl w:ilvl="7" w:tentative="1">
+      <w:start w:val="1"/>
+      <w:numFmt w:val="bullet"/>
+      <w:lvlText w:val=""/>
+      <w:lvlJc w:val="left"/>
+      <w:pPr>
+        <w:tabs>
+          <w:tab w:val="num" w:pos="5760"/>
+        </w:tabs>
+        <w:ind w:left="5760" w:hanging="360"/>
+      </w:pPr>
+      <w:rPr>
+        <w:rFonts w:ascii="Wingdings" w:hAnsi="Wingdings" w:hint="default"/>
+        <w:sz w:val="20"/>
+      </w:rPr>
+    </w:lvl>
+    <w:lvl w:ilvl="8" w:tentative="1">
+      <w:start w:val="1"/>
+      <w:numFmt w:val="bullet"/>
+      <w:lvlText w:val=""/>
+      <w:lvlJc w:val="left"/>
+      <w:pPr>
+        <w:tabs>
+          <w:tab w:val="num" w:pos="6480"/>
+        </w:tabs>
+        <w:ind w:left="6480" w:hanging="360"/>
+      </w:pPr>
+      <w:rPr>
+        <w:rFonts w:ascii="Wingdings" w:hAnsi="Wingdings" w:hint="default"/>
+        <w:sz w:val="20"/>
+      </w:rPr>
+    </w:lvl>
+  </w:abstractNum>
+  <w:abstractNum w:abstractNumId="14" w15:restartNumberingAfterBreak="0">
+    <w:nsid w:val="3B1F58E0"/>
+    <w:multiLevelType w:val="multilevel"/>
+    <w:tmpl w:val="BEF69F00"/>
+    <w:lvl w:ilvl="0">
+      <w:start w:val="1"/>
+      <w:numFmt w:val="decimal"/>
+      <w:lvlText w:val="%1."/>
+      <w:lvlJc w:val="left"/>
+      <w:pPr>
+        <w:tabs>
+          <w:tab w:val="num" w:pos="720"/>
+        </w:tabs>
+        <w:ind w:left="720" w:hanging="360"/>
+      </w:pPr>
+    </w:lvl>
+    <w:lvl w:ilvl="1" w:tentative="1">
+      <w:start w:val="1"/>
+      <w:numFmt w:val="decimal"/>
+      <w:lvlText w:val="%2."/>
+      <w:lvlJc w:val="left"/>
+      <w:pPr>
+        <w:tabs>
+          <w:tab w:val="num" w:pos="1440"/>
+        </w:tabs>
+        <w:ind w:left="1440" w:hanging="360"/>
+      </w:pPr>
+    </w:lvl>
+    <w:lvl w:ilvl="2" w:tentative="1">
+      <w:start w:val="1"/>
+      <w:numFmt w:val="decimal"/>
+      <w:lvlText w:val="%3."/>
+      <w:lvlJc w:val="left"/>
+      <w:pPr>
+        <w:tabs>
+          <w:tab w:val="num" w:pos="2160"/>
+        </w:tabs>
+        <w:ind w:left="2160" w:hanging="360"/>
+      </w:pPr>
+    </w:lvl>
+    <w:lvl w:ilvl="3" w:tentative="1">
+      <w:start w:val="1"/>
+      <w:numFmt w:val="decimal"/>
+      <w:lvlText w:val="%4."/>
+      <w:lvlJc w:val="left"/>
+      <w:pPr>
+        <w:tabs>
+          <w:tab w:val="num" w:pos="2880"/>
+        </w:tabs>
+        <w:ind w:left="2880" w:hanging="360"/>
+      </w:pPr>
+    </w:lvl>
+    <w:lvl w:ilvl="4" w:tentative="1">
+      <w:start w:val="1"/>
+      <w:numFmt w:val="decimal"/>
+      <w:lvlText w:val="%5."/>
+      <w:lvlJc w:val="left"/>
+      <w:pPr>
+        <w:tabs>
+          <w:tab w:val="num" w:pos="3600"/>
+        </w:tabs>
+        <w:ind w:left="3600" w:hanging="360"/>
+      </w:pPr>
+    </w:lvl>
+    <w:lvl w:ilvl="5" w:tentative="1">
+      <w:start w:val="1"/>
+      <w:numFmt w:val="decimal"/>
+      <w:lvlText w:val="%6."/>
+      <w:lvlJc w:val="left"/>
+      <w:pPr>
+        <w:tabs>
+          <w:tab w:val="num" w:pos="4320"/>
+        </w:tabs>
+        <w:ind w:left="4320" w:hanging="360"/>
+      </w:pPr>
+    </w:lvl>
+    <w:lvl w:ilvl="6" w:tentative="1">
+      <w:start w:val="1"/>
+      <w:numFmt w:val="decimal"/>
+      <w:lvlText w:val="%7."/>
+      <w:lvlJc w:val="left"/>
+      <w:pPr>
+        <w:tabs>
+          <w:tab w:val="num" w:pos="5040"/>
+        </w:tabs>
+        <w:ind w:left="5040" w:hanging="360"/>
+      </w:pPr>
+    </w:lvl>
+    <w:lvl w:ilvl="7" w:tentative="1">
+      <w:start w:val="1"/>
+      <w:numFmt w:val="decimal"/>
+      <w:lvlText w:val="%8."/>
+      <w:lvlJc w:val="left"/>
+      <w:pPr>
+        <w:tabs>
+          <w:tab w:val="num" w:pos="5760"/>
+        </w:tabs>
+        <w:ind w:left="5760" w:hanging="360"/>
+      </w:pPr>
+    </w:lvl>
+    <w:lvl w:ilvl="8" w:tentative="1">
+      <w:start w:val="1"/>
+      <w:numFmt w:val="decimal"/>
+      <w:lvlText w:val="%9."/>
+      <w:lvlJc w:val="left"/>
+      <w:pPr>
+        <w:tabs>
+          <w:tab w:val="num" w:pos="6480"/>
+        </w:tabs>
+        <w:ind w:left="6480" w:hanging="360"/>
+      </w:pPr>
+    </w:lvl>
+  </w:abstractNum>
+  <w:abstractNum w:abstractNumId="15" w15:restartNumberingAfterBreak="0">
     <w:nsid w:val="491E4F5A"/>
     <w:multiLevelType w:val="multilevel"/>
     <w:tmpl w:val="0232A69C"/>
@@ -3615,7 +3637,7 @@
       </w:pPr>
     </w:lvl>
   </w:abstractNum>
-  <w:abstractNum w:abstractNumId="7" w15:restartNumberingAfterBreak="0">
+  <w:abstractNum w:abstractNumId="16" w15:restartNumberingAfterBreak="0">
     <w:nsid w:val="4A334B7E"/>
     <w:multiLevelType w:val="multilevel"/>
     <w:tmpl w:val="E5F8ED5A"/>
@@ -3764,7 +3786,121 @@
       </w:rPr>
     </w:lvl>
   </w:abstractNum>
-  <w:abstractNum w:abstractNumId="8" w15:restartNumberingAfterBreak="0">
+  <w:abstractNum w:abstractNumId="17" w15:restartNumberingAfterBreak="0">
+    <w:nsid w:val="52CE5E81"/>
+    <w:multiLevelType w:val="multilevel"/>
+    <w:tmpl w:val="790E7B30"/>
+    <w:styleLink w:val="CurrentList1"/>
+    <w:lvl w:ilvl="0">
+      <w:start w:val="1"/>
+      <w:numFmt w:val="decimal"/>
+      <w:lvlText w:val="%1."/>
+      <w:lvlJc w:val="left"/>
+      <w:pPr>
+        <w:tabs>
+          <w:tab w:val="num" w:pos="720"/>
+        </w:tabs>
+        <w:ind w:left="720" w:hanging="360"/>
+      </w:pPr>
+    </w:lvl>
+    <w:lvl w:ilvl="1">
+      <w:start w:val="1"/>
+      <w:numFmt w:val="decimal"/>
+      <w:lvlText w:val="%2."/>
+      <w:lvlJc w:val="left"/>
+      <w:pPr>
+        <w:ind w:left="1440" w:hanging="360"/>
+      </w:pPr>
+      <w:rPr>
+        <w:rFonts w:hint="default"/>
+      </w:rPr>
+    </w:lvl>
+    <w:lvl w:ilvl="2">
+      <w:start w:val="1"/>
+      <w:numFmt w:val="decimal"/>
+      <w:lvlText w:val="%3."/>
+      <w:lvlJc w:val="left"/>
+      <w:pPr>
+        <w:tabs>
+          <w:tab w:val="num" w:pos="2160"/>
+        </w:tabs>
+        <w:ind w:left="2160" w:hanging="360"/>
+      </w:pPr>
+    </w:lvl>
+    <w:lvl w:ilvl="3">
+      <w:start w:val="1"/>
+      <w:numFmt w:val="decimal"/>
+      <w:lvlText w:val="%4."/>
+      <w:lvlJc w:val="left"/>
+      <w:pPr>
+        <w:tabs>
+          <w:tab w:val="num" w:pos="2880"/>
+        </w:tabs>
+        <w:ind w:left="2880" w:hanging="360"/>
+      </w:pPr>
+    </w:lvl>
+    <w:lvl w:ilvl="4">
+      <w:start w:val="1"/>
+      <w:numFmt w:val="decimal"/>
+      <w:lvlText w:val="%5."/>
+      <w:lvlJc w:val="left"/>
+      <w:pPr>
+        <w:tabs>
+          <w:tab w:val="num" w:pos="3600"/>
+        </w:tabs>
+        <w:ind w:left="3600" w:hanging="360"/>
+      </w:pPr>
+    </w:lvl>
+    <w:lvl w:ilvl="5">
+      <w:start w:val="1"/>
+      <w:numFmt w:val="decimal"/>
+      <w:lvlText w:val="%6."/>
+      <w:lvlJc w:val="left"/>
+      <w:pPr>
+        <w:tabs>
+          <w:tab w:val="num" w:pos="4320"/>
+        </w:tabs>
+        <w:ind w:left="4320" w:hanging="360"/>
+      </w:pPr>
+    </w:lvl>
+    <w:lvl w:ilvl="6">
+      <w:start w:val="1"/>
+      <w:numFmt w:val="decimal"/>
+      <w:lvlText w:val="%7."/>
+      <w:lvlJc w:val="left"/>
+      <w:pPr>
+        <w:tabs>
+          <w:tab w:val="num" w:pos="5040"/>
+        </w:tabs>
+        <w:ind w:left="5040" w:hanging="360"/>
+      </w:pPr>
+    </w:lvl>
+    <w:lvl w:ilvl="7">
+      <w:start w:val="1"/>
+      <w:numFmt w:val="decimal"/>
+      <w:lvlText w:val="%8."/>
+      <w:lvlJc w:val="left"/>
+      <w:pPr>
+        <w:tabs>
+          <w:tab w:val="num" w:pos="5760"/>
+        </w:tabs>
+        <w:ind w:left="5760" w:hanging="360"/>
+      </w:pPr>
+    </w:lvl>
+    <w:lvl w:ilvl="8">
+      <w:start w:val="1"/>
+      <w:numFmt w:val="decimal"/>
+      <w:lvlText w:val="%9."/>
+      <w:lvlJc w:val="left"/>
+      <w:pPr>
+        <w:tabs>
+          <w:tab w:val="num" w:pos="6480"/>
+        </w:tabs>
+        <w:ind w:left="6480" w:hanging="360"/>
+      </w:pPr>
+    </w:lvl>
+  </w:abstractNum>
+  <w:abstractNum w:abstractNumId="18" w15:restartNumberingAfterBreak="0">
     <w:nsid w:val="53E254FC"/>
     <w:multiLevelType w:val="multilevel"/>
     <w:tmpl w:val="1B8ACCD6"/>
@@ -3913,7 +4049,382 @@
       </w:rPr>
     </w:lvl>
   </w:abstractNum>
-  <w:abstractNum w:abstractNumId="9" w15:restartNumberingAfterBreak="0">
+  <w:abstractNum w:abstractNumId="19" w15:restartNumberingAfterBreak="0">
+    <w:nsid w:val="54981AAE"/>
+    <w:multiLevelType w:val="multilevel"/>
+    <w:tmpl w:val="6F38578E"/>
+    <w:lvl w:ilvl="0">
+      <w:start w:val="1"/>
+      <w:numFmt w:val="bullet"/>
+      <w:lvlText w:val=""/>
+      <w:lvlJc w:val="left"/>
+      <w:pPr>
+        <w:tabs>
+          <w:tab w:val="num" w:pos="720"/>
+        </w:tabs>
+        <w:ind w:left="720" w:hanging="360"/>
+      </w:pPr>
+      <w:rPr>
+        <w:rFonts w:ascii="Symbol" w:hAnsi="Symbol" w:hint="default"/>
+        <w:sz w:val="20"/>
+      </w:rPr>
+    </w:lvl>
+    <w:lvl w:ilvl="1">
+      <w:start w:val="1"/>
+      <w:numFmt w:val="bullet"/>
+      <w:lvlText w:val="o"/>
+      <w:lvlJc w:val="left"/>
+      <w:pPr>
+        <w:tabs>
+          <w:tab w:val="num" w:pos="1440"/>
+        </w:tabs>
+        <w:ind w:left="1440" w:hanging="360"/>
+      </w:pPr>
+      <w:rPr>
+        <w:rFonts w:ascii="Courier New" w:hAnsi="Courier New" w:hint="default"/>
+        <w:sz w:val="20"/>
+      </w:rPr>
+    </w:lvl>
+    <w:lvl w:ilvl="2" w:tentative="1">
+      <w:start w:val="1"/>
+      <w:numFmt w:val="bullet"/>
+      <w:lvlText w:val=""/>
+      <w:lvlJc w:val="left"/>
+      <w:pPr>
+        <w:tabs>
+          <w:tab w:val="num" w:pos="2160"/>
+        </w:tabs>
+        <w:ind w:left="2160" w:hanging="360"/>
+      </w:pPr>
+      <w:rPr>
+        <w:rFonts w:ascii="Wingdings" w:hAnsi="Wingdings" w:hint="default"/>
+        <w:sz w:val="20"/>
+      </w:rPr>
+    </w:lvl>
+    <w:lvl w:ilvl="3" w:tentative="1">
+      <w:start w:val="1"/>
+      <w:numFmt w:val="bullet"/>
+      <w:lvlText w:val=""/>
+      <w:lvlJc w:val="left"/>
+      <w:pPr>
+        <w:tabs>
+          <w:tab w:val="num" w:pos="2880"/>
+        </w:tabs>
+        <w:ind w:left="2880" w:hanging="360"/>
+      </w:pPr>
+      <w:rPr>
+        <w:rFonts w:ascii="Wingdings" w:hAnsi="Wingdings" w:hint="default"/>
+        <w:sz w:val="20"/>
+      </w:rPr>
+    </w:lvl>
+    <w:lvl w:ilvl="4" w:tentative="1">
+      <w:start w:val="1"/>
+      <w:numFmt w:val="bullet"/>
+      <w:lvlText w:val=""/>
+      <w:lvlJc w:val="left"/>
+      <w:pPr>
+        <w:tabs>
+          <w:tab w:val="num" w:pos="3600"/>
+        </w:tabs>
+        <w:ind w:left="3600" w:hanging="360"/>
+      </w:pPr>
+      <w:rPr>
+        <w:rFonts w:ascii="Wingdings" w:hAnsi="Wingdings" w:hint="default"/>
+        <w:sz w:val="20"/>
+      </w:rPr>
+    </w:lvl>
+    <w:lvl w:ilvl="5" w:tentative="1">
+      <w:start w:val="1"/>
+      <w:numFmt w:val="bullet"/>
+      <w:lvlText w:val=""/>
+      <w:lvlJc w:val="left"/>
+      <w:pPr>
+        <w:tabs>
+          <w:tab w:val="num" w:pos="4320"/>
+        </w:tabs>
+        <w:ind w:left="4320" w:hanging="360"/>
+      </w:pPr>
+      <w:rPr>
+        <w:rFonts w:ascii="Wingdings" w:hAnsi="Wingdings" w:hint="default"/>
+        <w:sz w:val="20"/>
+      </w:rPr>
+    </w:lvl>
+    <w:lvl w:ilvl="6" w:tentative="1">
+      <w:start w:val="1"/>
+      <w:numFmt w:val="bullet"/>
+      <w:lvlText w:val=""/>
+      <w:lvlJc w:val="left"/>
+      <w:pPr>
+        <w:tabs>
+          <w:tab w:val="num" w:pos="5040"/>
+        </w:tabs>
+        <w:ind w:left="5040" w:hanging="360"/>
+      </w:pPr>
+      <w:rPr>
+        <w:rFonts w:ascii="Wingdings" w:hAnsi="Wingdings" w:hint="default"/>
+        <w:sz w:val="20"/>
+      </w:rPr>
+    </w:lvl>
+    <w:lvl w:ilvl="7" w:tentative="1">
+      <w:start w:val="1"/>
+      <w:numFmt w:val="bullet"/>
+      <w:lvlText w:val=""/>
+      <w:lvlJc w:val="left"/>
+      <w:pPr>
+        <w:tabs>
+          <w:tab w:val="num" w:pos="5760"/>
+        </w:tabs>
+        <w:ind w:left="5760" w:hanging="360"/>
+      </w:pPr>
+      <w:rPr>
+        <w:rFonts w:ascii="Wingdings" w:hAnsi="Wingdings" w:hint="default"/>
+        <w:sz w:val="20"/>
+      </w:rPr>
+    </w:lvl>
+    <w:lvl w:ilvl="8" w:tentative="1">
+      <w:start w:val="1"/>
+      <w:numFmt w:val="bullet"/>
+      <w:lvlText w:val=""/>
+      <w:lvlJc w:val="left"/>
+      <w:pPr>
+        <w:tabs>
+          <w:tab w:val="num" w:pos="6480"/>
+        </w:tabs>
+        <w:ind w:left="6480" w:hanging="360"/>
+      </w:pPr>
+      <w:rPr>
+        <w:rFonts w:ascii="Wingdings" w:hAnsi="Wingdings" w:hint="default"/>
+        <w:sz w:val="20"/>
+      </w:rPr>
+    </w:lvl>
+  </w:abstractNum>
+  <w:abstractNum w:abstractNumId="20" w15:restartNumberingAfterBreak="0">
+    <w:nsid w:val="5A121E88"/>
+    <w:multiLevelType w:val="multilevel"/>
+    <w:tmpl w:val="E64ED48A"/>
+    <w:lvl w:ilvl="0">
+      <w:start w:val="1"/>
+      <w:numFmt w:val="decimal"/>
+      <w:lvlText w:val="%1."/>
+      <w:lvlJc w:val="left"/>
+      <w:pPr>
+        <w:tabs>
+          <w:tab w:val="num" w:pos="720"/>
+        </w:tabs>
+        <w:ind w:left="720" w:hanging="360"/>
+      </w:pPr>
+    </w:lvl>
+    <w:lvl w:ilvl="1" w:tentative="1">
+      <w:start w:val="1"/>
+      <w:numFmt w:val="decimal"/>
+      <w:lvlText w:val="%2."/>
+      <w:lvlJc w:val="left"/>
+      <w:pPr>
+        <w:tabs>
+          <w:tab w:val="num" w:pos="1440"/>
+        </w:tabs>
+        <w:ind w:left="1440" w:hanging="360"/>
+      </w:pPr>
+    </w:lvl>
+    <w:lvl w:ilvl="2" w:tentative="1">
+      <w:start w:val="1"/>
+      <w:numFmt w:val="decimal"/>
+      <w:lvlText w:val="%3."/>
+      <w:lvlJc w:val="left"/>
+      <w:pPr>
+        <w:tabs>
+          <w:tab w:val="num" w:pos="2160"/>
+        </w:tabs>
+        <w:ind w:left="2160" w:hanging="360"/>
+      </w:pPr>
+    </w:lvl>
+    <w:lvl w:ilvl="3" w:tentative="1">
+      <w:start w:val="1"/>
+      <w:numFmt w:val="decimal"/>
+      <w:lvlText w:val="%4."/>
+      <w:lvlJc w:val="left"/>
+      <w:pPr>
+        <w:tabs>
+          <w:tab w:val="num" w:pos="2880"/>
+        </w:tabs>
+        <w:ind w:left="2880" w:hanging="360"/>
+      </w:pPr>
+    </w:lvl>
+    <w:lvl w:ilvl="4" w:tentative="1">
+      <w:start w:val="1"/>
+      <w:numFmt w:val="decimal"/>
+      <w:lvlText w:val="%5."/>
+      <w:lvlJc w:val="left"/>
+      <w:pPr>
+        <w:tabs>
+          <w:tab w:val="num" w:pos="3600"/>
+        </w:tabs>
+        <w:ind w:left="3600" w:hanging="360"/>
+      </w:pPr>
+    </w:lvl>
+    <w:lvl w:ilvl="5" w:tentative="1">
+      <w:start w:val="1"/>
+      <w:numFmt w:val="decimal"/>
+      <w:lvlText w:val="%6."/>
+      <w:lvlJc w:val="left"/>
+      <w:pPr>
+        <w:tabs>
+          <w:tab w:val="num" w:pos="4320"/>
+        </w:tabs>
+        <w:ind w:left="4320" w:hanging="360"/>
+      </w:pPr>
+    </w:lvl>
+    <w:lvl w:ilvl="6" w:tentative="1">
+      <w:start w:val="1"/>
+      <w:numFmt w:val="decimal"/>
+      <w:lvlText w:val="%7."/>
+      <w:lvlJc w:val="left"/>
+      <w:pPr>
+        <w:tabs>
+          <w:tab w:val="num" w:pos="5040"/>
+        </w:tabs>
+        <w:ind w:left="5040" w:hanging="360"/>
+      </w:pPr>
+    </w:lvl>
+    <w:lvl w:ilvl="7" w:tentative="1">
+      <w:start w:val="1"/>
+      <w:numFmt w:val="decimal"/>
+      <w:lvlText w:val="%8."/>
+      <w:lvlJc w:val="left"/>
+      <w:pPr>
+        <w:tabs>
+          <w:tab w:val="num" w:pos="5760"/>
+        </w:tabs>
+        <w:ind w:left="5760" w:hanging="360"/>
+      </w:pPr>
+    </w:lvl>
+    <w:lvl w:ilvl="8" w:tentative="1">
+      <w:start w:val="1"/>
+      <w:numFmt w:val="decimal"/>
+      <w:lvlText w:val="%9."/>
+      <w:lvlJc w:val="left"/>
+      <w:pPr>
+        <w:tabs>
+          <w:tab w:val="num" w:pos="6480"/>
+        </w:tabs>
+        <w:ind w:left="6480" w:hanging="360"/>
+      </w:pPr>
+    </w:lvl>
+  </w:abstractNum>
+  <w:abstractNum w:abstractNumId="21" w15:restartNumberingAfterBreak="0">
+    <w:nsid w:val="5DC223CA"/>
+    <w:multiLevelType w:val="multilevel"/>
+    <w:tmpl w:val="5B065970"/>
+    <w:lvl w:ilvl="0">
+      <w:start w:val="1"/>
+      <w:numFmt w:val="decimal"/>
+      <w:lvlText w:val="%1."/>
+      <w:lvlJc w:val="left"/>
+      <w:pPr>
+        <w:tabs>
+          <w:tab w:val="num" w:pos="720"/>
+        </w:tabs>
+        <w:ind w:left="720" w:hanging="360"/>
+      </w:pPr>
+    </w:lvl>
+    <w:lvl w:ilvl="1" w:tentative="1">
+      <w:start w:val="1"/>
+      <w:numFmt w:val="decimal"/>
+      <w:lvlText w:val="%2."/>
+      <w:lvlJc w:val="left"/>
+      <w:pPr>
+        <w:tabs>
+          <w:tab w:val="num" w:pos="1440"/>
+        </w:tabs>
+        <w:ind w:left="1440" w:hanging="360"/>
+      </w:pPr>
+    </w:lvl>
+    <w:lvl w:ilvl="2" w:tentative="1">
+      <w:start w:val="1"/>
+      <w:numFmt w:val="decimal"/>
+      <w:lvlText w:val="%3."/>
+      <w:lvlJc w:val="left"/>
+      <w:pPr>
+        <w:tabs>
+          <w:tab w:val="num" w:pos="2160"/>
+        </w:tabs>
+        <w:ind w:left="2160" w:hanging="360"/>
+      </w:pPr>
+    </w:lvl>
+    <w:lvl w:ilvl="3" w:tentative="1">
+      <w:start w:val="1"/>
+      <w:numFmt w:val="decimal"/>
+      <w:lvlText w:val="%4."/>
+      <w:lvlJc w:val="left"/>
+      <w:pPr>
+        <w:tabs>
+          <w:tab w:val="num" w:pos="2880"/>
+        </w:tabs>
+        <w:ind w:left="2880" w:hanging="360"/>
+      </w:pPr>
+    </w:lvl>
+    <w:lvl w:ilvl="4" w:tentative="1">
+      <w:start w:val="1"/>
+      <w:numFmt w:val="decimal"/>
+      <w:lvlText w:val="%5."/>
+      <w:lvlJc w:val="left"/>
+      <w:pPr>
+        <w:tabs>
+          <w:tab w:val="num" w:pos="3600"/>
+        </w:tabs>
+        <w:ind w:left="3600" w:hanging="360"/>
+      </w:pPr>
+    </w:lvl>
+    <w:lvl w:ilvl="5" w:tentative="1">
+      <w:start w:val="1"/>
+      <w:numFmt w:val="decimal"/>
+      <w:lvlText w:val="%6."/>
+      <w:lvlJc w:val="left"/>
+      <w:pPr>
+        <w:tabs>
+          <w:tab w:val="num" w:pos="4320"/>
+        </w:tabs>
+        <w:ind w:left="4320" w:hanging="360"/>
+      </w:pPr>
+    </w:lvl>
+    <w:lvl w:ilvl="6" w:tentative="1">
+      <w:start w:val="1"/>
+      <w:numFmt w:val="decimal"/>
+      <w:lvlText w:val="%7."/>
+      <w:lvlJc w:val="left"/>
+      <w:pPr>
+        <w:tabs>
+          <w:tab w:val="num" w:pos="5040"/>
+        </w:tabs>
+        <w:ind w:left="5040" w:hanging="360"/>
+      </w:pPr>
+    </w:lvl>
+    <w:lvl w:ilvl="7" w:tentative="1">
+      <w:start w:val="1"/>
+      <w:numFmt w:val="decimal"/>
+      <w:lvlText w:val="%8."/>
+      <w:lvlJc w:val="left"/>
+      <w:pPr>
+        <w:tabs>
+          <w:tab w:val="num" w:pos="5760"/>
+        </w:tabs>
+        <w:ind w:left="5760" w:hanging="360"/>
+      </w:pPr>
+    </w:lvl>
+    <w:lvl w:ilvl="8" w:tentative="1">
+      <w:start w:val="1"/>
+      <w:numFmt w:val="decimal"/>
+      <w:lvlText w:val="%9."/>
+      <w:lvlJc w:val="left"/>
+      <w:pPr>
+        <w:tabs>
+          <w:tab w:val="num" w:pos="6480"/>
+        </w:tabs>
+        <w:ind w:left="6480" w:hanging="360"/>
+      </w:pPr>
+    </w:lvl>
+  </w:abstractNum>
+  <w:abstractNum w:abstractNumId="22" w15:restartNumberingAfterBreak="0">
     <w:nsid w:val="5E942AA3"/>
     <w:multiLevelType w:val="multilevel"/>
     <w:tmpl w:val="C79C4726"/>
@@ -4062,7 +4573,7 @@
       </w:rPr>
     </w:lvl>
   </w:abstractNum>
-  <w:abstractNum w:abstractNumId="10" w15:restartNumberingAfterBreak="0">
+  <w:abstractNum w:abstractNumId="23" w15:restartNumberingAfterBreak="0">
     <w:nsid w:val="6E8709A0"/>
     <w:multiLevelType w:val="multilevel"/>
     <w:tmpl w:val="040CA1F0"/>
@@ -4211,38 +4722,229 @@
       </w:rPr>
     </w:lvl>
   </w:abstractNum>
+  <w:abstractNum w:abstractNumId="24" w15:restartNumberingAfterBreak="0">
+    <w:nsid w:val="706A5B98"/>
+    <w:multiLevelType w:val="multilevel"/>
+    <w:tmpl w:val="58B2F5A2"/>
+    <w:lvl w:ilvl="0">
+      <w:start w:val="1"/>
+      <w:numFmt w:val="bullet"/>
+      <w:lvlText w:val=""/>
+      <w:lvlJc w:val="left"/>
+      <w:pPr>
+        <w:tabs>
+          <w:tab w:val="num" w:pos="720"/>
+        </w:tabs>
+        <w:ind w:left="720" w:hanging="360"/>
+      </w:pPr>
+      <w:rPr>
+        <w:rFonts w:ascii="Symbol" w:hAnsi="Symbol" w:hint="default"/>
+        <w:sz w:val="20"/>
+      </w:rPr>
+    </w:lvl>
+    <w:lvl w:ilvl="1" w:tentative="1">
+      <w:start w:val="1"/>
+      <w:numFmt w:val="bullet"/>
+      <w:lvlText w:val="o"/>
+      <w:lvlJc w:val="left"/>
+      <w:pPr>
+        <w:tabs>
+          <w:tab w:val="num" w:pos="1440"/>
+        </w:tabs>
+        <w:ind w:left="1440" w:hanging="360"/>
+      </w:pPr>
+      <w:rPr>
+        <w:rFonts w:ascii="Courier New" w:hAnsi="Courier New" w:hint="default"/>
+        <w:sz w:val="20"/>
+      </w:rPr>
+    </w:lvl>
+    <w:lvl w:ilvl="2" w:tentative="1">
+      <w:start w:val="1"/>
+      <w:numFmt w:val="bullet"/>
+      <w:lvlText w:val=""/>
+      <w:lvlJc w:val="left"/>
+      <w:pPr>
+        <w:tabs>
+          <w:tab w:val="num" w:pos="2160"/>
+        </w:tabs>
+        <w:ind w:left="2160" w:hanging="360"/>
+      </w:pPr>
+      <w:rPr>
+        <w:rFonts w:ascii="Wingdings" w:hAnsi="Wingdings" w:hint="default"/>
+        <w:sz w:val="20"/>
+      </w:rPr>
+    </w:lvl>
+    <w:lvl w:ilvl="3" w:tentative="1">
+      <w:start w:val="1"/>
+      <w:numFmt w:val="bullet"/>
+      <w:lvlText w:val=""/>
+      <w:lvlJc w:val="left"/>
+      <w:pPr>
+        <w:tabs>
+          <w:tab w:val="num" w:pos="2880"/>
+        </w:tabs>
+        <w:ind w:left="2880" w:hanging="360"/>
+      </w:pPr>
+      <w:rPr>
+        <w:rFonts w:ascii="Wingdings" w:hAnsi="Wingdings" w:hint="default"/>
+        <w:sz w:val="20"/>
+      </w:rPr>
+    </w:lvl>
+    <w:lvl w:ilvl="4" w:tentative="1">
+      <w:start w:val="1"/>
+      <w:numFmt w:val="bullet"/>
+      <w:lvlText w:val=""/>
+      <w:lvlJc w:val="left"/>
+      <w:pPr>
+        <w:tabs>
+          <w:tab w:val="num" w:pos="3600"/>
+        </w:tabs>
+        <w:ind w:left="3600" w:hanging="360"/>
+      </w:pPr>
+      <w:rPr>
+        <w:rFonts w:ascii="Wingdings" w:hAnsi="Wingdings" w:hint="default"/>
+        <w:sz w:val="20"/>
+      </w:rPr>
+    </w:lvl>
+    <w:lvl w:ilvl="5" w:tentative="1">
+      <w:start w:val="1"/>
+      <w:numFmt w:val="bullet"/>
+      <w:lvlText w:val=""/>
+      <w:lvlJc w:val="left"/>
+      <w:pPr>
+        <w:tabs>
+          <w:tab w:val="num" w:pos="4320"/>
+        </w:tabs>
+        <w:ind w:left="4320" w:hanging="360"/>
+      </w:pPr>
+      <w:rPr>
+        <w:rFonts w:ascii="Wingdings" w:hAnsi="Wingdings" w:hint="default"/>
+        <w:sz w:val="20"/>
+      </w:rPr>
+    </w:lvl>
+    <w:lvl w:ilvl="6" w:tentative="1">
+      <w:start w:val="1"/>
+      <w:numFmt w:val="bullet"/>
+      <w:lvlText w:val=""/>
+      <w:lvlJc w:val="left"/>
+      <w:pPr>
+        <w:tabs>
+          <w:tab w:val="num" w:pos="5040"/>
+        </w:tabs>
+        <w:ind w:left="5040" w:hanging="360"/>
+      </w:pPr>
+      <w:rPr>
+        <w:rFonts w:ascii="Wingdings" w:hAnsi="Wingdings" w:hint="default"/>
+        <w:sz w:val="20"/>
+      </w:rPr>
+    </w:lvl>
+    <w:lvl w:ilvl="7" w:tentative="1">
+      <w:start w:val="1"/>
+      <w:numFmt w:val="bullet"/>
+      <w:lvlText w:val=""/>
+      <w:lvlJc w:val="left"/>
+      <w:pPr>
+        <w:tabs>
+          <w:tab w:val="num" w:pos="5760"/>
+        </w:tabs>
+        <w:ind w:left="5760" w:hanging="360"/>
+      </w:pPr>
+      <w:rPr>
+        <w:rFonts w:ascii="Wingdings" w:hAnsi="Wingdings" w:hint="default"/>
+        <w:sz w:val="20"/>
+      </w:rPr>
+    </w:lvl>
+    <w:lvl w:ilvl="8" w:tentative="1">
+      <w:start w:val="1"/>
+      <w:numFmt w:val="bullet"/>
+      <w:lvlText w:val=""/>
+      <w:lvlJc w:val="left"/>
+      <w:pPr>
+        <w:tabs>
+          <w:tab w:val="num" w:pos="6480"/>
+        </w:tabs>
+        <w:ind w:left="6480" w:hanging="360"/>
+      </w:pPr>
+      <w:rPr>
+        <w:rFonts w:ascii="Wingdings" w:hAnsi="Wingdings" w:hint="default"/>
+        <w:sz w:val="20"/>
+      </w:rPr>
+    </w:lvl>
+  </w:abstractNum>
   <w:num w:numId="1" w16cid:durableId="1918979758">
+    <w:abstractNumId w:val="3"/>
+  </w:num>
+  <w:num w:numId="2" w16cid:durableId="1022559873">
+    <w:abstractNumId w:val="6"/>
+  </w:num>
+  <w:num w:numId="3" w16cid:durableId="2084791545">
+    <w:abstractNumId w:val="10"/>
+  </w:num>
+  <w:num w:numId="4" w16cid:durableId="250546807">
+    <w:abstractNumId w:val="23"/>
+  </w:num>
+  <w:num w:numId="5" w16cid:durableId="795149300">
+    <w:abstractNumId w:val="5"/>
+  </w:num>
+  <w:num w:numId="6" w16cid:durableId="93329377">
+    <w:abstractNumId w:val="22"/>
+  </w:num>
+  <w:num w:numId="7" w16cid:durableId="453258994">
+    <w:abstractNumId w:val="16"/>
+  </w:num>
+  <w:num w:numId="8" w16cid:durableId="1173378335">
+    <w:abstractNumId w:val="12"/>
+  </w:num>
+  <w:num w:numId="9" w16cid:durableId="1939018390">
+    <w:abstractNumId w:val="18"/>
+  </w:num>
+  <w:num w:numId="10" w16cid:durableId="638146272">
+    <w:abstractNumId w:val="15"/>
+  </w:num>
+  <w:num w:numId="11" w16cid:durableId="476264515">
+    <w:abstractNumId w:val="2"/>
+  </w:num>
+  <w:num w:numId="12" w16cid:durableId="1023946353">
+    <w:abstractNumId w:val="21"/>
+  </w:num>
+  <w:num w:numId="13" w16cid:durableId="1344164528">
+    <w:abstractNumId w:val="17"/>
+  </w:num>
+  <w:num w:numId="14" w16cid:durableId="1423724676">
+    <w:abstractNumId w:val="9"/>
+  </w:num>
+  <w:num w:numId="15" w16cid:durableId="546916622">
+    <w:abstractNumId w:val="8"/>
+  </w:num>
+  <w:num w:numId="16" w16cid:durableId="900092139">
+    <w:abstractNumId w:val="19"/>
+  </w:num>
+  <w:num w:numId="17" w16cid:durableId="560211647">
+    <w:abstractNumId w:val="0"/>
+  </w:num>
+  <w:num w:numId="18" w16cid:durableId="1520243724">
+    <w:abstractNumId w:val="7"/>
+  </w:num>
+  <w:num w:numId="19" w16cid:durableId="914978604">
+    <w:abstractNumId w:val="14"/>
+  </w:num>
+  <w:num w:numId="20" w16cid:durableId="2022971426">
+    <w:abstractNumId w:val="11"/>
+  </w:num>
+  <w:num w:numId="21" w16cid:durableId="310600049">
     <w:abstractNumId w:val="1"/>
   </w:num>
-  <w:num w:numId="2" w16cid:durableId="1022559873">
-    <w:abstractNumId w:val="3"/>
+  <w:num w:numId="22" w16cid:durableId="70852723">
+    <w:abstractNumId w:val="24"/>
   </w:num>
-  <w:num w:numId="3" w16cid:durableId="2084791545">
+  <w:num w:numId="23" w16cid:durableId="887650003">
     <w:abstractNumId w:val="4"/>
   </w:num>
-  <w:num w:numId="4" w16cid:durableId="250546807">
-    <w:abstractNumId w:val="10"/>
+  <w:num w:numId="24" w16cid:durableId="554855435">
+    <w:abstractNumId w:val="20"/>
   </w:num>
-  <w:num w:numId="5" w16cid:durableId="795149300">
-    <w:abstractNumId w:val="2"/>
-  </w:num>
-  <w:num w:numId="6" w16cid:durableId="93329377">
-    <w:abstractNumId w:val="9"/>
-  </w:num>
-  <w:num w:numId="7" w16cid:durableId="453258994">
-    <w:abstractNumId w:val="7"/>
-  </w:num>
-  <w:num w:numId="8" w16cid:durableId="1173378335">
-    <w:abstractNumId w:val="5"/>
-  </w:num>
-  <w:num w:numId="9" w16cid:durableId="1939018390">
-    <w:abstractNumId w:val="8"/>
-  </w:num>
-  <w:num w:numId="10" w16cid:durableId="638146272">
-    <w:abstractNumId w:val="6"/>
-  </w:num>
-  <w:num w:numId="11" w16cid:durableId="476264515">
-    <w:abstractNumId w:val="0"/>
+  <w:num w:numId="25" w16cid:durableId="949891920">
+    <w:abstractNumId w:val="13"/>
   </w:num>
 </w:numbering>
 </file>
@@ -5222,6 +5924,28 @@
       <w:shd w:val="clear" w:color="auto" w:fill="E1DFDD"/>
     </w:rPr>
   </w:style>
+  <w:style w:type="numbering" w:customStyle="1" w:styleId="CurrentList1">
+    <w:name w:val="Current List1"/>
+    <w:uiPriority w:val="99"/>
+    <w:rsid w:val="00251A40"/>
+    <w:pPr>
+      <w:numPr>
+        <w:numId w:val="13"/>
+      </w:numPr>
+    </w:pPr>
+  </w:style>
+  <w:style w:type="character" w:styleId="FollowedHyperlink">
+    <w:name w:val="FollowedHyperlink"/>
+    <w:basedOn w:val="DefaultParagraphFont"/>
+    <w:uiPriority w:val="99"/>
+    <w:semiHidden/>
+    <w:unhideWhenUsed/>
+    <w:rsid w:val="00251A40"/>
+    <w:rPr>
+      <w:color w:val="96607D" w:themeColor="followedHyperlink"/>
+      <w:u w:val="single"/>
+    </w:rPr>
+  </w:style>
 </w:styles>
 </file>
 
